--- a/docs/developpement/phases/word/PHASE_30_FIDELITE_A_LA_CAISSE_CODE_PROMO_ET_POINTS_DANS_LE_TICKET_SCELLE.docx
+++ b/docs/developpement/phases/word/PHASE_30_FIDELITE_A_LA_CAISSE_CODE_PROMO_ET_POINTS_DANS_LE_TICKET_SCELLE.docx
@@ -20,7 +20,7 @@
       <w:r>
         <w:t xml:space="preserve">FlaiX Expert · dossier de développement · généré le 2026-10-04 depuis le dépôt </w:t>
       </w:r>
-      <w:hyperlink w:history="1" r:id="rIdfjcm_9ziaakre8amrls-q">
+      <w:hyperlink w:history="1" r:id="rIdyoswas93xypef-fef0beh">
         <w:r>
           <w:rPr>
             <w:rStyle w:val="Hyperlink"/>
@@ -680,7 +680,7 @@
           <w:numId w:val="2"/>
         </w:numPr>
       </w:pPr>
-      <w:hyperlink w:history="1" r:id="rIdw9pwcqgd2yfwtlge2iw85">
+      <w:hyperlink w:history="1" r:id="rIdtdpyhaifklv7mwecpvcqd">
         <w:r>
           <w:rPr>
             <w:rStyle w:val="Hyperlink"/>
@@ -700,7 +700,7 @@
           <w:numId w:val="2"/>
         </w:numPr>
       </w:pPr>
-      <w:hyperlink w:history="1" r:id="rIdfioni_ms-rugqjtjz8l1b">
+      <w:hyperlink w:history="1" r:id="rId7jsaloa2jvydstgpa4gry">
         <w:r>
           <w:rPr>
             <w:rStyle w:val="Hyperlink"/>
@@ -748,7 +748,7 @@
       <w:r>
         <w:t xml:space="preserve"> — créé — </w:t>
       </w:r>
-      <w:hyperlink w:history="1" r:id="rIdgjnzsa853ex72isu74pyj">
+      <w:hyperlink w:history="1" r:id="rIdc7m7bnpf21utg0eyjafsp">
         <w:r>
           <w:rPr>
             <w:rStyle w:val="Hyperlink"/>
@@ -785,7 +785,7 @@
       <w:r>
         <w:t xml:space="preserve"> — créé — </w:t>
       </w:r>
-      <w:hyperlink w:history="1" r:id="rIdcegjmhemy5mupx0a74y2g">
+      <w:hyperlink w:history="1" r:id="rIdwspfna6euz0bqwxonppds">
         <w:r>
           <w:rPr>
             <w:rStyle w:val="Hyperlink"/>
@@ -814,7 +814,7 @@
       <w:r>
         <w:t xml:space="preserve"> — créé — </w:t>
       </w:r>
-      <w:hyperlink w:history="1" r:id="rIdyrlxwthlp5rgve4begrgc">
+      <w:hyperlink w:history="1" r:id="rIdb5kzklzmipa-qaj8k7kb3">
         <w:r>
           <w:rPr>
             <w:rStyle w:val="Hyperlink"/>
@@ -851,7 +851,7 @@
       <w:r>
         <w:t xml:space="preserve"> — modifié — </w:t>
       </w:r>
-      <w:hyperlink w:history="1" r:id="rId4ba2hhnh4mpm8mhmhjf9n">
+      <w:hyperlink w:history="1" r:id="rIdvjksbouu3uiqpb_cb1leb">
         <w:r>
           <w:rPr>
             <w:rStyle w:val="Hyperlink"/>
@@ -880,7 +880,7 @@
       <w:r>
         <w:t xml:space="preserve"> — modifié — </w:t>
       </w:r>
-      <w:hyperlink w:history="1" r:id="rIdqfri4sty2t6e0gv217zpf">
+      <w:hyperlink w:history="1" r:id="rIdjufder68kjkgfejh4f3qy">
         <w:r>
           <w:rPr>
             <w:rStyle w:val="Hyperlink"/>
@@ -909,7 +909,7 @@
       <w:r>
         <w:t xml:space="preserve"> — modifié — </w:t>
       </w:r>
-      <w:hyperlink w:history="1" r:id="rIdzramqohd2c1qozkhhw45z">
+      <w:hyperlink w:history="1" r:id="rId9vlwqg_rmhldwan9obrpa">
         <w:r>
           <w:rPr>
             <w:rStyle w:val="Hyperlink"/>
@@ -938,7 +938,7 @@
       <w:r>
         <w:t xml:space="preserve"> — modifié — </w:t>
       </w:r>
-      <w:hyperlink w:history="1" r:id="rIdmyz1pllzzhzirgubpqiho">
+      <w:hyperlink w:history="1" r:id="rId1xs3qpzi_bg38o4hloep7">
         <w:r>
           <w:rPr>
             <w:rStyle w:val="Hyperlink"/>
@@ -975,7 +975,7 @@
       <w:r>
         <w:t xml:space="preserve"> — modifié — </w:t>
       </w:r>
-      <w:hyperlink w:history="1" r:id="rIdrekgqip0esyn51f3abnly">
+      <w:hyperlink w:history="1" r:id="rIdkdm0jiz5d7k22t0bl2dz1">
         <w:r>
           <w:rPr>
             <w:rStyle w:val="Hyperlink"/>
@@ -1004,7 +1004,7 @@
       <w:r>
         <w:t xml:space="preserve"> — créé — </w:t>
       </w:r>
-      <w:hyperlink w:history="1" r:id="rIdn6rntuuzkirgawvqyptea">
+      <w:hyperlink w:history="1" r:id="rIdhwaacbnftqnywrgyist06">
         <w:r>
           <w:rPr>
             <w:rStyle w:val="Hyperlink"/>
@@ -1033,7 +1033,7 @@
       <w:r>
         <w:t xml:space="preserve"> — modifié — </w:t>
       </w:r>
-      <w:hyperlink w:history="1" r:id="rIdijsmuldix7aziuhkbfunr">
+      <w:hyperlink w:history="1" r:id="rIdnvbzkm_bms5vwil4jejjf">
         <w:r>
           <w:rPr>
             <w:rStyle w:val="Hyperlink"/>
@@ -1062,7 +1062,7 @@
       <w:r>
         <w:t xml:space="preserve"> — modifié — </w:t>
       </w:r>
-      <w:hyperlink w:history="1" r:id="rIdg_lbmyzz36sypdkhcha5i">
+      <w:hyperlink w:history="1" r:id="rIdyai9yukedpz0zilouaxps">
         <w:r>
           <w:rPr>
             <w:rStyle w:val="Hyperlink"/>
@@ -1091,7 +1091,7 @@
       <w:r>
         <w:t xml:space="preserve"> — modifié — </w:t>
       </w:r>
-      <w:hyperlink w:history="1" r:id="rIdkurjuvxligxyujra8oqrq">
+      <w:hyperlink w:history="1" r:id="rIdqtb-lrpwsb3bb1lngd-lb">
         <w:r>
           <w:rPr>
             <w:rStyle w:val="Hyperlink"/>
@@ -1128,7 +1128,7 @@
       <w:r>
         <w:t xml:space="preserve"> — modifié — </w:t>
       </w:r>
-      <w:hyperlink w:history="1" r:id="rIdacg58hn2tbbkmh8hx1_zh">
+      <w:hyperlink w:history="1" r:id="rIdeevh4cnjwjmtrhzuh-tkx">
         <w:r>
           <w:rPr>
             <w:rStyle w:val="Hyperlink"/>
@@ -1157,7 +1157,7 @@
       <w:r>
         <w:t xml:space="preserve"> — créé — </w:t>
       </w:r>
-      <w:hyperlink w:history="1" r:id="rIdeyk_ul7zky_ec9w14jq7w">
+      <w:hyperlink w:history="1" r:id="rId0bsajpdiwi9rdkzvmk362">
         <w:r>
           <w:rPr>
             <w:rStyle w:val="Hyperlink"/>
@@ -1186,7 +1186,7 @@
       <w:r>
         <w:t xml:space="preserve"> — modifié — </w:t>
       </w:r>
-      <w:hyperlink w:history="1" r:id="rIdvvdtklpynspmttf-bqavs">
+      <w:hyperlink w:history="1" r:id="rIdoh3vyb2azwoab-o6e9gfk">
         <w:r>
           <w:rPr>
             <w:rStyle w:val="Hyperlink"/>
@@ -1215,7 +1215,7 @@
       <w:r>
         <w:t xml:space="preserve"> — modifié — </w:t>
       </w:r>
-      <w:hyperlink w:history="1" r:id="rIdubgpn5c_6y_mnp7kviqiv">
+      <w:hyperlink w:history="1" r:id="rIda8xfyp_g3jyrdnfalkqtw">
         <w:r>
           <w:rPr>
             <w:rStyle w:val="Hyperlink"/>
@@ -1244,7 +1244,7 @@
       <w:r>
         <w:t xml:space="preserve"> — modifié — </w:t>
       </w:r>
-      <w:hyperlink w:history="1" r:id="rIdys4wwjqnal6cbibtfe2d5">
+      <w:hyperlink w:history="1" r:id="rId69biil6d5jmzuwy7ojt-s">
         <w:r>
           <w:rPr>
             <w:rStyle w:val="Hyperlink"/>
@@ -1281,7 +1281,7 @@
       <w:r>
         <w:t xml:space="preserve"> — modifié — </w:t>
       </w:r>
-      <w:hyperlink w:history="1" r:id="rId4obfxdmoww48mcg6mq8b9">
+      <w:hyperlink w:history="1" r:id="rIdrfxiytbeaaqum2xn-6xny">
         <w:r>
           <w:rPr>
             <w:rStyle w:val="Hyperlink"/>
@@ -1318,7 +1318,7 @@
       <w:r>
         <w:t xml:space="preserve"> — modifié — </w:t>
       </w:r>
-      <w:hyperlink w:history="1" r:id="rId9odd96gnuse7dxyzx5cii">
+      <w:hyperlink w:history="1" r:id="rIddqddljae5t9tpddmt4aa4">
         <w:r>
           <w:rPr>
             <w:rStyle w:val="Hyperlink"/>
@@ -1347,7 +1347,7 @@
       <w:r>
         <w:t xml:space="preserve"> — modifié — </w:t>
       </w:r>
-      <w:hyperlink w:history="1" r:id="rId1cp9f41ylibcplae09f0d">
+      <w:hyperlink w:history="1" r:id="rIdsvsbpsbyzue19c2i0emnw">
         <w:r>
           <w:rPr>
             <w:rStyle w:val="Hyperlink"/>
@@ -1376,7 +1376,7 @@
       <w:r>
         <w:t xml:space="preserve"> — modifié — </w:t>
       </w:r>
-      <w:hyperlink w:history="1" r:id="rId8fz47uqpubdiiymx96qxm">
+      <w:hyperlink w:history="1" r:id="rIdltfurfmkehnw2pco_qb_7">
         <w:r>
           <w:rPr>
             <w:rStyle w:val="Hyperlink"/>
@@ -1405,7 +1405,7 @@
       <w:r>
         <w:t xml:space="preserve"> — modifié — </w:t>
       </w:r>
-      <w:hyperlink w:history="1" r:id="rId4rcnxylxayjmh1wz6emgo">
+      <w:hyperlink w:history="1" r:id="rIdzy3wrwk81kqqgiiouowzh">
         <w:r>
           <w:rPr>
             <w:rStyle w:val="Hyperlink"/>
@@ -1434,7 +1434,7 @@
       <w:r>
         <w:t xml:space="preserve"> — modifié — </w:t>
       </w:r>
-      <w:hyperlink w:history="1" r:id="rIdjgcpxcreiob9pvhdizzmz">
+      <w:hyperlink w:history="1" r:id="rIdyuzizdtyhgn1bhziok73y">
         <w:r>
           <w:rPr>
             <w:rStyle w:val="Hyperlink"/>

--- a/docs/developpement/phases/word/PHASE_30_FIDELITE_A_LA_CAISSE_CODE_PROMO_ET_POINTS_DANS_LE_TICKET_SCELLE.docx
+++ b/docs/developpement/phases/word/PHASE_30_FIDELITE_A_LA_CAISSE_CODE_PROMO_ET_POINTS_DANS_LE_TICKET_SCELLE.docx
@@ -20,7 +20,7 @@
       <w:r>
         <w:t xml:space="preserve">FlaiX Expert · dossier de développement · généré le 2026-10-04 depuis le dépôt </w:t>
       </w:r>
-      <w:hyperlink w:history="1" r:id="rIdyoswas93xypef-fef0beh">
+      <w:hyperlink w:history="1" r:id="rIdjcq2cxf8zcjll-d1dev9-">
         <w:r>
           <w:rPr>
             <w:rStyle w:val="Hyperlink"/>
@@ -680,7 +680,7 @@
           <w:numId w:val="2"/>
         </w:numPr>
       </w:pPr>
-      <w:hyperlink w:history="1" r:id="rIdtdpyhaifklv7mwecpvcqd">
+      <w:hyperlink w:history="1" r:id="rIdi7qs9gr--epuq2_up63jm">
         <w:r>
           <w:rPr>
             <w:rStyle w:val="Hyperlink"/>
@@ -700,7 +700,7 @@
           <w:numId w:val="2"/>
         </w:numPr>
       </w:pPr>
-      <w:hyperlink w:history="1" r:id="rId7jsaloa2jvydstgpa4gry">
+      <w:hyperlink w:history="1" r:id="rIdcwvb3rnkkefetpkgpsd11">
         <w:r>
           <w:rPr>
             <w:rStyle w:val="Hyperlink"/>
@@ -748,7 +748,7 @@
       <w:r>
         <w:t xml:space="preserve"> — créé — </w:t>
       </w:r>
-      <w:hyperlink w:history="1" r:id="rIdc7m7bnpf21utg0eyjafsp">
+      <w:hyperlink w:history="1" r:id="rIdimk8glpfag65stolvzzbe">
         <w:r>
           <w:rPr>
             <w:rStyle w:val="Hyperlink"/>
@@ -785,7 +785,7 @@
       <w:r>
         <w:t xml:space="preserve"> — créé — </w:t>
       </w:r>
-      <w:hyperlink w:history="1" r:id="rIdwspfna6euz0bqwxonppds">
+      <w:hyperlink w:history="1" r:id="rIdpcufbkyy6rv9ey1rxl_nf">
         <w:r>
           <w:rPr>
             <w:rStyle w:val="Hyperlink"/>
@@ -814,7 +814,7 @@
       <w:r>
         <w:t xml:space="preserve"> — créé — </w:t>
       </w:r>
-      <w:hyperlink w:history="1" r:id="rIdb5kzklzmipa-qaj8k7kb3">
+      <w:hyperlink w:history="1" r:id="rIdwrm8ewcadnnpga45zttdb">
         <w:r>
           <w:rPr>
             <w:rStyle w:val="Hyperlink"/>
@@ -851,7 +851,7 @@
       <w:r>
         <w:t xml:space="preserve"> — modifié — </w:t>
       </w:r>
-      <w:hyperlink w:history="1" r:id="rIdvjksbouu3uiqpb_cb1leb">
+      <w:hyperlink w:history="1" r:id="rIdlufanvgopmoql_uxyyjk9">
         <w:r>
           <w:rPr>
             <w:rStyle w:val="Hyperlink"/>
@@ -880,7 +880,7 @@
       <w:r>
         <w:t xml:space="preserve"> — modifié — </w:t>
       </w:r>
-      <w:hyperlink w:history="1" r:id="rIdjufder68kjkgfejh4f3qy">
+      <w:hyperlink w:history="1" r:id="rIdclawcdvq4yplqnkm6ae2i">
         <w:r>
           <w:rPr>
             <w:rStyle w:val="Hyperlink"/>
@@ -909,7 +909,7 @@
       <w:r>
         <w:t xml:space="preserve"> — modifié — </w:t>
       </w:r>
-      <w:hyperlink w:history="1" r:id="rId9vlwqg_rmhldwan9obrpa">
+      <w:hyperlink w:history="1" r:id="rIdynnlvxwcpnt5cjhkti3tv">
         <w:r>
           <w:rPr>
             <w:rStyle w:val="Hyperlink"/>
@@ -938,7 +938,7 @@
       <w:r>
         <w:t xml:space="preserve"> — modifié — </w:t>
       </w:r>
-      <w:hyperlink w:history="1" r:id="rId1xs3qpzi_bg38o4hloep7">
+      <w:hyperlink w:history="1" r:id="rIdugpfjucoodjezejikw0zg">
         <w:r>
           <w:rPr>
             <w:rStyle w:val="Hyperlink"/>
@@ -975,7 +975,7 @@
       <w:r>
         <w:t xml:space="preserve"> — modifié — </w:t>
       </w:r>
-      <w:hyperlink w:history="1" r:id="rIdkdm0jiz5d7k22t0bl2dz1">
+      <w:hyperlink w:history="1" r:id="rIdgucsgytg0eumef2brsihc">
         <w:r>
           <w:rPr>
             <w:rStyle w:val="Hyperlink"/>
@@ -1004,7 +1004,7 @@
       <w:r>
         <w:t xml:space="preserve"> — créé — </w:t>
       </w:r>
-      <w:hyperlink w:history="1" r:id="rIdhwaacbnftqnywrgyist06">
+      <w:hyperlink w:history="1" r:id="rIdexrt2o9aiiailtirlcgsl">
         <w:r>
           <w:rPr>
             <w:rStyle w:val="Hyperlink"/>
@@ -1033,7 +1033,7 @@
       <w:r>
         <w:t xml:space="preserve"> — modifié — </w:t>
       </w:r>
-      <w:hyperlink w:history="1" r:id="rIdnvbzkm_bms5vwil4jejjf">
+      <w:hyperlink w:history="1" r:id="rIdnmk_hfeoxfidphi838ut8">
         <w:r>
           <w:rPr>
             <w:rStyle w:val="Hyperlink"/>
@@ -1062,7 +1062,7 @@
       <w:r>
         <w:t xml:space="preserve"> — modifié — </w:t>
       </w:r>
-      <w:hyperlink w:history="1" r:id="rIdyai9yukedpz0zilouaxps">
+      <w:hyperlink w:history="1" r:id="rIdolji57w5ucmpp-ixrawmg">
         <w:r>
           <w:rPr>
             <w:rStyle w:val="Hyperlink"/>
@@ -1091,7 +1091,7 @@
       <w:r>
         <w:t xml:space="preserve"> — modifié — </w:t>
       </w:r>
-      <w:hyperlink w:history="1" r:id="rIdqtb-lrpwsb3bb1lngd-lb">
+      <w:hyperlink w:history="1" r:id="rIdcavrfoe7c1m3kaj91-enb">
         <w:r>
           <w:rPr>
             <w:rStyle w:val="Hyperlink"/>
@@ -1128,7 +1128,7 @@
       <w:r>
         <w:t xml:space="preserve"> — modifié — </w:t>
       </w:r>
-      <w:hyperlink w:history="1" r:id="rIdeevh4cnjwjmtrhzuh-tkx">
+      <w:hyperlink w:history="1" r:id="rId5znzkfoxi0ihvdyjirrfj">
         <w:r>
           <w:rPr>
             <w:rStyle w:val="Hyperlink"/>
@@ -1157,7 +1157,7 @@
       <w:r>
         <w:t xml:space="preserve"> — créé — </w:t>
       </w:r>
-      <w:hyperlink w:history="1" r:id="rId0bsajpdiwi9rdkzvmk362">
+      <w:hyperlink w:history="1" r:id="rIdfyd3kg8bmdqsutorhfimy">
         <w:r>
           <w:rPr>
             <w:rStyle w:val="Hyperlink"/>
@@ -1186,7 +1186,7 @@
       <w:r>
         <w:t xml:space="preserve"> — modifié — </w:t>
       </w:r>
-      <w:hyperlink w:history="1" r:id="rIdoh3vyb2azwoab-o6e9gfk">
+      <w:hyperlink w:history="1" r:id="rIdnubrr4h2hztwdraojq55q">
         <w:r>
           <w:rPr>
             <w:rStyle w:val="Hyperlink"/>
@@ -1215,7 +1215,7 @@
       <w:r>
         <w:t xml:space="preserve"> — modifié — </w:t>
       </w:r>
-      <w:hyperlink w:history="1" r:id="rIda8xfyp_g3jyrdnfalkqtw">
+      <w:hyperlink w:history="1" r:id="rIdzylaovnpp1j_3cz6guhgv">
         <w:r>
           <w:rPr>
             <w:rStyle w:val="Hyperlink"/>
@@ -1244,7 +1244,7 @@
       <w:r>
         <w:t xml:space="preserve"> — modifié — </w:t>
       </w:r>
-      <w:hyperlink w:history="1" r:id="rId69biil6d5jmzuwy7ojt-s">
+      <w:hyperlink w:history="1" r:id="rIdapjjjvdkb7jantnevbdww">
         <w:r>
           <w:rPr>
             <w:rStyle w:val="Hyperlink"/>
@@ -1281,7 +1281,7 @@
       <w:r>
         <w:t xml:space="preserve"> — modifié — </w:t>
       </w:r>
-      <w:hyperlink w:history="1" r:id="rIdrfxiytbeaaqum2xn-6xny">
+      <w:hyperlink w:history="1" r:id="rId307pl7jhananxydcablem">
         <w:r>
           <w:rPr>
             <w:rStyle w:val="Hyperlink"/>
@@ -1318,7 +1318,7 @@
       <w:r>
         <w:t xml:space="preserve"> — modifié — </w:t>
       </w:r>
-      <w:hyperlink w:history="1" r:id="rIddqddljae5t9tpddmt4aa4">
+      <w:hyperlink w:history="1" r:id="rIdd8_p5kiiwlrsglgqkydji">
         <w:r>
           <w:rPr>
             <w:rStyle w:val="Hyperlink"/>
@@ -1347,7 +1347,7 @@
       <w:r>
         <w:t xml:space="preserve"> — modifié — </w:t>
       </w:r>
-      <w:hyperlink w:history="1" r:id="rIdsvsbpsbyzue19c2i0emnw">
+      <w:hyperlink w:history="1" r:id="rIdzgyp6gr3zwbdlvbudpenl">
         <w:r>
           <w:rPr>
             <w:rStyle w:val="Hyperlink"/>
@@ -1376,7 +1376,7 @@
       <w:r>
         <w:t xml:space="preserve"> — modifié — </w:t>
       </w:r>
-      <w:hyperlink w:history="1" r:id="rIdltfurfmkehnw2pco_qb_7">
+      <w:hyperlink w:history="1" r:id="rIdqikzs9fqaz0gq4wf2azf_">
         <w:r>
           <w:rPr>
             <w:rStyle w:val="Hyperlink"/>
@@ -1405,7 +1405,7 @@
       <w:r>
         <w:t xml:space="preserve"> — modifié — </w:t>
       </w:r>
-      <w:hyperlink w:history="1" r:id="rIdzy3wrwk81kqqgiiouowzh">
+      <w:hyperlink w:history="1" r:id="rIdnddck-vqdisso15ia5p_f">
         <w:r>
           <w:rPr>
             <w:rStyle w:val="Hyperlink"/>
@@ -1434,7 +1434,7 @@
       <w:r>
         <w:t xml:space="preserve"> — modifié — </w:t>
       </w:r>
-      <w:hyperlink w:history="1" r:id="rIdyuzizdtyhgn1bhziok73y">
+      <w:hyperlink w:history="1" r:id="rId_0qwkc0m2jcfrqoye6ir9">
         <w:r>
           <w:rPr>
             <w:rStyle w:val="Hyperlink"/>
@@ -1591,6 +1591,82 @@
       </w:pPr>
       <w:r>
         <w:t xml:space="preserve">[F] la base refuse de supprimer une réservation ou d'en changer le ticket</w:t>
+      </w:r>
+    </w:p>
+    <w:p>
+      <w:pPr>
+        <w:pStyle w:val="ListParagraph"/>
+        <w:numPr>
+          <w:ilvl w:val="0"/>
+          <w:numId w:val="2"/>
+        </w:numPr>
+      </w:pPr>
+      <w:r>
+        <w:rPr>
+          <w:b/>
+          <w:bCs/>
+        </w:rPr>
+        <w:t xml:space="preserve">audit Codex P1-001 : une réservation n'est consommée que si tout concorde</w:t>
+      </w:r>
+    </w:p>
+    <w:p>
+      <w:pPr>
+        <w:pStyle w:val="ListParagraph"/>
+        <w:numPr>
+          <w:ilvl w:val="1"/>
+          <w:numId w:val="2"/>
+        </w:numPr>
+      </w:pPr>
+      <w:r>
+        <w:t xml:space="preserve">200 points réservés, ticket à 100 points : signalé, réservation NON consommée</w:t>
+      </w:r>
+    </w:p>
+    <w:p>
+      <w:pPr>
+        <w:pStyle w:val="ListParagraph"/>
+        <w:numPr>
+          <w:ilvl w:val="1"/>
+          <w:numId w:val="2"/>
+        </w:numPr>
+      </w:pPr>
+      <w:r>
+        <w:t xml:space="preserve">réservation du code A utilisée avec le code B : signalé, l'usage de A n'est pas pris</w:t>
+      </w:r>
+    </w:p>
+    <w:p>
+      <w:pPr>
+        <w:pStyle w:val="ListParagraph"/>
+        <w:numPr>
+          <w:ilvl w:val="1"/>
+          <w:numId w:val="2"/>
+        </w:numPr>
+      </w:pPr>
+      <w:r>
+        <w:t xml:space="preserve">réservation faite sur une autre caisse : signalé, non consommée</w:t>
+      </w:r>
+    </w:p>
+    <w:p>
+      <w:pPr>
+        <w:pStyle w:val="ListParagraph"/>
+        <w:numPr>
+          <w:ilvl w:val="1"/>
+          <w:numId w:val="2"/>
+        </w:numPr>
+      </w:pPr>
+      <w:r>
+        <w:t xml:space="preserve">réservation expirée avant l'heure de la vente : signalé, non consommée</w:t>
+      </w:r>
+    </w:p>
+    <w:p>
+      <w:pPr>
+        <w:pStyle w:val="ListParagraph"/>
+        <w:numPr>
+          <w:ilvl w:val="1"/>
+          <w:numId w:val="2"/>
+        </w:numPr>
+      </w:pPr>
+      <w:r>
+        <w:t xml:space="preserve">tout concorde : la réservation est consommée par ce ticket</w:t>
       </w:r>
     </w:p>
     <w:p>

--- a/docs/developpement/phases/word/PHASE_30_FIDELITE_A_LA_CAISSE_CODE_PROMO_ET_POINTS_DANS_LE_TICKET_SCELLE.docx
+++ b/docs/developpement/phases/word/PHASE_30_FIDELITE_A_LA_CAISSE_CODE_PROMO_ET_POINTS_DANS_LE_TICKET_SCELLE.docx
@@ -20,7 +20,7 @@
       <w:r>
         <w:t xml:space="preserve">FlaiX Expert · dossier de développement · généré le 2026-10-04 depuis le dépôt </w:t>
       </w:r>
-      <w:hyperlink w:history="1" r:id="rIdjcq2cxf8zcjll-d1dev9-">
+      <w:hyperlink w:history="1" r:id="rId3wzachl84mcmkdf4-vypq">
         <w:r>
           <w:rPr>
             <w:rStyle w:val="Hyperlink"/>
@@ -680,7 +680,7 @@
           <w:numId w:val="2"/>
         </w:numPr>
       </w:pPr>
-      <w:hyperlink w:history="1" r:id="rIdi7qs9gr--epuq2_up63jm">
+      <w:hyperlink w:history="1" r:id="rIdlufs6888s7vf3nahhmg4o">
         <w:r>
           <w:rPr>
             <w:rStyle w:val="Hyperlink"/>
@@ -700,7 +700,7 @@
           <w:numId w:val="2"/>
         </w:numPr>
       </w:pPr>
-      <w:hyperlink w:history="1" r:id="rIdcwvb3rnkkefetpkgpsd11">
+      <w:hyperlink w:history="1" r:id="rIdwjs89z7uruox5uwgwj-ls">
         <w:r>
           <w:rPr>
             <w:rStyle w:val="Hyperlink"/>
@@ -748,7 +748,7 @@
       <w:r>
         <w:t xml:space="preserve"> — créé — </w:t>
       </w:r>
-      <w:hyperlink w:history="1" r:id="rIdimk8glpfag65stolvzzbe">
+      <w:hyperlink w:history="1" r:id="rIdkly7lhqwgncciqeiafagg">
         <w:r>
           <w:rPr>
             <w:rStyle w:val="Hyperlink"/>
@@ -785,7 +785,7 @@
       <w:r>
         <w:t xml:space="preserve"> — créé — </w:t>
       </w:r>
-      <w:hyperlink w:history="1" r:id="rIdpcufbkyy6rv9ey1rxl_nf">
+      <w:hyperlink w:history="1" r:id="rIdkalr3mes8ri2i77gygbma">
         <w:r>
           <w:rPr>
             <w:rStyle w:val="Hyperlink"/>
@@ -814,7 +814,7 @@
       <w:r>
         <w:t xml:space="preserve"> — créé — </w:t>
       </w:r>
-      <w:hyperlink w:history="1" r:id="rIdwrm8ewcadnnpga45zttdb">
+      <w:hyperlink w:history="1" r:id="rIdv7prrlqaswlkhhrigtmyy">
         <w:r>
           <w:rPr>
             <w:rStyle w:val="Hyperlink"/>
@@ -851,7 +851,7 @@
       <w:r>
         <w:t xml:space="preserve"> — modifié — </w:t>
       </w:r>
-      <w:hyperlink w:history="1" r:id="rIdlufanvgopmoql_uxyyjk9">
+      <w:hyperlink w:history="1" r:id="rIdgojic_dhw5zps6ce1p-kx">
         <w:r>
           <w:rPr>
             <w:rStyle w:val="Hyperlink"/>
@@ -880,7 +880,7 @@
       <w:r>
         <w:t xml:space="preserve"> — modifié — </w:t>
       </w:r>
-      <w:hyperlink w:history="1" r:id="rIdclawcdvq4yplqnkm6ae2i">
+      <w:hyperlink w:history="1" r:id="rIdaisilrtfoqr9nyn3xbgdg">
         <w:r>
           <w:rPr>
             <w:rStyle w:val="Hyperlink"/>
@@ -909,7 +909,7 @@
       <w:r>
         <w:t xml:space="preserve"> — modifié — </w:t>
       </w:r>
-      <w:hyperlink w:history="1" r:id="rIdynnlvxwcpnt5cjhkti3tv">
+      <w:hyperlink w:history="1" r:id="rId5tocfftqh8kzfamexl-gz">
         <w:r>
           <w:rPr>
             <w:rStyle w:val="Hyperlink"/>
@@ -938,7 +938,7 @@
       <w:r>
         <w:t xml:space="preserve"> — modifié — </w:t>
       </w:r>
-      <w:hyperlink w:history="1" r:id="rIdugpfjucoodjezejikw0zg">
+      <w:hyperlink w:history="1" r:id="rIdxsppda5w0iqz-h8lp3wsj">
         <w:r>
           <w:rPr>
             <w:rStyle w:val="Hyperlink"/>
@@ -975,7 +975,7 @@
       <w:r>
         <w:t xml:space="preserve"> — modifié — </w:t>
       </w:r>
-      <w:hyperlink w:history="1" r:id="rIdgucsgytg0eumef2brsihc">
+      <w:hyperlink w:history="1" r:id="rIdo8y9lx-zlvhdptopavbqn">
         <w:r>
           <w:rPr>
             <w:rStyle w:val="Hyperlink"/>
@@ -1004,7 +1004,7 @@
       <w:r>
         <w:t xml:space="preserve"> — créé — </w:t>
       </w:r>
-      <w:hyperlink w:history="1" r:id="rIdexrt2o9aiiailtirlcgsl">
+      <w:hyperlink w:history="1" r:id="rIdkczdhmhna-c20grrjkqn1">
         <w:r>
           <w:rPr>
             <w:rStyle w:val="Hyperlink"/>
@@ -1033,7 +1033,7 @@
       <w:r>
         <w:t xml:space="preserve"> — modifié — </w:t>
       </w:r>
-      <w:hyperlink w:history="1" r:id="rIdnmk_hfeoxfidphi838ut8">
+      <w:hyperlink w:history="1" r:id="rIdc9kzhmc96gy6vxp1z5uuu">
         <w:r>
           <w:rPr>
             <w:rStyle w:val="Hyperlink"/>
@@ -1062,7 +1062,7 @@
       <w:r>
         <w:t xml:space="preserve"> — modifié — </w:t>
       </w:r>
-      <w:hyperlink w:history="1" r:id="rIdolji57w5ucmpp-ixrawmg">
+      <w:hyperlink w:history="1" r:id="rIdnoutxvvggb5wps00nd2pu">
         <w:r>
           <w:rPr>
             <w:rStyle w:val="Hyperlink"/>
@@ -1091,7 +1091,7 @@
       <w:r>
         <w:t xml:space="preserve"> — modifié — </w:t>
       </w:r>
-      <w:hyperlink w:history="1" r:id="rIdcavrfoe7c1m3kaj91-enb">
+      <w:hyperlink w:history="1" r:id="rIdemjjlz0n5qzaffzdk9cep">
         <w:r>
           <w:rPr>
             <w:rStyle w:val="Hyperlink"/>
@@ -1128,7 +1128,7 @@
       <w:r>
         <w:t xml:space="preserve"> — modifié — </w:t>
       </w:r>
-      <w:hyperlink w:history="1" r:id="rId5znzkfoxi0ihvdyjirrfj">
+      <w:hyperlink w:history="1" r:id="rIdkoqilexhxokmmnfegwsvk">
         <w:r>
           <w:rPr>
             <w:rStyle w:val="Hyperlink"/>
@@ -1157,7 +1157,7 @@
       <w:r>
         <w:t xml:space="preserve"> — créé — </w:t>
       </w:r>
-      <w:hyperlink w:history="1" r:id="rIdfyd3kg8bmdqsutorhfimy">
+      <w:hyperlink w:history="1" r:id="rIdeigyfuhk-zzn9jisuoq_n">
         <w:r>
           <w:rPr>
             <w:rStyle w:val="Hyperlink"/>
@@ -1186,7 +1186,7 @@
       <w:r>
         <w:t xml:space="preserve"> — modifié — </w:t>
       </w:r>
-      <w:hyperlink w:history="1" r:id="rIdnubrr4h2hztwdraojq55q">
+      <w:hyperlink w:history="1" r:id="rIda-qarxa1npgu1ljvyb5ph">
         <w:r>
           <w:rPr>
             <w:rStyle w:val="Hyperlink"/>
@@ -1215,7 +1215,7 @@
       <w:r>
         <w:t xml:space="preserve"> — modifié — </w:t>
       </w:r>
-      <w:hyperlink w:history="1" r:id="rIdzylaovnpp1j_3cz6guhgv">
+      <w:hyperlink w:history="1" r:id="rIddapbtvjowdq7iwcqti2wh">
         <w:r>
           <w:rPr>
             <w:rStyle w:val="Hyperlink"/>
@@ -1244,7 +1244,7 @@
       <w:r>
         <w:t xml:space="preserve"> — modifié — </w:t>
       </w:r>
-      <w:hyperlink w:history="1" r:id="rIdapjjjvdkb7jantnevbdww">
+      <w:hyperlink w:history="1" r:id="rIdwxonyysz6lc0pk5v_ybis">
         <w:r>
           <w:rPr>
             <w:rStyle w:val="Hyperlink"/>
@@ -1281,7 +1281,7 @@
       <w:r>
         <w:t xml:space="preserve"> — modifié — </w:t>
       </w:r>
-      <w:hyperlink w:history="1" r:id="rId307pl7jhananxydcablem">
+      <w:hyperlink w:history="1" r:id="rIdcgykacnqt4jeswrema7f_">
         <w:r>
           <w:rPr>
             <w:rStyle w:val="Hyperlink"/>
@@ -1318,7 +1318,7 @@
       <w:r>
         <w:t xml:space="preserve"> — modifié — </w:t>
       </w:r>
-      <w:hyperlink w:history="1" r:id="rIdd8_p5kiiwlrsglgqkydji">
+      <w:hyperlink w:history="1" r:id="rIdglccirykunjtmj7bhgbrf">
         <w:r>
           <w:rPr>
             <w:rStyle w:val="Hyperlink"/>
@@ -1347,7 +1347,7 @@
       <w:r>
         <w:t xml:space="preserve"> — modifié — </w:t>
       </w:r>
-      <w:hyperlink w:history="1" r:id="rIdzgyp6gr3zwbdlvbudpenl">
+      <w:hyperlink w:history="1" r:id="rIdhf18vwm7vajm7g8g-i7xj">
         <w:r>
           <w:rPr>
             <w:rStyle w:val="Hyperlink"/>
@@ -1376,7 +1376,7 @@
       <w:r>
         <w:t xml:space="preserve"> — modifié — </w:t>
       </w:r>
-      <w:hyperlink w:history="1" r:id="rIdqikzs9fqaz0gq4wf2azf_">
+      <w:hyperlink w:history="1" r:id="rIdygaf682dfenlxhmfuo-3-">
         <w:r>
           <w:rPr>
             <w:rStyle w:val="Hyperlink"/>
@@ -1405,7 +1405,7 @@
       <w:r>
         <w:t xml:space="preserve"> — modifié — </w:t>
       </w:r>
-      <w:hyperlink w:history="1" r:id="rIdnddck-vqdisso15ia5p_f">
+      <w:hyperlink w:history="1" r:id="rIdfsujibkyr_hm46noh0l6q">
         <w:r>
           <w:rPr>
             <w:rStyle w:val="Hyperlink"/>
@@ -1434,7 +1434,7 @@
       <w:r>
         <w:t xml:space="preserve"> — modifié — </w:t>
       </w:r>
-      <w:hyperlink w:history="1" r:id="rId_0qwkc0m2jcfrqoye6ir9">
+      <w:hyperlink w:history="1" r:id="rIdo6kleabbemvxmgmm_bprq">
         <w:r>
           <w:rPr>
             <w:rStyle w:val="Hyperlink"/>

--- a/docs/developpement/phases/word/PHASE_30_FIDELITE_A_LA_CAISSE_CODE_PROMO_ET_POINTS_DANS_LE_TICKET_SCELLE.docx
+++ b/docs/developpement/phases/word/PHASE_30_FIDELITE_A_LA_CAISSE_CODE_PROMO_ET_POINTS_DANS_LE_TICKET_SCELLE.docx
@@ -20,7 +20,7 @@
       <w:r>
         <w:t xml:space="preserve">FlaiX Expert · dossier de développement · généré le 2026-10-04 depuis le dépôt </w:t>
       </w:r>
-      <w:hyperlink w:history="1" r:id="rId3wzachl84mcmkdf4-vypq">
+      <w:hyperlink w:history="1" r:id="rIdxvkfi_dqnd0ex-m--lbuu">
         <w:r>
           <w:rPr>
             <w:rStyle w:val="Hyperlink"/>
@@ -680,7 +680,7 @@
           <w:numId w:val="2"/>
         </w:numPr>
       </w:pPr>
-      <w:hyperlink w:history="1" r:id="rIdlufs6888s7vf3nahhmg4o">
+      <w:hyperlink w:history="1" r:id="rIdfgwpfdfakjoye2tycus1m">
         <w:r>
           <w:rPr>
             <w:rStyle w:val="Hyperlink"/>
@@ -700,7 +700,7 @@
           <w:numId w:val="2"/>
         </w:numPr>
       </w:pPr>
-      <w:hyperlink w:history="1" r:id="rIdwjs89z7uruox5uwgwj-ls">
+      <w:hyperlink w:history="1" r:id="rIdo_y5w2-jxy-jjrx0rabgj">
         <w:r>
           <w:rPr>
             <w:rStyle w:val="Hyperlink"/>
@@ -748,7 +748,7 @@
       <w:r>
         <w:t xml:space="preserve"> — créé — </w:t>
       </w:r>
-      <w:hyperlink w:history="1" r:id="rIdkly7lhqwgncciqeiafagg">
+      <w:hyperlink w:history="1" r:id="rId-r4o2_6izhz5svx6ea1od">
         <w:r>
           <w:rPr>
             <w:rStyle w:val="Hyperlink"/>
@@ -785,7 +785,7 @@
       <w:r>
         <w:t xml:space="preserve"> — créé — </w:t>
       </w:r>
-      <w:hyperlink w:history="1" r:id="rIdkalr3mes8ri2i77gygbma">
+      <w:hyperlink w:history="1" r:id="rIdwxygtfdd7womg4nydbivx">
         <w:r>
           <w:rPr>
             <w:rStyle w:val="Hyperlink"/>
@@ -814,7 +814,7 @@
       <w:r>
         <w:t xml:space="preserve"> — créé — </w:t>
       </w:r>
-      <w:hyperlink w:history="1" r:id="rIdv7prrlqaswlkhhrigtmyy">
+      <w:hyperlink w:history="1" r:id="rIdczsiqnpowg7blvgey5ouq">
         <w:r>
           <w:rPr>
             <w:rStyle w:val="Hyperlink"/>
@@ -851,7 +851,7 @@
       <w:r>
         <w:t xml:space="preserve"> — modifié — </w:t>
       </w:r>
-      <w:hyperlink w:history="1" r:id="rIdgojic_dhw5zps6ce1p-kx">
+      <w:hyperlink w:history="1" r:id="rIdb4b7tk4xpvpc-tmistzcs">
         <w:r>
           <w:rPr>
             <w:rStyle w:val="Hyperlink"/>
@@ -880,7 +880,7 @@
       <w:r>
         <w:t xml:space="preserve"> — modifié — </w:t>
       </w:r>
-      <w:hyperlink w:history="1" r:id="rIdaisilrtfoqr9nyn3xbgdg">
+      <w:hyperlink w:history="1" r:id="rIdpp41adlvm1rscixnwx1m6">
         <w:r>
           <w:rPr>
             <w:rStyle w:val="Hyperlink"/>
@@ -909,7 +909,7 @@
       <w:r>
         <w:t xml:space="preserve"> — modifié — </w:t>
       </w:r>
-      <w:hyperlink w:history="1" r:id="rId5tocfftqh8kzfamexl-gz">
+      <w:hyperlink w:history="1" r:id="rIdkiqvppo0xuehbg5x3kst_">
         <w:r>
           <w:rPr>
             <w:rStyle w:val="Hyperlink"/>
@@ -938,7 +938,7 @@
       <w:r>
         <w:t xml:space="preserve"> — modifié — </w:t>
       </w:r>
-      <w:hyperlink w:history="1" r:id="rIdxsppda5w0iqz-h8lp3wsj">
+      <w:hyperlink w:history="1" r:id="rIdvzjgnsvvubonwtljpicfj">
         <w:r>
           <w:rPr>
             <w:rStyle w:val="Hyperlink"/>
@@ -975,7 +975,7 @@
       <w:r>
         <w:t xml:space="preserve"> — modifié — </w:t>
       </w:r>
-      <w:hyperlink w:history="1" r:id="rIdo8y9lx-zlvhdptopavbqn">
+      <w:hyperlink w:history="1" r:id="rIdittth4agy8rhtznahmgox">
         <w:r>
           <w:rPr>
             <w:rStyle w:val="Hyperlink"/>
@@ -1004,7 +1004,7 @@
       <w:r>
         <w:t xml:space="preserve"> — créé — </w:t>
       </w:r>
-      <w:hyperlink w:history="1" r:id="rIdkczdhmhna-c20grrjkqn1">
+      <w:hyperlink w:history="1" r:id="rIdwm8r-8ogatu7ronngbw1b">
         <w:r>
           <w:rPr>
             <w:rStyle w:val="Hyperlink"/>
@@ -1033,7 +1033,7 @@
       <w:r>
         <w:t xml:space="preserve"> — modifié — </w:t>
       </w:r>
-      <w:hyperlink w:history="1" r:id="rIdc9kzhmc96gy6vxp1z5uuu">
+      <w:hyperlink w:history="1" r:id="rIda17k72tvxxrlud2xbzgqm">
         <w:r>
           <w:rPr>
             <w:rStyle w:val="Hyperlink"/>
@@ -1062,7 +1062,7 @@
       <w:r>
         <w:t xml:space="preserve"> — modifié — </w:t>
       </w:r>
-      <w:hyperlink w:history="1" r:id="rIdnoutxvvggb5wps00nd2pu">
+      <w:hyperlink w:history="1" r:id="rIdyvm89whocsadazga2akgh">
         <w:r>
           <w:rPr>
             <w:rStyle w:val="Hyperlink"/>
@@ -1091,7 +1091,7 @@
       <w:r>
         <w:t xml:space="preserve"> — modifié — </w:t>
       </w:r>
-      <w:hyperlink w:history="1" r:id="rIdemjjlz0n5qzaffzdk9cep">
+      <w:hyperlink w:history="1" r:id="rIdbkga_fxlbomnvxaikgruk">
         <w:r>
           <w:rPr>
             <w:rStyle w:val="Hyperlink"/>
@@ -1128,7 +1128,7 @@
       <w:r>
         <w:t xml:space="preserve"> — modifié — </w:t>
       </w:r>
-      <w:hyperlink w:history="1" r:id="rIdkoqilexhxokmmnfegwsvk">
+      <w:hyperlink w:history="1" r:id="rIdzwpydatujhfje2wwczwlf">
         <w:r>
           <w:rPr>
             <w:rStyle w:val="Hyperlink"/>
@@ -1157,7 +1157,7 @@
       <w:r>
         <w:t xml:space="preserve"> — créé — </w:t>
       </w:r>
-      <w:hyperlink w:history="1" r:id="rIdeigyfuhk-zzn9jisuoq_n">
+      <w:hyperlink w:history="1" r:id="rIdk2gwh7frexro_oycgrxtp">
         <w:r>
           <w:rPr>
             <w:rStyle w:val="Hyperlink"/>
@@ -1186,7 +1186,7 @@
       <w:r>
         <w:t xml:space="preserve"> — modifié — </w:t>
       </w:r>
-      <w:hyperlink w:history="1" r:id="rIda-qarxa1npgu1ljvyb5ph">
+      <w:hyperlink w:history="1" r:id="rIdoxfyuzid1ce6akqe--zrm">
         <w:r>
           <w:rPr>
             <w:rStyle w:val="Hyperlink"/>
@@ -1215,7 +1215,7 @@
       <w:r>
         <w:t xml:space="preserve"> — modifié — </w:t>
       </w:r>
-      <w:hyperlink w:history="1" r:id="rIddapbtvjowdq7iwcqti2wh">
+      <w:hyperlink w:history="1" r:id="rIdax6_p4dhdbv6mujachd-d">
         <w:r>
           <w:rPr>
             <w:rStyle w:val="Hyperlink"/>
@@ -1244,7 +1244,7 @@
       <w:r>
         <w:t xml:space="preserve"> — modifié — </w:t>
       </w:r>
-      <w:hyperlink w:history="1" r:id="rIdwxonyysz6lc0pk5v_ybis">
+      <w:hyperlink w:history="1" r:id="rIdavy7bc2e1axmrvq0syjd6">
         <w:r>
           <w:rPr>
             <w:rStyle w:val="Hyperlink"/>
@@ -1281,7 +1281,7 @@
       <w:r>
         <w:t xml:space="preserve"> — modifié — </w:t>
       </w:r>
-      <w:hyperlink w:history="1" r:id="rIdcgykacnqt4jeswrema7f_">
+      <w:hyperlink w:history="1" r:id="rIddvgcuesg9ak4qg6gkcvzw">
         <w:r>
           <w:rPr>
             <w:rStyle w:val="Hyperlink"/>
@@ -1318,7 +1318,7 @@
       <w:r>
         <w:t xml:space="preserve"> — modifié — </w:t>
       </w:r>
-      <w:hyperlink w:history="1" r:id="rIdglccirykunjtmj7bhgbrf">
+      <w:hyperlink w:history="1" r:id="rIdttvezioagc3eqiwzelhar">
         <w:r>
           <w:rPr>
             <w:rStyle w:val="Hyperlink"/>
@@ -1347,7 +1347,7 @@
       <w:r>
         <w:t xml:space="preserve"> — modifié — </w:t>
       </w:r>
-      <w:hyperlink w:history="1" r:id="rIdhf18vwm7vajm7g8g-i7xj">
+      <w:hyperlink w:history="1" r:id="rId331o7lvbm7uhjxucsg2bf">
         <w:r>
           <w:rPr>
             <w:rStyle w:val="Hyperlink"/>
@@ -1376,7 +1376,7 @@
       <w:r>
         <w:t xml:space="preserve"> — modifié — </w:t>
       </w:r>
-      <w:hyperlink w:history="1" r:id="rIdygaf682dfenlxhmfuo-3-">
+      <w:hyperlink w:history="1" r:id="rIdhcpbtt3amnbapkxop97bc">
         <w:r>
           <w:rPr>
             <w:rStyle w:val="Hyperlink"/>
@@ -1405,7 +1405,7 @@
       <w:r>
         <w:t xml:space="preserve"> — modifié — </w:t>
       </w:r>
-      <w:hyperlink w:history="1" r:id="rIdfsujibkyr_hm46noh0l6q">
+      <w:hyperlink w:history="1" r:id="rIdxnynakwqtb0m4uqtjwsdv">
         <w:r>
           <w:rPr>
             <w:rStyle w:val="Hyperlink"/>
@@ -1434,7 +1434,7 @@
       <w:r>
         <w:t xml:space="preserve"> — modifié — </w:t>
       </w:r>
-      <w:hyperlink w:history="1" r:id="rIdo6kleabbemvxmgmm_bprq">
+      <w:hyperlink w:history="1" r:id="rIdxpre4at1v5uj6d6udufl5">
         <w:r>
           <w:rPr>
             <w:rStyle w:val="Hyperlink"/>

--- a/docs/developpement/phases/word/PHASE_30_FIDELITE_A_LA_CAISSE_CODE_PROMO_ET_POINTS_DANS_LE_TICKET_SCELLE.docx
+++ b/docs/developpement/phases/word/PHASE_30_FIDELITE_A_LA_CAISSE_CODE_PROMO_ET_POINTS_DANS_LE_TICKET_SCELLE.docx
@@ -20,7 +20,7 @@
       <w:r>
         <w:t xml:space="preserve">FlaiX Expert · dossier de développement · généré le 2026-10-04 depuis le dépôt </w:t>
       </w:r>
-      <w:hyperlink w:history="1" r:id="rIdxvkfi_dqnd0ex-m--lbuu">
+      <w:hyperlink w:history="1" r:id="rIdlbgcbk12v4azykkzj5brq">
         <w:r>
           <w:rPr>
             <w:rStyle w:val="Hyperlink"/>
@@ -680,7 +680,7 @@
           <w:numId w:val="2"/>
         </w:numPr>
       </w:pPr>
-      <w:hyperlink w:history="1" r:id="rIdfgwpfdfakjoye2tycus1m">
+      <w:hyperlink w:history="1" r:id="rIdfxoum4gqe52ixd9irnr9z">
         <w:r>
           <w:rPr>
             <w:rStyle w:val="Hyperlink"/>
@@ -700,7 +700,7 @@
           <w:numId w:val="2"/>
         </w:numPr>
       </w:pPr>
-      <w:hyperlink w:history="1" r:id="rIdo_y5w2-jxy-jjrx0rabgj">
+      <w:hyperlink w:history="1" r:id="rId31zitlc3z6usinuc6b4kq">
         <w:r>
           <w:rPr>
             <w:rStyle w:val="Hyperlink"/>
@@ -748,7 +748,7 @@
       <w:r>
         <w:t xml:space="preserve"> — créé — </w:t>
       </w:r>
-      <w:hyperlink w:history="1" r:id="rId-r4o2_6izhz5svx6ea1od">
+      <w:hyperlink w:history="1" r:id="rIdbwjzra7mm7_d4opcnsprl">
         <w:r>
           <w:rPr>
             <w:rStyle w:val="Hyperlink"/>
@@ -785,7 +785,7 @@
       <w:r>
         <w:t xml:space="preserve"> — créé — </w:t>
       </w:r>
-      <w:hyperlink w:history="1" r:id="rIdwxygtfdd7womg4nydbivx">
+      <w:hyperlink w:history="1" r:id="rIdscoffjicqfeuw36f-dbjc">
         <w:r>
           <w:rPr>
             <w:rStyle w:val="Hyperlink"/>
@@ -814,7 +814,7 @@
       <w:r>
         <w:t xml:space="preserve"> — créé — </w:t>
       </w:r>
-      <w:hyperlink w:history="1" r:id="rIdczsiqnpowg7blvgey5ouq">
+      <w:hyperlink w:history="1" r:id="rIdb48cufdtsabfio9nwi2ob">
         <w:r>
           <w:rPr>
             <w:rStyle w:val="Hyperlink"/>
@@ -851,7 +851,7 @@
       <w:r>
         <w:t xml:space="preserve"> — modifié — </w:t>
       </w:r>
-      <w:hyperlink w:history="1" r:id="rIdb4b7tk4xpvpc-tmistzcs">
+      <w:hyperlink w:history="1" r:id="rIdvtppihjh7h5j2plfd4p3d">
         <w:r>
           <w:rPr>
             <w:rStyle w:val="Hyperlink"/>
@@ -880,7 +880,7 @@
       <w:r>
         <w:t xml:space="preserve"> — modifié — </w:t>
       </w:r>
-      <w:hyperlink w:history="1" r:id="rIdpp41adlvm1rscixnwx1m6">
+      <w:hyperlink w:history="1" r:id="rIdyjhw8f27pemxmvvnb7qe0">
         <w:r>
           <w:rPr>
             <w:rStyle w:val="Hyperlink"/>
@@ -909,7 +909,7 @@
       <w:r>
         <w:t xml:space="preserve"> — modifié — </w:t>
       </w:r>
-      <w:hyperlink w:history="1" r:id="rIdkiqvppo0xuehbg5x3kst_">
+      <w:hyperlink w:history="1" r:id="rIdp0svd8_lhqflzfiajqrim">
         <w:r>
           <w:rPr>
             <w:rStyle w:val="Hyperlink"/>
@@ -938,7 +938,7 @@
       <w:r>
         <w:t xml:space="preserve"> — modifié — </w:t>
       </w:r>
-      <w:hyperlink w:history="1" r:id="rIdvzjgnsvvubonwtljpicfj">
+      <w:hyperlink w:history="1" r:id="rIdwjm7mg4jpgypebshzrpdj">
         <w:r>
           <w:rPr>
             <w:rStyle w:val="Hyperlink"/>
@@ -975,7 +975,7 @@
       <w:r>
         <w:t xml:space="preserve"> — modifié — </w:t>
       </w:r>
-      <w:hyperlink w:history="1" r:id="rIdittth4agy8rhtznahmgox">
+      <w:hyperlink w:history="1" r:id="rIdsz-gtodv181k4go0r-by8">
         <w:r>
           <w:rPr>
             <w:rStyle w:val="Hyperlink"/>
@@ -1004,7 +1004,7 @@
       <w:r>
         <w:t xml:space="preserve"> — créé — </w:t>
       </w:r>
-      <w:hyperlink w:history="1" r:id="rIdwm8r-8ogatu7ronngbw1b">
+      <w:hyperlink w:history="1" r:id="rId-iccutpi4r8f4b9mvnmbz">
         <w:r>
           <w:rPr>
             <w:rStyle w:val="Hyperlink"/>
@@ -1033,7 +1033,7 @@
       <w:r>
         <w:t xml:space="preserve"> — modifié — </w:t>
       </w:r>
-      <w:hyperlink w:history="1" r:id="rIda17k72tvxxrlud2xbzgqm">
+      <w:hyperlink w:history="1" r:id="rId5vzad9xdnoqlqiqvzbnns">
         <w:r>
           <w:rPr>
             <w:rStyle w:val="Hyperlink"/>
@@ -1062,7 +1062,7 @@
       <w:r>
         <w:t xml:space="preserve"> — modifié — </w:t>
       </w:r>
-      <w:hyperlink w:history="1" r:id="rIdyvm89whocsadazga2akgh">
+      <w:hyperlink w:history="1" r:id="rIdsv4ybifsssiu4xadkmpnq">
         <w:r>
           <w:rPr>
             <w:rStyle w:val="Hyperlink"/>
@@ -1091,7 +1091,7 @@
       <w:r>
         <w:t xml:space="preserve"> — modifié — </w:t>
       </w:r>
-      <w:hyperlink w:history="1" r:id="rIdbkga_fxlbomnvxaikgruk">
+      <w:hyperlink w:history="1" r:id="rIdzcbv5hynbfgozc2mflm-h">
         <w:r>
           <w:rPr>
             <w:rStyle w:val="Hyperlink"/>
@@ -1128,7 +1128,7 @@
       <w:r>
         <w:t xml:space="preserve"> — modifié — </w:t>
       </w:r>
-      <w:hyperlink w:history="1" r:id="rIdzwpydatujhfje2wwczwlf">
+      <w:hyperlink w:history="1" r:id="rIdpbczcjwld7qrphskwlink">
         <w:r>
           <w:rPr>
             <w:rStyle w:val="Hyperlink"/>
@@ -1157,7 +1157,7 @@
       <w:r>
         <w:t xml:space="preserve"> — créé — </w:t>
       </w:r>
-      <w:hyperlink w:history="1" r:id="rIdk2gwh7frexro_oycgrxtp">
+      <w:hyperlink w:history="1" r:id="rIdzenkvayumbog-bhj_1hyp">
         <w:r>
           <w:rPr>
             <w:rStyle w:val="Hyperlink"/>
@@ -1186,7 +1186,7 @@
       <w:r>
         <w:t xml:space="preserve"> — modifié — </w:t>
       </w:r>
-      <w:hyperlink w:history="1" r:id="rIdoxfyuzid1ce6akqe--zrm">
+      <w:hyperlink w:history="1" r:id="rId_zimonibku5gkivtpoh76">
         <w:r>
           <w:rPr>
             <w:rStyle w:val="Hyperlink"/>
@@ -1215,7 +1215,7 @@
       <w:r>
         <w:t xml:space="preserve"> — modifié — </w:t>
       </w:r>
-      <w:hyperlink w:history="1" r:id="rIdax6_p4dhdbv6mujachd-d">
+      <w:hyperlink w:history="1" r:id="rIda-7lbaq2lwqidditle6s3">
         <w:r>
           <w:rPr>
             <w:rStyle w:val="Hyperlink"/>
@@ -1244,7 +1244,7 @@
       <w:r>
         <w:t xml:space="preserve"> — modifié — </w:t>
       </w:r>
-      <w:hyperlink w:history="1" r:id="rIdavy7bc2e1axmrvq0syjd6">
+      <w:hyperlink w:history="1" r:id="rIdeculsd9volb5yhebemlvm">
         <w:r>
           <w:rPr>
             <w:rStyle w:val="Hyperlink"/>
@@ -1281,7 +1281,7 @@
       <w:r>
         <w:t xml:space="preserve"> — modifié — </w:t>
       </w:r>
-      <w:hyperlink w:history="1" r:id="rIddvgcuesg9ak4qg6gkcvzw">
+      <w:hyperlink w:history="1" r:id="rId8t4pkck6rcnzmj7azv51i">
         <w:r>
           <w:rPr>
             <w:rStyle w:val="Hyperlink"/>
@@ -1318,7 +1318,7 @@
       <w:r>
         <w:t xml:space="preserve"> — modifié — </w:t>
       </w:r>
-      <w:hyperlink w:history="1" r:id="rIdttvezioagc3eqiwzelhar">
+      <w:hyperlink w:history="1" r:id="rId0ivj6lol-mocqivjgl91a">
         <w:r>
           <w:rPr>
             <w:rStyle w:val="Hyperlink"/>
@@ -1347,7 +1347,7 @@
       <w:r>
         <w:t xml:space="preserve"> — modifié — </w:t>
       </w:r>
-      <w:hyperlink w:history="1" r:id="rId331o7lvbm7uhjxucsg2bf">
+      <w:hyperlink w:history="1" r:id="rIdbgtvz5rrytpfyom7siu4_">
         <w:r>
           <w:rPr>
             <w:rStyle w:val="Hyperlink"/>
@@ -1376,7 +1376,7 @@
       <w:r>
         <w:t xml:space="preserve"> — modifié — </w:t>
       </w:r>
-      <w:hyperlink w:history="1" r:id="rIdhcpbtt3amnbapkxop97bc">
+      <w:hyperlink w:history="1" r:id="rId2vekybh5zpyimk0t452d-">
         <w:r>
           <w:rPr>
             <w:rStyle w:val="Hyperlink"/>
@@ -1405,7 +1405,7 @@
       <w:r>
         <w:t xml:space="preserve"> — modifié — </w:t>
       </w:r>
-      <w:hyperlink w:history="1" r:id="rIdxnynakwqtb0m4uqtjwsdv">
+      <w:hyperlink w:history="1" r:id="rId4pujq8iyk5iv-b38gm1oc">
         <w:r>
           <w:rPr>
             <w:rStyle w:val="Hyperlink"/>
@@ -1434,7 +1434,7 @@
       <w:r>
         <w:t xml:space="preserve"> — modifié — </w:t>
       </w:r>
-      <w:hyperlink w:history="1" r:id="rIdxpre4at1v5uj6d6udufl5">
+      <w:hyperlink w:history="1" r:id="rIdvpzmxfz4jk8w1qgxxysr6">
         <w:r>
           <w:rPr>
             <w:rStyle w:val="Hyperlink"/>

--- a/docs/developpement/phases/word/PHASE_30_FIDELITE_A_LA_CAISSE_CODE_PROMO_ET_POINTS_DANS_LE_TICKET_SCELLE.docx
+++ b/docs/developpement/phases/word/PHASE_30_FIDELITE_A_LA_CAISSE_CODE_PROMO_ET_POINTS_DANS_LE_TICKET_SCELLE.docx
@@ -20,7 +20,7 @@
       <w:r>
         <w:t xml:space="preserve">FlaiX Expert · dossier de développement · généré le 2026-10-04 depuis le dépôt </w:t>
       </w:r>
-      <w:hyperlink w:history="1" r:id="rIdlbgcbk12v4azykkzj5brq">
+      <w:hyperlink w:history="1" r:id="rIdy9glmwgtnynic7xozgwys">
         <w:r>
           <w:rPr>
             <w:rStyle w:val="Hyperlink"/>
@@ -680,7 +680,7 @@
           <w:numId w:val="2"/>
         </w:numPr>
       </w:pPr>
-      <w:hyperlink w:history="1" r:id="rIdfxoum4gqe52ixd9irnr9z">
+      <w:hyperlink w:history="1" r:id="rIdy2i9p9_cdbomakjmv4x1x">
         <w:r>
           <w:rPr>
             <w:rStyle w:val="Hyperlink"/>
@@ -700,7 +700,7 @@
           <w:numId w:val="2"/>
         </w:numPr>
       </w:pPr>
-      <w:hyperlink w:history="1" r:id="rId31zitlc3z6usinuc6b4kq">
+      <w:hyperlink w:history="1" r:id="rIdj4jkcizbjo4m1yd8giux-">
         <w:r>
           <w:rPr>
             <w:rStyle w:val="Hyperlink"/>
@@ -748,7 +748,7 @@
       <w:r>
         <w:t xml:space="preserve"> — créé — </w:t>
       </w:r>
-      <w:hyperlink w:history="1" r:id="rIdbwjzra7mm7_d4opcnsprl">
+      <w:hyperlink w:history="1" r:id="rIdihpc8uv4elb_qwgwijl6x">
         <w:r>
           <w:rPr>
             <w:rStyle w:val="Hyperlink"/>
@@ -785,7 +785,7 @@
       <w:r>
         <w:t xml:space="preserve"> — créé — </w:t>
       </w:r>
-      <w:hyperlink w:history="1" r:id="rIdscoffjicqfeuw36f-dbjc">
+      <w:hyperlink w:history="1" r:id="rIdd5estcyc5z64ytp3fyx_h">
         <w:r>
           <w:rPr>
             <w:rStyle w:val="Hyperlink"/>
@@ -814,7 +814,7 @@
       <w:r>
         <w:t xml:space="preserve"> — créé — </w:t>
       </w:r>
-      <w:hyperlink w:history="1" r:id="rIdb48cufdtsabfio9nwi2ob">
+      <w:hyperlink w:history="1" r:id="rId0btswzthreva8lseyz7os">
         <w:r>
           <w:rPr>
             <w:rStyle w:val="Hyperlink"/>
@@ -851,7 +851,7 @@
       <w:r>
         <w:t xml:space="preserve"> — modifié — </w:t>
       </w:r>
-      <w:hyperlink w:history="1" r:id="rIdvtppihjh7h5j2plfd4p3d">
+      <w:hyperlink w:history="1" r:id="rIdmjbhzv1sttax5yepycahm">
         <w:r>
           <w:rPr>
             <w:rStyle w:val="Hyperlink"/>
@@ -880,7 +880,7 @@
       <w:r>
         <w:t xml:space="preserve"> — modifié — </w:t>
       </w:r>
-      <w:hyperlink w:history="1" r:id="rIdyjhw8f27pemxmvvnb7qe0">
+      <w:hyperlink w:history="1" r:id="rIdel_mxu-db0zlmhmzchtbf">
         <w:r>
           <w:rPr>
             <w:rStyle w:val="Hyperlink"/>
@@ -909,7 +909,7 @@
       <w:r>
         <w:t xml:space="preserve"> — modifié — </w:t>
       </w:r>
-      <w:hyperlink w:history="1" r:id="rIdp0svd8_lhqflzfiajqrim">
+      <w:hyperlink w:history="1" r:id="rIdobcmi7_bh9kxovijnv36u">
         <w:r>
           <w:rPr>
             <w:rStyle w:val="Hyperlink"/>
@@ -938,7 +938,7 @@
       <w:r>
         <w:t xml:space="preserve"> — modifié — </w:t>
       </w:r>
-      <w:hyperlink w:history="1" r:id="rIdwjm7mg4jpgypebshzrpdj">
+      <w:hyperlink w:history="1" r:id="rIdlp3fme8dladkxezmopsh2">
         <w:r>
           <w:rPr>
             <w:rStyle w:val="Hyperlink"/>
@@ -975,7 +975,7 @@
       <w:r>
         <w:t xml:space="preserve"> — modifié — </w:t>
       </w:r>
-      <w:hyperlink w:history="1" r:id="rIdsz-gtodv181k4go0r-by8">
+      <w:hyperlink w:history="1" r:id="rIdlbvikpzb1frn80yyrtom8">
         <w:r>
           <w:rPr>
             <w:rStyle w:val="Hyperlink"/>
@@ -1004,7 +1004,7 @@
       <w:r>
         <w:t xml:space="preserve"> — créé — </w:t>
       </w:r>
-      <w:hyperlink w:history="1" r:id="rId-iccutpi4r8f4b9mvnmbz">
+      <w:hyperlink w:history="1" r:id="rIdgq4ejn4-catohjr0e7mml">
         <w:r>
           <w:rPr>
             <w:rStyle w:val="Hyperlink"/>
@@ -1033,7 +1033,7 @@
       <w:r>
         <w:t xml:space="preserve"> — modifié — </w:t>
       </w:r>
-      <w:hyperlink w:history="1" r:id="rId5vzad9xdnoqlqiqvzbnns">
+      <w:hyperlink w:history="1" r:id="rIdmk8cfd0ojsvyjvmx7yx2r">
         <w:r>
           <w:rPr>
             <w:rStyle w:val="Hyperlink"/>
@@ -1062,7 +1062,7 @@
       <w:r>
         <w:t xml:space="preserve"> — modifié — </w:t>
       </w:r>
-      <w:hyperlink w:history="1" r:id="rIdsv4ybifsssiu4xadkmpnq">
+      <w:hyperlink w:history="1" r:id="rIdexcsmjzq9g4khtf-3a78p">
         <w:r>
           <w:rPr>
             <w:rStyle w:val="Hyperlink"/>
@@ -1091,7 +1091,7 @@
       <w:r>
         <w:t xml:space="preserve"> — modifié — </w:t>
       </w:r>
-      <w:hyperlink w:history="1" r:id="rIdzcbv5hynbfgozc2mflm-h">
+      <w:hyperlink w:history="1" r:id="rIdtb2dvp0kdbarzmnzfben_">
         <w:r>
           <w:rPr>
             <w:rStyle w:val="Hyperlink"/>
@@ -1128,7 +1128,7 @@
       <w:r>
         <w:t xml:space="preserve"> — modifié — </w:t>
       </w:r>
-      <w:hyperlink w:history="1" r:id="rIdpbczcjwld7qrphskwlink">
+      <w:hyperlink w:history="1" r:id="rIdcscbofpc8pk3bv_fpi4qs">
         <w:r>
           <w:rPr>
             <w:rStyle w:val="Hyperlink"/>
@@ -1157,7 +1157,7 @@
       <w:r>
         <w:t xml:space="preserve"> — créé — </w:t>
       </w:r>
-      <w:hyperlink w:history="1" r:id="rIdzenkvayumbog-bhj_1hyp">
+      <w:hyperlink w:history="1" r:id="rIdzssdfstlfpdt5ff02u9ig">
         <w:r>
           <w:rPr>
             <w:rStyle w:val="Hyperlink"/>
@@ -1186,7 +1186,7 @@
       <w:r>
         <w:t xml:space="preserve"> — modifié — </w:t>
       </w:r>
-      <w:hyperlink w:history="1" r:id="rId_zimonibku5gkivtpoh76">
+      <w:hyperlink w:history="1" r:id="rIdzxrnztd_d460pqjcwefbi">
         <w:r>
           <w:rPr>
             <w:rStyle w:val="Hyperlink"/>
@@ -1215,7 +1215,7 @@
       <w:r>
         <w:t xml:space="preserve"> — modifié — </w:t>
       </w:r>
-      <w:hyperlink w:history="1" r:id="rIda-7lbaq2lwqidditle6s3">
+      <w:hyperlink w:history="1" r:id="rId9azam2cnhdsp8subyadwc">
         <w:r>
           <w:rPr>
             <w:rStyle w:val="Hyperlink"/>
@@ -1244,7 +1244,7 @@
       <w:r>
         <w:t xml:space="preserve"> — modifié — </w:t>
       </w:r>
-      <w:hyperlink w:history="1" r:id="rIdeculsd9volb5yhebemlvm">
+      <w:hyperlink w:history="1" r:id="rIdni86krhecf4fylk6vb614">
         <w:r>
           <w:rPr>
             <w:rStyle w:val="Hyperlink"/>
@@ -1281,7 +1281,7 @@
       <w:r>
         <w:t xml:space="preserve"> — modifié — </w:t>
       </w:r>
-      <w:hyperlink w:history="1" r:id="rId8t4pkck6rcnzmj7azv51i">
+      <w:hyperlink w:history="1" r:id="rIdstlvnfejh9ahe2krlu-of">
         <w:r>
           <w:rPr>
             <w:rStyle w:val="Hyperlink"/>
@@ -1318,7 +1318,7 @@
       <w:r>
         <w:t xml:space="preserve"> — modifié — </w:t>
       </w:r>
-      <w:hyperlink w:history="1" r:id="rId0ivj6lol-mocqivjgl91a">
+      <w:hyperlink w:history="1" r:id="rIdgcdahpyyvjzlto66ta9m0">
         <w:r>
           <w:rPr>
             <w:rStyle w:val="Hyperlink"/>
@@ -1347,7 +1347,7 @@
       <w:r>
         <w:t xml:space="preserve"> — modifié — </w:t>
       </w:r>
-      <w:hyperlink w:history="1" r:id="rIdbgtvz5rrytpfyom7siu4_">
+      <w:hyperlink w:history="1" r:id="rIduul9pw4s2ard4x4qhzbrb">
         <w:r>
           <w:rPr>
             <w:rStyle w:val="Hyperlink"/>
@@ -1376,7 +1376,7 @@
       <w:r>
         <w:t xml:space="preserve"> — modifié — </w:t>
       </w:r>
-      <w:hyperlink w:history="1" r:id="rId2vekybh5zpyimk0t452d-">
+      <w:hyperlink w:history="1" r:id="rIdfy_kr9ayxh20hnkcxnhi1">
         <w:r>
           <w:rPr>
             <w:rStyle w:val="Hyperlink"/>
@@ -1405,7 +1405,7 @@
       <w:r>
         <w:t xml:space="preserve"> — modifié — </w:t>
       </w:r>
-      <w:hyperlink w:history="1" r:id="rId4pujq8iyk5iv-b38gm1oc">
+      <w:hyperlink w:history="1" r:id="rId-oyfauhhseqetrmrj1f9r">
         <w:r>
           <w:rPr>
             <w:rStyle w:val="Hyperlink"/>
@@ -1434,7 +1434,7 @@
       <w:r>
         <w:t xml:space="preserve"> — modifié — </w:t>
       </w:r>
-      <w:hyperlink w:history="1" r:id="rIdvpzmxfz4jk8w1qgxxysr6">
+      <w:hyperlink w:history="1" r:id="rId3hbff5tdfdlzyraovuij_">
         <w:r>
           <w:rPr>
             <w:rStyle w:val="Hyperlink"/>

--- a/docs/developpement/phases/word/PHASE_30_FIDELITE_A_LA_CAISSE_CODE_PROMO_ET_POINTS_DANS_LE_TICKET_SCELLE.docx
+++ b/docs/developpement/phases/word/PHASE_30_FIDELITE_A_LA_CAISSE_CODE_PROMO_ET_POINTS_DANS_LE_TICKET_SCELLE.docx
@@ -20,7 +20,7 @@
       <w:r>
         <w:t xml:space="preserve">FlaiX Expert · dossier de développement · généré le 2026-10-04 depuis le dépôt </w:t>
       </w:r>
-      <w:hyperlink w:history="1" r:id="rIdy9glmwgtnynic7xozgwys">
+      <w:hyperlink w:history="1" r:id="rIdqwbexx-57g41c25amgn2x">
         <w:r>
           <w:rPr>
             <w:rStyle w:val="Hyperlink"/>
@@ -680,7 +680,7 @@
           <w:numId w:val="2"/>
         </w:numPr>
       </w:pPr>
-      <w:hyperlink w:history="1" r:id="rIdy2i9p9_cdbomakjmv4x1x">
+      <w:hyperlink w:history="1" r:id="rIdj4hxqdxbq79abrbprhrow">
         <w:r>
           <w:rPr>
             <w:rStyle w:val="Hyperlink"/>
@@ -700,7 +700,7 @@
           <w:numId w:val="2"/>
         </w:numPr>
       </w:pPr>
-      <w:hyperlink w:history="1" r:id="rIdj4jkcizbjo4m1yd8giux-">
+      <w:hyperlink w:history="1" r:id="rId657y2xsou6gtrh7c_5dvj">
         <w:r>
           <w:rPr>
             <w:rStyle w:val="Hyperlink"/>
@@ -748,7 +748,7 @@
       <w:r>
         <w:t xml:space="preserve"> — créé — </w:t>
       </w:r>
-      <w:hyperlink w:history="1" r:id="rIdihpc8uv4elb_qwgwijl6x">
+      <w:hyperlink w:history="1" r:id="rIdn18lhlkrkrsziyehljufu">
         <w:r>
           <w:rPr>
             <w:rStyle w:val="Hyperlink"/>
@@ -785,7 +785,7 @@
       <w:r>
         <w:t xml:space="preserve"> — créé — </w:t>
       </w:r>
-      <w:hyperlink w:history="1" r:id="rIdd5estcyc5z64ytp3fyx_h">
+      <w:hyperlink w:history="1" r:id="rIdwa6ilhpfneuc7vzckjmzb">
         <w:r>
           <w:rPr>
             <w:rStyle w:val="Hyperlink"/>
@@ -814,7 +814,7 @@
       <w:r>
         <w:t xml:space="preserve"> — créé — </w:t>
       </w:r>
-      <w:hyperlink w:history="1" r:id="rId0btswzthreva8lseyz7os">
+      <w:hyperlink w:history="1" r:id="rIdhlcotmq6zywuih9aeirer">
         <w:r>
           <w:rPr>
             <w:rStyle w:val="Hyperlink"/>
@@ -851,7 +851,7 @@
       <w:r>
         <w:t xml:space="preserve"> — modifié — </w:t>
       </w:r>
-      <w:hyperlink w:history="1" r:id="rIdmjbhzv1sttax5yepycahm">
+      <w:hyperlink w:history="1" r:id="rIdicusar86ijqq6zratnohy">
         <w:r>
           <w:rPr>
             <w:rStyle w:val="Hyperlink"/>
@@ -880,7 +880,7 @@
       <w:r>
         <w:t xml:space="preserve"> — modifié — </w:t>
       </w:r>
-      <w:hyperlink w:history="1" r:id="rIdel_mxu-db0zlmhmzchtbf">
+      <w:hyperlink w:history="1" r:id="rIda-_35vbpjflnwmvtxwojk">
         <w:r>
           <w:rPr>
             <w:rStyle w:val="Hyperlink"/>
@@ -909,7 +909,7 @@
       <w:r>
         <w:t xml:space="preserve"> — modifié — </w:t>
       </w:r>
-      <w:hyperlink w:history="1" r:id="rIdobcmi7_bh9kxovijnv36u">
+      <w:hyperlink w:history="1" r:id="rIdmtqbnlghbyuvkhfeeexgb">
         <w:r>
           <w:rPr>
             <w:rStyle w:val="Hyperlink"/>
@@ -938,7 +938,7 @@
       <w:r>
         <w:t xml:space="preserve"> — modifié — </w:t>
       </w:r>
-      <w:hyperlink w:history="1" r:id="rIdlp3fme8dladkxezmopsh2">
+      <w:hyperlink w:history="1" r:id="rIdb8g7-z1j0118sejainhqu">
         <w:r>
           <w:rPr>
             <w:rStyle w:val="Hyperlink"/>
@@ -975,7 +975,7 @@
       <w:r>
         <w:t xml:space="preserve"> — modifié — </w:t>
       </w:r>
-      <w:hyperlink w:history="1" r:id="rIdlbvikpzb1frn80yyrtom8">
+      <w:hyperlink w:history="1" r:id="rIdlgk8envelxeymmfjpdus7">
         <w:r>
           <w:rPr>
             <w:rStyle w:val="Hyperlink"/>
@@ -1004,7 +1004,7 @@
       <w:r>
         <w:t xml:space="preserve"> — créé — </w:t>
       </w:r>
-      <w:hyperlink w:history="1" r:id="rIdgq4ejn4-catohjr0e7mml">
+      <w:hyperlink w:history="1" r:id="rIdzabowqolyklkvousfrj8r">
         <w:r>
           <w:rPr>
             <w:rStyle w:val="Hyperlink"/>
@@ -1033,7 +1033,7 @@
       <w:r>
         <w:t xml:space="preserve"> — modifié — </w:t>
       </w:r>
-      <w:hyperlink w:history="1" r:id="rIdmk8cfd0ojsvyjvmx7yx2r">
+      <w:hyperlink w:history="1" r:id="rId7scalnay7sefuotkd2th-">
         <w:r>
           <w:rPr>
             <w:rStyle w:val="Hyperlink"/>
@@ -1062,7 +1062,7 @@
       <w:r>
         <w:t xml:space="preserve"> — modifié — </w:t>
       </w:r>
-      <w:hyperlink w:history="1" r:id="rIdexcsmjzq9g4khtf-3a78p">
+      <w:hyperlink w:history="1" r:id="rIdqxr8pjm7ureg7t7bbppcx">
         <w:r>
           <w:rPr>
             <w:rStyle w:val="Hyperlink"/>
@@ -1091,7 +1091,7 @@
       <w:r>
         <w:t xml:space="preserve"> — modifié — </w:t>
       </w:r>
-      <w:hyperlink w:history="1" r:id="rIdtb2dvp0kdbarzmnzfben_">
+      <w:hyperlink w:history="1" r:id="rId1qf_7hefelqojcbmsfjfl">
         <w:r>
           <w:rPr>
             <w:rStyle w:val="Hyperlink"/>
@@ -1128,7 +1128,7 @@
       <w:r>
         <w:t xml:space="preserve"> — modifié — </w:t>
       </w:r>
-      <w:hyperlink w:history="1" r:id="rIdcscbofpc8pk3bv_fpi4qs">
+      <w:hyperlink w:history="1" r:id="rId-gmwomt4pfd59d9kqwx7p">
         <w:r>
           <w:rPr>
             <w:rStyle w:val="Hyperlink"/>
@@ -1157,7 +1157,7 @@
       <w:r>
         <w:t xml:space="preserve"> — créé — </w:t>
       </w:r>
-      <w:hyperlink w:history="1" r:id="rIdzssdfstlfpdt5ff02u9ig">
+      <w:hyperlink w:history="1" r:id="rIdginafc4_yxwqartfzzf2s">
         <w:r>
           <w:rPr>
             <w:rStyle w:val="Hyperlink"/>
@@ -1186,7 +1186,7 @@
       <w:r>
         <w:t xml:space="preserve"> — modifié — </w:t>
       </w:r>
-      <w:hyperlink w:history="1" r:id="rIdzxrnztd_d460pqjcwefbi">
+      <w:hyperlink w:history="1" r:id="rId18hrnusnpb71erbbymql2">
         <w:r>
           <w:rPr>
             <w:rStyle w:val="Hyperlink"/>
@@ -1215,7 +1215,7 @@
       <w:r>
         <w:t xml:space="preserve"> — modifié — </w:t>
       </w:r>
-      <w:hyperlink w:history="1" r:id="rId9azam2cnhdsp8subyadwc">
+      <w:hyperlink w:history="1" r:id="rIdiyon51mzxynzjd3gsybiu">
         <w:r>
           <w:rPr>
             <w:rStyle w:val="Hyperlink"/>
@@ -1244,7 +1244,7 @@
       <w:r>
         <w:t xml:space="preserve"> — modifié — </w:t>
       </w:r>
-      <w:hyperlink w:history="1" r:id="rIdni86krhecf4fylk6vb614">
+      <w:hyperlink w:history="1" r:id="rIds6ghib6weylvb6zbzcrth">
         <w:r>
           <w:rPr>
             <w:rStyle w:val="Hyperlink"/>
@@ -1281,7 +1281,7 @@
       <w:r>
         <w:t xml:space="preserve"> — modifié — </w:t>
       </w:r>
-      <w:hyperlink w:history="1" r:id="rIdstlvnfejh9ahe2krlu-of">
+      <w:hyperlink w:history="1" r:id="rIdbfdsrfragbqncgjwyn4ec">
         <w:r>
           <w:rPr>
             <w:rStyle w:val="Hyperlink"/>
@@ -1318,7 +1318,7 @@
       <w:r>
         <w:t xml:space="preserve"> — modifié — </w:t>
       </w:r>
-      <w:hyperlink w:history="1" r:id="rIdgcdahpyyvjzlto66ta9m0">
+      <w:hyperlink w:history="1" r:id="rIdsribuviutmppq35j1mxmf">
         <w:r>
           <w:rPr>
             <w:rStyle w:val="Hyperlink"/>
@@ -1347,7 +1347,7 @@
       <w:r>
         <w:t xml:space="preserve"> — modifié — </w:t>
       </w:r>
-      <w:hyperlink w:history="1" r:id="rIduul9pw4s2ard4x4qhzbrb">
+      <w:hyperlink w:history="1" r:id="rIdgc98qjx_uy84poxbgevqp">
         <w:r>
           <w:rPr>
             <w:rStyle w:val="Hyperlink"/>
@@ -1376,7 +1376,7 @@
       <w:r>
         <w:t xml:space="preserve"> — modifié — </w:t>
       </w:r>
-      <w:hyperlink w:history="1" r:id="rIdfy_kr9ayxh20hnkcxnhi1">
+      <w:hyperlink w:history="1" r:id="rIdqaam6-gyccoz966thtoxj">
         <w:r>
           <w:rPr>
             <w:rStyle w:val="Hyperlink"/>
@@ -1405,7 +1405,7 @@
       <w:r>
         <w:t xml:space="preserve"> — modifié — </w:t>
       </w:r>
-      <w:hyperlink w:history="1" r:id="rId-oyfauhhseqetrmrj1f9r">
+      <w:hyperlink w:history="1" r:id="rId0m5qb99inwyjvx9ipefpi">
         <w:r>
           <w:rPr>
             <w:rStyle w:val="Hyperlink"/>
@@ -1434,7 +1434,7 @@
       <w:r>
         <w:t xml:space="preserve"> — modifié — </w:t>
       </w:r>
-      <w:hyperlink w:history="1" r:id="rId3hbff5tdfdlzyraovuij_">
+      <w:hyperlink w:history="1" r:id="rIdeq1ftsh9yz9x2eidox02j">
         <w:r>
           <w:rPr>
             <w:rStyle w:val="Hyperlink"/>

--- a/docs/developpement/phases/word/PHASE_30_FIDELITE_A_LA_CAISSE_CODE_PROMO_ET_POINTS_DANS_LE_TICKET_SCELLE.docx
+++ b/docs/developpement/phases/word/PHASE_30_FIDELITE_A_LA_CAISSE_CODE_PROMO_ET_POINTS_DANS_LE_TICKET_SCELLE.docx
@@ -20,7 +20,7 @@
       <w:r>
         <w:t xml:space="preserve">FlaiX Expert · dossier de développement · généré le 2026-10-04 depuis le dépôt </w:t>
       </w:r>
-      <w:hyperlink w:history="1" r:id="rIdqwbexx-57g41c25amgn2x">
+      <w:hyperlink w:history="1" r:id="rIdo8kprr4jhkzljig8yqwru">
         <w:r>
           <w:rPr>
             <w:rStyle w:val="Hyperlink"/>
@@ -680,7 +680,7 @@
           <w:numId w:val="2"/>
         </w:numPr>
       </w:pPr>
-      <w:hyperlink w:history="1" r:id="rIdj4hxqdxbq79abrbprhrow">
+      <w:hyperlink w:history="1" r:id="rId4lf3lv_ngqllwvfljty8q">
         <w:r>
           <w:rPr>
             <w:rStyle w:val="Hyperlink"/>
@@ -700,7 +700,7 @@
           <w:numId w:val="2"/>
         </w:numPr>
       </w:pPr>
-      <w:hyperlink w:history="1" r:id="rId657y2xsou6gtrh7c_5dvj">
+      <w:hyperlink w:history="1" r:id="rIdkv8j7idh0dbjvrmbqqbrh">
         <w:r>
           <w:rPr>
             <w:rStyle w:val="Hyperlink"/>
@@ -748,7 +748,7 @@
       <w:r>
         <w:t xml:space="preserve"> — créé — </w:t>
       </w:r>
-      <w:hyperlink w:history="1" r:id="rIdn18lhlkrkrsziyehljufu">
+      <w:hyperlink w:history="1" r:id="rId1fjabqjytzp0m38zlcdpp">
         <w:r>
           <w:rPr>
             <w:rStyle w:val="Hyperlink"/>
@@ -785,7 +785,7 @@
       <w:r>
         <w:t xml:space="preserve"> — créé — </w:t>
       </w:r>
-      <w:hyperlink w:history="1" r:id="rIdwa6ilhpfneuc7vzckjmzb">
+      <w:hyperlink w:history="1" r:id="rIdodvkfuk73o2bo6rh3jaug">
         <w:r>
           <w:rPr>
             <w:rStyle w:val="Hyperlink"/>
@@ -814,7 +814,7 @@
       <w:r>
         <w:t xml:space="preserve"> — créé — </w:t>
       </w:r>
-      <w:hyperlink w:history="1" r:id="rIdhlcotmq6zywuih9aeirer">
+      <w:hyperlink w:history="1" r:id="rId7cu9damp5vbyb7c_ruvff">
         <w:r>
           <w:rPr>
             <w:rStyle w:val="Hyperlink"/>
@@ -851,7 +851,7 @@
       <w:r>
         <w:t xml:space="preserve"> — modifié — </w:t>
       </w:r>
-      <w:hyperlink w:history="1" r:id="rIdicusar86ijqq6zratnohy">
+      <w:hyperlink w:history="1" r:id="rIdyl5rzashcnwmrwp6qpyc8">
         <w:r>
           <w:rPr>
             <w:rStyle w:val="Hyperlink"/>
@@ -880,7 +880,7 @@
       <w:r>
         <w:t xml:space="preserve"> — modifié — </w:t>
       </w:r>
-      <w:hyperlink w:history="1" r:id="rIda-_35vbpjflnwmvtxwojk">
+      <w:hyperlink w:history="1" r:id="rId-gmdzhy1qthzokkuskrab">
         <w:r>
           <w:rPr>
             <w:rStyle w:val="Hyperlink"/>
@@ -909,7 +909,7 @@
       <w:r>
         <w:t xml:space="preserve"> — modifié — </w:t>
       </w:r>
-      <w:hyperlink w:history="1" r:id="rIdmtqbnlghbyuvkhfeeexgb">
+      <w:hyperlink w:history="1" r:id="rIdaxwxdjnsvhrt7gonq8trd">
         <w:r>
           <w:rPr>
             <w:rStyle w:val="Hyperlink"/>
@@ -938,7 +938,7 @@
       <w:r>
         <w:t xml:space="preserve"> — modifié — </w:t>
       </w:r>
-      <w:hyperlink w:history="1" r:id="rIdb8g7-z1j0118sejainhqu">
+      <w:hyperlink w:history="1" r:id="rIdcohgzvjr0-8hl5jt_9sry">
         <w:r>
           <w:rPr>
             <w:rStyle w:val="Hyperlink"/>
@@ -975,7 +975,7 @@
       <w:r>
         <w:t xml:space="preserve"> — modifié — </w:t>
       </w:r>
-      <w:hyperlink w:history="1" r:id="rIdlgk8envelxeymmfjpdus7">
+      <w:hyperlink w:history="1" r:id="rIdh-7n6t3-srf0qo87rdjn3">
         <w:r>
           <w:rPr>
             <w:rStyle w:val="Hyperlink"/>
@@ -1004,7 +1004,7 @@
       <w:r>
         <w:t xml:space="preserve"> — créé — </w:t>
       </w:r>
-      <w:hyperlink w:history="1" r:id="rIdzabowqolyklkvousfrj8r">
+      <w:hyperlink w:history="1" r:id="rIdeti5slb5cqzue3m3gie4k">
         <w:r>
           <w:rPr>
             <w:rStyle w:val="Hyperlink"/>
@@ -1033,7 +1033,7 @@
       <w:r>
         <w:t xml:space="preserve"> — modifié — </w:t>
       </w:r>
-      <w:hyperlink w:history="1" r:id="rId7scalnay7sefuotkd2th-">
+      <w:hyperlink w:history="1" r:id="rIdidzgsty6lrvzqfvkztngs">
         <w:r>
           <w:rPr>
             <w:rStyle w:val="Hyperlink"/>
@@ -1062,7 +1062,7 @@
       <w:r>
         <w:t xml:space="preserve"> — modifié — </w:t>
       </w:r>
-      <w:hyperlink w:history="1" r:id="rIdqxr8pjm7ureg7t7bbppcx">
+      <w:hyperlink w:history="1" r:id="rIduahoxjyfhz9twbfmeqfz3">
         <w:r>
           <w:rPr>
             <w:rStyle w:val="Hyperlink"/>
@@ -1091,7 +1091,7 @@
       <w:r>
         <w:t xml:space="preserve"> — modifié — </w:t>
       </w:r>
-      <w:hyperlink w:history="1" r:id="rId1qf_7hefelqojcbmsfjfl">
+      <w:hyperlink w:history="1" r:id="rIdq_gopjvowy7vjgxrn0yf7">
         <w:r>
           <w:rPr>
             <w:rStyle w:val="Hyperlink"/>
@@ -1128,7 +1128,7 @@
       <w:r>
         <w:t xml:space="preserve"> — modifié — </w:t>
       </w:r>
-      <w:hyperlink w:history="1" r:id="rId-gmwomt4pfd59d9kqwx7p">
+      <w:hyperlink w:history="1" r:id="rId6825zyu-f4hpitju5ekik">
         <w:r>
           <w:rPr>
             <w:rStyle w:val="Hyperlink"/>
@@ -1157,7 +1157,7 @@
       <w:r>
         <w:t xml:space="preserve"> — créé — </w:t>
       </w:r>
-      <w:hyperlink w:history="1" r:id="rIdginafc4_yxwqartfzzf2s">
+      <w:hyperlink w:history="1" r:id="rIdfdlrqi7qbbp804h6pek8e">
         <w:r>
           <w:rPr>
             <w:rStyle w:val="Hyperlink"/>
@@ -1186,7 +1186,7 @@
       <w:r>
         <w:t xml:space="preserve"> — modifié — </w:t>
       </w:r>
-      <w:hyperlink w:history="1" r:id="rId18hrnusnpb71erbbymql2">
+      <w:hyperlink w:history="1" r:id="rIdwgc5h8cyo6otpibj__epk">
         <w:r>
           <w:rPr>
             <w:rStyle w:val="Hyperlink"/>
@@ -1215,7 +1215,7 @@
       <w:r>
         <w:t xml:space="preserve"> — modifié — </w:t>
       </w:r>
-      <w:hyperlink w:history="1" r:id="rIdiyon51mzxynzjd3gsybiu">
+      <w:hyperlink w:history="1" r:id="rIdeofwzddcwndavwe4tgtni">
         <w:r>
           <w:rPr>
             <w:rStyle w:val="Hyperlink"/>
@@ -1244,7 +1244,7 @@
       <w:r>
         <w:t xml:space="preserve"> — modifié — </w:t>
       </w:r>
-      <w:hyperlink w:history="1" r:id="rIds6ghib6weylvb6zbzcrth">
+      <w:hyperlink w:history="1" r:id="rIdx0-2yo9h_hppkyupxqnmk">
         <w:r>
           <w:rPr>
             <w:rStyle w:val="Hyperlink"/>
@@ -1281,7 +1281,7 @@
       <w:r>
         <w:t xml:space="preserve"> — modifié — </w:t>
       </w:r>
-      <w:hyperlink w:history="1" r:id="rIdbfdsrfragbqncgjwyn4ec">
+      <w:hyperlink w:history="1" r:id="rId4nycco4gut12y14cuqb_t">
         <w:r>
           <w:rPr>
             <w:rStyle w:val="Hyperlink"/>
@@ -1318,7 +1318,7 @@
       <w:r>
         <w:t xml:space="preserve"> — modifié — </w:t>
       </w:r>
-      <w:hyperlink w:history="1" r:id="rIdsribuviutmppq35j1mxmf">
+      <w:hyperlink w:history="1" r:id="rIdyyv_au0otcurkp3dzx3ei">
         <w:r>
           <w:rPr>
             <w:rStyle w:val="Hyperlink"/>
@@ -1347,7 +1347,7 @@
       <w:r>
         <w:t xml:space="preserve"> — modifié — </w:t>
       </w:r>
-      <w:hyperlink w:history="1" r:id="rIdgc98qjx_uy84poxbgevqp">
+      <w:hyperlink w:history="1" r:id="rIduvuesommzaxhqaxs4apdt">
         <w:r>
           <w:rPr>
             <w:rStyle w:val="Hyperlink"/>
@@ -1376,7 +1376,7 @@
       <w:r>
         <w:t xml:space="preserve"> — modifié — </w:t>
       </w:r>
-      <w:hyperlink w:history="1" r:id="rIdqaam6-gyccoz966thtoxj">
+      <w:hyperlink w:history="1" r:id="rIdnd_hv-o4f08oxgoyfnraf">
         <w:r>
           <w:rPr>
             <w:rStyle w:val="Hyperlink"/>
@@ -1405,7 +1405,7 @@
       <w:r>
         <w:t xml:space="preserve"> — modifié — </w:t>
       </w:r>
-      <w:hyperlink w:history="1" r:id="rId0m5qb99inwyjvx9ipefpi">
+      <w:hyperlink w:history="1" r:id="rIdynij5rm_swhf5eqnl6zdl">
         <w:r>
           <w:rPr>
             <w:rStyle w:val="Hyperlink"/>
@@ -1434,7 +1434,7 @@
       <w:r>
         <w:t xml:space="preserve"> — modifié — </w:t>
       </w:r>
-      <w:hyperlink w:history="1" r:id="rIdeq1ftsh9yz9x2eidox02j">
+      <w:hyperlink w:history="1" r:id="rIdtv9oopa9t8xo-haqhp_hs">
         <w:r>
           <w:rPr>
             <w:rStyle w:val="Hyperlink"/>

--- a/docs/developpement/phases/word/PHASE_30_FIDELITE_A_LA_CAISSE_CODE_PROMO_ET_POINTS_DANS_LE_TICKET_SCELLE.docx
+++ b/docs/developpement/phases/word/PHASE_30_FIDELITE_A_LA_CAISSE_CODE_PROMO_ET_POINTS_DANS_LE_TICKET_SCELLE.docx
@@ -20,7 +20,7 @@
       <w:r>
         <w:t xml:space="preserve">FlaiX Expert · dossier de développement · généré le 2026-10-04 depuis le dépôt </w:t>
       </w:r>
-      <w:hyperlink w:history="1" r:id="rIdo8kprr4jhkzljig8yqwru">
+      <w:hyperlink w:history="1" r:id="rIdmew1hrb_dpnm6nniwurwg">
         <w:r>
           <w:rPr>
             <w:rStyle w:val="Hyperlink"/>
@@ -680,7 +680,7 @@
           <w:numId w:val="2"/>
         </w:numPr>
       </w:pPr>
-      <w:hyperlink w:history="1" r:id="rId4lf3lv_ngqllwvfljty8q">
+      <w:hyperlink w:history="1" r:id="rIdebzksobthmennff6hxsci">
         <w:r>
           <w:rPr>
             <w:rStyle w:val="Hyperlink"/>
@@ -700,7 +700,7 @@
           <w:numId w:val="2"/>
         </w:numPr>
       </w:pPr>
-      <w:hyperlink w:history="1" r:id="rIdkv8j7idh0dbjvrmbqqbrh">
+      <w:hyperlink w:history="1" r:id="rIdt2v4fum7mphziceo9pwdb">
         <w:r>
           <w:rPr>
             <w:rStyle w:val="Hyperlink"/>
@@ -748,7 +748,7 @@
       <w:r>
         <w:t xml:space="preserve"> — créé — </w:t>
       </w:r>
-      <w:hyperlink w:history="1" r:id="rId1fjabqjytzp0m38zlcdpp">
+      <w:hyperlink w:history="1" r:id="rId5t_svtuvhk1gzpdkdlp0c">
         <w:r>
           <w:rPr>
             <w:rStyle w:val="Hyperlink"/>
@@ -785,7 +785,7 @@
       <w:r>
         <w:t xml:space="preserve"> — créé — </w:t>
       </w:r>
-      <w:hyperlink w:history="1" r:id="rIdodvkfuk73o2bo6rh3jaug">
+      <w:hyperlink w:history="1" r:id="rIdoqnu0rurxyhxzmbtw9mvw">
         <w:r>
           <w:rPr>
             <w:rStyle w:val="Hyperlink"/>
@@ -814,7 +814,7 @@
       <w:r>
         <w:t xml:space="preserve"> — créé — </w:t>
       </w:r>
-      <w:hyperlink w:history="1" r:id="rId7cu9damp5vbyb7c_ruvff">
+      <w:hyperlink w:history="1" r:id="rIdcx-yyfsmcafmwanq4fjg6">
         <w:r>
           <w:rPr>
             <w:rStyle w:val="Hyperlink"/>
@@ -851,7 +851,7 @@
       <w:r>
         <w:t xml:space="preserve"> — modifié — </w:t>
       </w:r>
-      <w:hyperlink w:history="1" r:id="rIdyl5rzashcnwmrwp6qpyc8">
+      <w:hyperlink w:history="1" r:id="rId51yynsyu8vfo_sckgv6bc">
         <w:r>
           <w:rPr>
             <w:rStyle w:val="Hyperlink"/>
@@ -880,7 +880,7 @@
       <w:r>
         <w:t xml:space="preserve"> — modifié — </w:t>
       </w:r>
-      <w:hyperlink w:history="1" r:id="rId-gmdzhy1qthzokkuskrab">
+      <w:hyperlink w:history="1" r:id="rIdszgh887fateqwhph_ibha">
         <w:r>
           <w:rPr>
             <w:rStyle w:val="Hyperlink"/>
@@ -909,7 +909,7 @@
       <w:r>
         <w:t xml:space="preserve"> — modifié — </w:t>
       </w:r>
-      <w:hyperlink w:history="1" r:id="rIdaxwxdjnsvhrt7gonq8trd">
+      <w:hyperlink w:history="1" r:id="rIdwu73zceo_w_dgscz1nicf">
         <w:r>
           <w:rPr>
             <w:rStyle w:val="Hyperlink"/>
@@ -938,7 +938,7 @@
       <w:r>
         <w:t xml:space="preserve"> — modifié — </w:t>
       </w:r>
-      <w:hyperlink w:history="1" r:id="rIdcohgzvjr0-8hl5jt_9sry">
+      <w:hyperlink w:history="1" r:id="rIdlqf9wbghs_i9zetukf4mg">
         <w:r>
           <w:rPr>
             <w:rStyle w:val="Hyperlink"/>
@@ -975,7 +975,7 @@
       <w:r>
         <w:t xml:space="preserve"> — modifié — </w:t>
       </w:r>
-      <w:hyperlink w:history="1" r:id="rIdh-7n6t3-srf0qo87rdjn3">
+      <w:hyperlink w:history="1" r:id="rIdxkbc9tl4erf-cd3rrx0wn">
         <w:r>
           <w:rPr>
             <w:rStyle w:val="Hyperlink"/>
@@ -1004,7 +1004,7 @@
       <w:r>
         <w:t xml:space="preserve"> — créé — </w:t>
       </w:r>
-      <w:hyperlink w:history="1" r:id="rIdeti5slb5cqzue3m3gie4k">
+      <w:hyperlink w:history="1" r:id="rIdgeigvjdjmaobf5lzbotv_">
         <w:r>
           <w:rPr>
             <w:rStyle w:val="Hyperlink"/>
@@ -1033,7 +1033,7 @@
       <w:r>
         <w:t xml:space="preserve"> — modifié — </w:t>
       </w:r>
-      <w:hyperlink w:history="1" r:id="rIdidzgsty6lrvzqfvkztngs">
+      <w:hyperlink w:history="1" r:id="rIdtelj4gbuvcp8fdpb0g9j0">
         <w:r>
           <w:rPr>
             <w:rStyle w:val="Hyperlink"/>
@@ -1062,7 +1062,7 @@
       <w:r>
         <w:t xml:space="preserve"> — modifié — </w:t>
       </w:r>
-      <w:hyperlink w:history="1" r:id="rIduahoxjyfhz9twbfmeqfz3">
+      <w:hyperlink w:history="1" r:id="rId_3zaxihsrsfukfz-hwp_l">
         <w:r>
           <w:rPr>
             <w:rStyle w:val="Hyperlink"/>
@@ -1091,7 +1091,7 @@
       <w:r>
         <w:t xml:space="preserve"> — modifié — </w:t>
       </w:r>
-      <w:hyperlink w:history="1" r:id="rIdq_gopjvowy7vjgxrn0yf7">
+      <w:hyperlink w:history="1" r:id="rIdafnvn3a4oou1zjvzxhzgz">
         <w:r>
           <w:rPr>
             <w:rStyle w:val="Hyperlink"/>
@@ -1128,7 +1128,7 @@
       <w:r>
         <w:t xml:space="preserve"> — modifié — </w:t>
       </w:r>
-      <w:hyperlink w:history="1" r:id="rId6825zyu-f4hpitju5ekik">
+      <w:hyperlink w:history="1" r:id="rIdbyt91rgkm2phjedg3vulm">
         <w:r>
           <w:rPr>
             <w:rStyle w:val="Hyperlink"/>
@@ -1157,7 +1157,7 @@
       <w:r>
         <w:t xml:space="preserve"> — créé — </w:t>
       </w:r>
-      <w:hyperlink w:history="1" r:id="rIdfdlrqi7qbbp804h6pek8e">
+      <w:hyperlink w:history="1" r:id="rIdcx4aymwet0jtdeva8orx0">
         <w:r>
           <w:rPr>
             <w:rStyle w:val="Hyperlink"/>
@@ -1186,7 +1186,7 @@
       <w:r>
         <w:t xml:space="preserve"> — modifié — </w:t>
       </w:r>
-      <w:hyperlink w:history="1" r:id="rIdwgc5h8cyo6otpibj__epk">
+      <w:hyperlink w:history="1" r:id="rIdxyzvhbmv_ookk6jhowmyp">
         <w:r>
           <w:rPr>
             <w:rStyle w:val="Hyperlink"/>
@@ -1215,7 +1215,7 @@
       <w:r>
         <w:t xml:space="preserve"> — modifié — </w:t>
       </w:r>
-      <w:hyperlink w:history="1" r:id="rIdeofwzddcwndavwe4tgtni">
+      <w:hyperlink w:history="1" r:id="rIdbfvzwlcbeakp7nldagie1">
         <w:r>
           <w:rPr>
             <w:rStyle w:val="Hyperlink"/>
@@ -1244,7 +1244,7 @@
       <w:r>
         <w:t xml:space="preserve"> — modifié — </w:t>
       </w:r>
-      <w:hyperlink w:history="1" r:id="rIdx0-2yo9h_hppkyupxqnmk">
+      <w:hyperlink w:history="1" r:id="rIdgij_giguryj1nhr9u7jzz">
         <w:r>
           <w:rPr>
             <w:rStyle w:val="Hyperlink"/>
@@ -1281,7 +1281,7 @@
       <w:r>
         <w:t xml:space="preserve"> — modifié — </w:t>
       </w:r>
-      <w:hyperlink w:history="1" r:id="rId4nycco4gut12y14cuqb_t">
+      <w:hyperlink w:history="1" r:id="rId7shwt4duycq9lu3sw6jro">
         <w:r>
           <w:rPr>
             <w:rStyle w:val="Hyperlink"/>
@@ -1318,7 +1318,7 @@
       <w:r>
         <w:t xml:space="preserve"> — modifié — </w:t>
       </w:r>
-      <w:hyperlink w:history="1" r:id="rIdyyv_au0otcurkp3dzx3ei">
+      <w:hyperlink w:history="1" r:id="rIdsjkvvbqih9djdmhpkrgl-">
         <w:r>
           <w:rPr>
             <w:rStyle w:val="Hyperlink"/>
@@ -1347,7 +1347,7 @@
       <w:r>
         <w:t xml:space="preserve"> — modifié — </w:t>
       </w:r>
-      <w:hyperlink w:history="1" r:id="rIduvuesommzaxhqaxs4apdt">
+      <w:hyperlink w:history="1" r:id="rIdrqlfaviquv1s23yi6a_ix">
         <w:r>
           <w:rPr>
             <w:rStyle w:val="Hyperlink"/>
@@ -1376,7 +1376,7 @@
       <w:r>
         <w:t xml:space="preserve"> — modifié — </w:t>
       </w:r>
-      <w:hyperlink w:history="1" r:id="rIdnd_hv-o4f08oxgoyfnraf">
+      <w:hyperlink w:history="1" r:id="rIdsmuuyse1bq9j536-n13lo">
         <w:r>
           <w:rPr>
             <w:rStyle w:val="Hyperlink"/>
@@ -1405,7 +1405,7 @@
       <w:r>
         <w:t xml:space="preserve"> — modifié — </w:t>
       </w:r>
-      <w:hyperlink w:history="1" r:id="rIdynij5rm_swhf5eqnl6zdl">
+      <w:hyperlink w:history="1" r:id="rIdthkkyhocfplbxveblbdqj">
         <w:r>
           <w:rPr>
             <w:rStyle w:val="Hyperlink"/>
@@ -1434,7 +1434,7 @@
       <w:r>
         <w:t xml:space="preserve"> — modifié — </w:t>
       </w:r>
-      <w:hyperlink w:history="1" r:id="rIdtv9oopa9t8xo-haqhp_hs">
+      <w:hyperlink w:history="1" r:id="rIddbrpt5q_zmhaobsswq8ap">
         <w:r>
           <w:rPr>
             <w:rStyle w:val="Hyperlink"/>

--- a/docs/developpement/phases/word/PHASE_30_FIDELITE_A_LA_CAISSE_CODE_PROMO_ET_POINTS_DANS_LE_TICKET_SCELLE.docx
+++ b/docs/developpement/phases/word/PHASE_30_FIDELITE_A_LA_CAISSE_CODE_PROMO_ET_POINTS_DANS_LE_TICKET_SCELLE.docx
@@ -20,7 +20,7 @@
       <w:r>
         <w:t xml:space="preserve">FlaiX Expert · dossier de développement · généré le 2026-10-04 depuis le dépôt </w:t>
       </w:r>
-      <w:hyperlink w:history="1" r:id="rIdmew1hrb_dpnm6nniwurwg">
+      <w:hyperlink w:history="1" r:id="rIdc4z1lj0irgpctcisy6qqa">
         <w:r>
           <w:rPr>
             <w:rStyle w:val="Hyperlink"/>
@@ -680,7 +680,7 @@
           <w:numId w:val="2"/>
         </w:numPr>
       </w:pPr>
-      <w:hyperlink w:history="1" r:id="rIdebzksobthmennff6hxsci">
+      <w:hyperlink w:history="1" r:id="rIdlewwbgvx7c1grig65lpgi">
         <w:r>
           <w:rPr>
             <w:rStyle w:val="Hyperlink"/>
@@ -700,7 +700,7 @@
           <w:numId w:val="2"/>
         </w:numPr>
       </w:pPr>
-      <w:hyperlink w:history="1" r:id="rIdt2v4fum7mphziceo9pwdb">
+      <w:hyperlink w:history="1" r:id="rIdm-tpga17lbnde_hxqyaj3">
         <w:r>
           <w:rPr>
             <w:rStyle w:val="Hyperlink"/>
@@ -748,7 +748,7 @@
       <w:r>
         <w:t xml:space="preserve"> — créé — </w:t>
       </w:r>
-      <w:hyperlink w:history="1" r:id="rId5t_svtuvhk1gzpdkdlp0c">
+      <w:hyperlink w:history="1" r:id="rIdxnfgltmbpe9inaetlvmic">
         <w:r>
           <w:rPr>
             <w:rStyle w:val="Hyperlink"/>
@@ -785,7 +785,7 @@
       <w:r>
         <w:t xml:space="preserve"> — créé — </w:t>
       </w:r>
-      <w:hyperlink w:history="1" r:id="rIdoqnu0rurxyhxzmbtw9mvw">
+      <w:hyperlink w:history="1" r:id="rId1dqzyng7jme9vepzngofb">
         <w:r>
           <w:rPr>
             <w:rStyle w:val="Hyperlink"/>
@@ -814,7 +814,7 @@
       <w:r>
         <w:t xml:space="preserve"> — créé — </w:t>
       </w:r>
-      <w:hyperlink w:history="1" r:id="rIdcx-yyfsmcafmwanq4fjg6">
+      <w:hyperlink w:history="1" r:id="rId9xqp97ugygzvhcjqsg3wj">
         <w:r>
           <w:rPr>
             <w:rStyle w:val="Hyperlink"/>
@@ -851,7 +851,7 @@
       <w:r>
         <w:t xml:space="preserve"> — modifié — </w:t>
       </w:r>
-      <w:hyperlink w:history="1" r:id="rId51yynsyu8vfo_sckgv6bc">
+      <w:hyperlink w:history="1" r:id="rIdtvhfdb6cysiqai1yh32kx">
         <w:r>
           <w:rPr>
             <w:rStyle w:val="Hyperlink"/>
@@ -880,7 +880,7 @@
       <w:r>
         <w:t xml:space="preserve"> — modifié — </w:t>
       </w:r>
-      <w:hyperlink w:history="1" r:id="rIdszgh887fateqwhph_ibha">
+      <w:hyperlink w:history="1" r:id="rIdqhca3qkgcwmpx0kmsww9l">
         <w:r>
           <w:rPr>
             <w:rStyle w:val="Hyperlink"/>
@@ -909,7 +909,7 @@
       <w:r>
         <w:t xml:space="preserve"> — modifié — </w:t>
       </w:r>
-      <w:hyperlink w:history="1" r:id="rIdwu73zceo_w_dgscz1nicf">
+      <w:hyperlink w:history="1" r:id="rIdl0ngypw9i4nr5kfxgai1u">
         <w:r>
           <w:rPr>
             <w:rStyle w:val="Hyperlink"/>
@@ -938,7 +938,7 @@
       <w:r>
         <w:t xml:space="preserve"> — modifié — </w:t>
       </w:r>
-      <w:hyperlink w:history="1" r:id="rIdlqf9wbghs_i9zetukf4mg">
+      <w:hyperlink w:history="1" r:id="rIdyvacl0vw3psipirzio3th">
         <w:r>
           <w:rPr>
             <w:rStyle w:val="Hyperlink"/>
@@ -975,7 +975,7 @@
       <w:r>
         <w:t xml:space="preserve"> — modifié — </w:t>
       </w:r>
-      <w:hyperlink w:history="1" r:id="rIdxkbc9tl4erf-cd3rrx0wn">
+      <w:hyperlink w:history="1" r:id="rIdo0shetnoqxazy5evdptuf">
         <w:r>
           <w:rPr>
             <w:rStyle w:val="Hyperlink"/>
@@ -1004,7 +1004,7 @@
       <w:r>
         <w:t xml:space="preserve"> — créé — </w:t>
       </w:r>
-      <w:hyperlink w:history="1" r:id="rIdgeigvjdjmaobf5lzbotv_">
+      <w:hyperlink w:history="1" r:id="rIdff_3svzvf_5stkpz3zhd9">
         <w:r>
           <w:rPr>
             <w:rStyle w:val="Hyperlink"/>
@@ -1033,7 +1033,7 @@
       <w:r>
         <w:t xml:space="preserve"> — modifié — </w:t>
       </w:r>
-      <w:hyperlink w:history="1" r:id="rIdtelj4gbuvcp8fdpb0g9j0">
+      <w:hyperlink w:history="1" r:id="rIdj9drgsi3jdqyoxbmobshg">
         <w:r>
           <w:rPr>
             <w:rStyle w:val="Hyperlink"/>
@@ -1062,7 +1062,7 @@
       <w:r>
         <w:t xml:space="preserve"> — modifié — </w:t>
       </w:r>
-      <w:hyperlink w:history="1" r:id="rId_3zaxihsrsfukfz-hwp_l">
+      <w:hyperlink w:history="1" r:id="rIday03llhzveducjvhf_qvh">
         <w:r>
           <w:rPr>
             <w:rStyle w:val="Hyperlink"/>
@@ -1091,7 +1091,7 @@
       <w:r>
         <w:t xml:space="preserve"> — modifié — </w:t>
       </w:r>
-      <w:hyperlink w:history="1" r:id="rIdafnvn3a4oou1zjvzxhzgz">
+      <w:hyperlink w:history="1" r:id="rIdweoomyacleyvsazsufdgm">
         <w:r>
           <w:rPr>
             <w:rStyle w:val="Hyperlink"/>
@@ -1128,7 +1128,7 @@
       <w:r>
         <w:t xml:space="preserve"> — modifié — </w:t>
       </w:r>
-      <w:hyperlink w:history="1" r:id="rIdbyt91rgkm2phjedg3vulm">
+      <w:hyperlink w:history="1" r:id="rIdc8g5cp6ls4_-7qezlkolc">
         <w:r>
           <w:rPr>
             <w:rStyle w:val="Hyperlink"/>
@@ -1157,7 +1157,7 @@
       <w:r>
         <w:t xml:space="preserve"> — créé — </w:t>
       </w:r>
-      <w:hyperlink w:history="1" r:id="rIdcx4aymwet0jtdeva8orx0">
+      <w:hyperlink w:history="1" r:id="rIdw7n-dqo_npkmbl4lnvlzo">
         <w:r>
           <w:rPr>
             <w:rStyle w:val="Hyperlink"/>
@@ -1186,7 +1186,7 @@
       <w:r>
         <w:t xml:space="preserve"> — modifié — </w:t>
       </w:r>
-      <w:hyperlink w:history="1" r:id="rIdxyzvhbmv_ookk6jhowmyp">
+      <w:hyperlink w:history="1" r:id="rIdq9rffbx7bztcdrnpmhzov">
         <w:r>
           <w:rPr>
             <w:rStyle w:val="Hyperlink"/>
@@ -1215,7 +1215,7 @@
       <w:r>
         <w:t xml:space="preserve"> — modifié — </w:t>
       </w:r>
-      <w:hyperlink w:history="1" r:id="rIdbfvzwlcbeakp7nldagie1">
+      <w:hyperlink w:history="1" r:id="rIdmplsrsimizcu9ihawjyjy">
         <w:r>
           <w:rPr>
             <w:rStyle w:val="Hyperlink"/>
@@ -1244,7 +1244,7 @@
       <w:r>
         <w:t xml:space="preserve"> — modifié — </w:t>
       </w:r>
-      <w:hyperlink w:history="1" r:id="rIdgij_giguryj1nhr9u7jzz">
+      <w:hyperlink w:history="1" r:id="rIdyyfzaxxpf6han1_irh8qu">
         <w:r>
           <w:rPr>
             <w:rStyle w:val="Hyperlink"/>
@@ -1281,7 +1281,7 @@
       <w:r>
         <w:t xml:space="preserve"> — modifié — </w:t>
       </w:r>
-      <w:hyperlink w:history="1" r:id="rId7shwt4duycq9lu3sw6jro">
+      <w:hyperlink w:history="1" r:id="rIdnyniaaznh8-fud_9q8vem">
         <w:r>
           <w:rPr>
             <w:rStyle w:val="Hyperlink"/>
@@ -1318,7 +1318,7 @@
       <w:r>
         <w:t xml:space="preserve"> — modifié — </w:t>
       </w:r>
-      <w:hyperlink w:history="1" r:id="rIdsjkvvbqih9djdmhpkrgl-">
+      <w:hyperlink w:history="1" r:id="rIdzghwnuafp0rmuwtnxj-qg">
         <w:r>
           <w:rPr>
             <w:rStyle w:val="Hyperlink"/>
@@ -1347,7 +1347,7 @@
       <w:r>
         <w:t xml:space="preserve"> — modifié — </w:t>
       </w:r>
-      <w:hyperlink w:history="1" r:id="rIdrqlfaviquv1s23yi6a_ix">
+      <w:hyperlink w:history="1" r:id="rIdlh6gluw1phke-euujlvpy">
         <w:r>
           <w:rPr>
             <w:rStyle w:val="Hyperlink"/>
@@ -1376,7 +1376,7 @@
       <w:r>
         <w:t xml:space="preserve"> — modifié — </w:t>
       </w:r>
-      <w:hyperlink w:history="1" r:id="rIdsmuuyse1bq9j536-n13lo">
+      <w:hyperlink w:history="1" r:id="rIdajy4khs6sugzl8i0dec98">
         <w:r>
           <w:rPr>
             <w:rStyle w:val="Hyperlink"/>
@@ -1405,7 +1405,7 @@
       <w:r>
         <w:t xml:space="preserve"> — modifié — </w:t>
       </w:r>
-      <w:hyperlink w:history="1" r:id="rIdthkkyhocfplbxveblbdqj">
+      <w:hyperlink w:history="1" r:id="rIdbsekq6ypbck9oijavyodh">
         <w:r>
           <w:rPr>
             <w:rStyle w:val="Hyperlink"/>
@@ -1434,7 +1434,7 @@
       <w:r>
         <w:t xml:space="preserve"> — modifié — </w:t>
       </w:r>
-      <w:hyperlink w:history="1" r:id="rIddbrpt5q_zmhaobsswq8ap">
+      <w:hyperlink w:history="1" r:id="rId1catpq8zfnks4-ny0enju">
         <w:r>
           <w:rPr>
             <w:rStyle w:val="Hyperlink"/>

--- a/docs/developpement/phases/word/PHASE_30_FIDELITE_A_LA_CAISSE_CODE_PROMO_ET_POINTS_DANS_LE_TICKET_SCELLE.docx
+++ b/docs/developpement/phases/word/PHASE_30_FIDELITE_A_LA_CAISSE_CODE_PROMO_ET_POINTS_DANS_LE_TICKET_SCELLE.docx
@@ -18,9 +18,9 @@
         <w:shd w:fill="F6F3FF" w:color="auto" w:val="clear"/>
       </w:pPr>
       <w:r>
-        <w:t xml:space="preserve">FlaiX Expert · dossier de développement · généré le 2026-10-04 depuis le dépôt </w:t>
-      </w:r>
-      <w:hyperlink w:history="1" r:id="rIdc4z1lj0irgpctcisy6qqa">
+        <w:t xml:space="preserve">FlaiX Expert · dossier de développement · généré le 2026-10-19 depuis le dépôt </w:t>
+      </w:r>
+      <w:hyperlink w:history="1" r:id="rIdptqbjhft8kycccvbxkknd">
         <w:r>
           <w:rPr>
             <w:rStyle w:val="Hyperlink"/>
@@ -680,7 +680,7 @@
           <w:numId w:val="2"/>
         </w:numPr>
       </w:pPr>
-      <w:hyperlink w:history="1" r:id="rIdlewwbgvx7c1grig65lpgi">
+      <w:hyperlink w:history="1" r:id="rIdkpozbdanjs_dtgmay8kyi">
         <w:r>
           <w:rPr>
             <w:rStyle w:val="Hyperlink"/>
@@ -700,7 +700,7 @@
           <w:numId w:val="2"/>
         </w:numPr>
       </w:pPr>
-      <w:hyperlink w:history="1" r:id="rIdm-tpga17lbnde_hxqyaj3">
+      <w:hyperlink w:history="1" r:id="rIdja_cag8pcck7cmvxuvwpz">
         <w:r>
           <w:rPr>
             <w:rStyle w:val="Hyperlink"/>
@@ -748,7 +748,7 @@
       <w:r>
         <w:t xml:space="preserve"> — créé — </w:t>
       </w:r>
-      <w:hyperlink w:history="1" r:id="rIdxnfgltmbpe9inaetlvmic">
+      <w:hyperlink w:history="1" r:id="rIdoqru7bxhqcz85gpd2mhbc">
         <w:r>
           <w:rPr>
             <w:rStyle w:val="Hyperlink"/>
@@ -785,7 +785,7 @@
       <w:r>
         <w:t xml:space="preserve"> — créé — </w:t>
       </w:r>
-      <w:hyperlink w:history="1" r:id="rId1dqzyng7jme9vepzngofb">
+      <w:hyperlink w:history="1" r:id="rIdazeytldrm2_llohhyf1dz">
         <w:r>
           <w:rPr>
             <w:rStyle w:val="Hyperlink"/>
@@ -814,7 +814,7 @@
       <w:r>
         <w:t xml:space="preserve"> — créé — </w:t>
       </w:r>
-      <w:hyperlink w:history="1" r:id="rId9xqp97ugygzvhcjqsg3wj">
+      <w:hyperlink w:history="1" r:id="rIdgxoty-euosjc2out2dan7">
         <w:r>
           <w:rPr>
             <w:rStyle w:val="Hyperlink"/>
@@ -851,7 +851,7 @@
       <w:r>
         <w:t xml:space="preserve"> — modifié — </w:t>
       </w:r>
-      <w:hyperlink w:history="1" r:id="rIdtvhfdb6cysiqai1yh32kx">
+      <w:hyperlink w:history="1" r:id="rIdx1y24biqcqfdekwbrwmrf">
         <w:r>
           <w:rPr>
             <w:rStyle w:val="Hyperlink"/>
@@ -880,7 +880,7 @@
       <w:r>
         <w:t xml:space="preserve"> — modifié — </w:t>
       </w:r>
-      <w:hyperlink w:history="1" r:id="rIdqhca3qkgcwmpx0kmsww9l">
+      <w:hyperlink w:history="1" r:id="rId7xoslo9jpqf7vbjqrlfyv">
         <w:r>
           <w:rPr>
             <w:rStyle w:val="Hyperlink"/>
@@ -909,7 +909,7 @@
       <w:r>
         <w:t xml:space="preserve"> — modifié — </w:t>
       </w:r>
-      <w:hyperlink w:history="1" r:id="rIdl0ngypw9i4nr5kfxgai1u">
+      <w:hyperlink w:history="1" r:id="rId4b9idnwp1lk9qezxksv8w">
         <w:r>
           <w:rPr>
             <w:rStyle w:val="Hyperlink"/>
@@ -938,7 +938,7 @@
       <w:r>
         <w:t xml:space="preserve"> — modifié — </w:t>
       </w:r>
-      <w:hyperlink w:history="1" r:id="rIdyvacl0vw3psipirzio3th">
+      <w:hyperlink w:history="1" r:id="rIdkeryekwqym4wqiyyc8vzq">
         <w:r>
           <w:rPr>
             <w:rStyle w:val="Hyperlink"/>
@@ -975,7 +975,7 @@
       <w:r>
         <w:t xml:space="preserve"> — modifié — </w:t>
       </w:r>
-      <w:hyperlink w:history="1" r:id="rIdo0shetnoqxazy5evdptuf">
+      <w:hyperlink w:history="1" r:id="rIdzmrvt_yyrjh0e8uz0cuyh">
         <w:r>
           <w:rPr>
             <w:rStyle w:val="Hyperlink"/>
@@ -1004,7 +1004,7 @@
       <w:r>
         <w:t xml:space="preserve"> — créé — </w:t>
       </w:r>
-      <w:hyperlink w:history="1" r:id="rIdff_3svzvf_5stkpz3zhd9">
+      <w:hyperlink w:history="1" r:id="rIdfmj5guun5-5es_ese8ajm">
         <w:r>
           <w:rPr>
             <w:rStyle w:val="Hyperlink"/>
@@ -1033,7 +1033,7 @@
       <w:r>
         <w:t xml:space="preserve"> — modifié — </w:t>
       </w:r>
-      <w:hyperlink w:history="1" r:id="rIdj9drgsi3jdqyoxbmobshg">
+      <w:hyperlink w:history="1" r:id="rIdggbii9cxqlyx9zqkcxkr5">
         <w:r>
           <w:rPr>
             <w:rStyle w:val="Hyperlink"/>
@@ -1062,7 +1062,7 @@
       <w:r>
         <w:t xml:space="preserve"> — modifié — </w:t>
       </w:r>
-      <w:hyperlink w:history="1" r:id="rIday03llhzveducjvhf_qvh">
+      <w:hyperlink w:history="1" r:id="rIdmngs7nzso8jmbmnu2_pdj">
         <w:r>
           <w:rPr>
             <w:rStyle w:val="Hyperlink"/>
@@ -1091,7 +1091,7 @@
       <w:r>
         <w:t xml:space="preserve"> — modifié — </w:t>
       </w:r>
-      <w:hyperlink w:history="1" r:id="rIdweoomyacleyvsazsufdgm">
+      <w:hyperlink w:history="1" r:id="rIdnrnlazfl8knqyul43oxd9">
         <w:r>
           <w:rPr>
             <w:rStyle w:val="Hyperlink"/>
@@ -1128,7 +1128,7 @@
       <w:r>
         <w:t xml:space="preserve"> — modifié — </w:t>
       </w:r>
-      <w:hyperlink w:history="1" r:id="rIdc8g5cp6ls4_-7qezlkolc">
+      <w:hyperlink w:history="1" r:id="rIdi5fbm7wkmxvel8n57p5x1">
         <w:r>
           <w:rPr>
             <w:rStyle w:val="Hyperlink"/>
@@ -1157,7 +1157,7 @@
       <w:r>
         <w:t xml:space="preserve"> — créé — </w:t>
       </w:r>
-      <w:hyperlink w:history="1" r:id="rIdw7n-dqo_npkmbl4lnvlzo">
+      <w:hyperlink w:history="1" r:id="rIdgb_vpudzf6lkqjkqwftb4">
         <w:r>
           <w:rPr>
             <w:rStyle w:val="Hyperlink"/>
@@ -1186,7 +1186,7 @@
       <w:r>
         <w:t xml:space="preserve"> — modifié — </w:t>
       </w:r>
-      <w:hyperlink w:history="1" r:id="rIdq9rffbx7bztcdrnpmhzov">
+      <w:hyperlink w:history="1" r:id="rId9lntthsbpjb6o7ic1lxsc">
         <w:r>
           <w:rPr>
             <w:rStyle w:val="Hyperlink"/>
@@ -1215,7 +1215,7 @@
       <w:r>
         <w:t xml:space="preserve"> — modifié — </w:t>
       </w:r>
-      <w:hyperlink w:history="1" r:id="rIdmplsrsimizcu9ihawjyjy">
+      <w:hyperlink w:history="1" r:id="rIdz_hskygku7jldmwz15-of">
         <w:r>
           <w:rPr>
             <w:rStyle w:val="Hyperlink"/>
@@ -1244,7 +1244,7 @@
       <w:r>
         <w:t xml:space="preserve"> — modifié — </w:t>
       </w:r>
-      <w:hyperlink w:history="1" r:id="rIdyyfzaxxpf6han1_irh8qu">
+      <w:hyperlink w:history="1" r:id="rId4oyamvbcgc2c_n6ixlsyu">
         <w:r>
           <w:rPr>
             <w:rStyle w:val="Hyperlink"/>
@@ -1281,7 +1281,7 @@
       <w:r>
         <w:t xml:space="preserve"> — modifié — </w:t>
       </w:r>
-      <w:hyperlink w:history="1" r:id="rIdnyniaaznh8-fud_9q8vem">
+      <w:hyperlink w:history="1" r:id="rIdoyhfx3imrtvuihoy8n0nm">
         <w:r>
           <w:rPr>
             <w:rStyle w:val="Hyperlink"/>
@@ -1318,7 +1318,7 @@
       <w:r>
         <w:t xml:space="preserve"> — modifié — </w:t>
       </w:r>
-      <w:hyperlink w:history="1" r:id="rIdzghwnuafp0rmuwtnxj-qg">
+      <w:hyperlink w:history="1" r:id="rIdv3vuygqhyg8de23hkupqj">
         <w:r>
           <w:rPr>
             <w:rStyle w:val="Hyperlink"/>
@@ -1347,7 +1347,7 @@
       <w:r>
         <w:t xml:space="preserve"> — modifié — </w:t>
       </w:r>
-      <w:hyperlink w:history="1" r:id="rIdlh6gluw1phke-euujlvpy">
+      <w:hyperlink w:history="1" r:id="rIdlvldxcji_bnwrxlltwm_6">
         <w:r>
           <w:rPr>
             <w:rStyle w:val="Hyperlink"/>
@@ -1376,7 +1376,7 @@
       <w:r>
         <w:t xml:space="preserve"> — modifié — </w:t>
       </w:r>
-      <w:hyperlink w:history="1" r:id="rIdajy4khs6sugzl8i0dec98">
+      <w:hyperlink w:history="1" r:id="rIdzbrh_dg5-pjbv3cnmqsxb">
         <w:r>
           <w:rPr>
             <w:rStyle w:val="Hyperlink"/>
@@ -1405,7 +1405,7 @@
       <w:r>
         <w:t xml:space="preserve"> — modifié — </w:t>
       </w:r>
-      <w:hyperlink w:history="1" r:id="rIdbsekq6ypbck9oijavyodh">
+      <w:hyperlink w:history="1" r:id="rIdj-9uundoo3sebnzeuqumy">
         <w:r>
           <w:rPr>
             <w:rStyle w:val="Hyperlink"/>
@@ -1434,7 +1434,7 @@
       <w:r>
         <w:t xml:space="preserve"> — modifié — </w:t>
       </w:r>
-      <w:hyperlink w:history="1" r:id="rId1catpq8zfnks4-ny0enju">
+      <w:hyperlink w:history="1" r:id="rIdgmdqe2v4cvdyxrhawgikq">
         <w:r>
           <w:rPr>
             <w:rStyle w:val="Hyperlink"/>

--- a/docs/developpement/phases/word/PHASE_30_FIDELITE_A_LA_CAISSE_CODE_PROMO_ET_POINTS_DANS_LE_TICKET_SCELLE.docx
+++ b/docs/developpement/phases/word/PHASE_30_FIDELITE_A_LA_CAISSE_CODE_PROMO_ET_POINTS_DANS_LE_TICKET_SCELLE.docx
@@ -20,7 +20,7 @@
       <w:r>
         <w:t xml:space="preserve">FlaiX Expert · dossier de développement · généré le 2026-10-19 depuis le dépôt </w:t>
       </w:r>
-      <w:hyperlink w:history="1" r:id="rIdptqbjhft8kycccvbxkknd">
+      <w:hyperlink w:history="1" r:id="rIdps0orlqwvbjosw92q-gyr">
         <w:r>
           <w:rPr>
             <w:rStyle w:val="Hyperlink"/>
@@ -680,7 +680,7 @@
           <w:numId w:val="2"/>
         </w:numPr>
       </w:pPr>
-      <w:hyperlink w:history="1" r:id="rIdkpozbdanjs_dtgmay8kyi">
+      <w:hyperlink w:history="1" r:id="rIdl4rgamybytyncbjedj6ws">
         <w:r>
           <w:rPr>
             <w:rStyle w:val="Hyperlink"/>
@@ -700,7 +700,7 @@
           <w:numId w:val="2"/>
         </w:numPr>
       </w:pPr>
-      <w:hyperlink w:history="1" r:id="rIdja_cag8pcck7cmvxuvwpz">
+      <w:hyperlink w:history="1" r:id="rIdz58ajhdai3spd_jyzpztk">
         <w:r>
           <w:rPr>
             <w:rStyle w:val="Hyperlink"/>
@@ -748,7 +748,7 @@
       <w:r>
         <w:t xml:space="preserve"> — créé — </w:t>
       </w:r>
-      <w:hyperlink w:history="1" r:id="rIdoqru7bxhqcz85gpd2mhbc">
+      <w:hyperlink w:history="1" r:id="rId2uvdyxqhjxt0hxpur-fln">
         <w:r>
           <w:rPr>
             <w:rStyle w:val="Hyperlink"/>
@@ -785,7 +785,7 @@
       <w:r>
         <w:t xml:space="preserve"> — créé — </w:t>
       </w:r>
-      <w:hyperlink w:history="1" r:id="rIdazeytldrm2_llohhyf1dz">
+      <w:hyperlink w:history="1" r:id="rIdofabuyoytvl56jnjfv3ak">
         <w:r>
           <w:rPr>
             <w:rStyle w:val="Hyperlink"/>
@@ -814,7 +814,7 @@
       <w:r>
         <w:t xml:space="preserve"> — créé — </w:t>
       </w:r>
-      <w:hyperlink w:history="1" r:id="rIdgxoty-euosjc2out2dan7">
+      <w:hyperlink w:history="1" r:id="rId8idwsylzddgrijusubcy0">
         <w:r>
           <w:rPr>
             <w:rStyle w:val="Hyperlink"/>
@@ -851,7 +851,7 @@
       <w:r>
         <w:t xml:space="preserve"> — modifié — </w:t>
       </w:r>
-      <w:hyperlink w:history="1" r:id="rIdx1y24biqcqfdekwbrwmrf">
+      <w:hyperlink w:history="1" r:id="rIdtrst-_e7v2tavnvm10yx5">
         <w:r>
           <w:rPr>
             <w:rStyle w:val="Hyperlink"/>
@@ -880,7 +880,7 @@
       <w:r>
         <w:t xml:space="preserve"> — modifié — </w:t>
       </w:r>
-      <w:hyperlink w:history="1" r:id="rId7xoslo9jpqf7vbjqrlfyv">
+      <w:hyperlink w:history="1" r:id="rIdtq8cte-jtbd71muv4weji">
         <w:r>
           <w:rPr>
             <w:rStyle w:val="Hyperlink"/>
@@ -909,7 +909,7 @@
       <w:r>
         <w:t xml:space="preserve"> — modifié — </w:t>
       </w:r>
-      <w:hyperlink w:history="1" r:id="rId4b9idnwp1lk9qezxksv8w">
+      <w:hyperlink w:history="1" r:id="rIdxemu3vzi-af-bkmqrccuo">
         <w:r>
           <w:rPr>
             <w:rStyle w:val="Hyperlink"/>
@@ -938,7 +938,7 @@
       <w:r>
         <w:t xml:space="preserve"> — modifié — </w:t>
       </w:r>
-      <w:hyperlink w:history="1" r:id="rIdkeryekwqym4wqiyyc8vzq">
+      <w:hyperlink w:history="1" r:id="rIdtnahfi6m-g85thxfbviut">
         <w:r>
           <w:rPr>
             <w:rStyle w:val="Hyperlink"/>
@@ -975,7 +975,7 @@
       <w:r>
         <w:t xml:space="preserve"> — modifié — </w:t>
       </w:r>
-      <w:hyperlink w:history="1" r:id="rIdzmrvt_yyrjh0e8uz0cuyh">
+      <w:hyperlink w:history="1" r:id="rIdseboq2ed-3rfssggp5xue">
         <w:r>
           <w:rPr>
             <w:rStyle w:val="Hyperlink"/>
@@ -1004,7 +1004,7 @@
       <w:r>
         <w:t xml:space="preserve"> — créé — </w:t>
       </w:r>
-      <w:hyperlink w:history="1" r:id="rIdfmj5guun5-5es_ese8ajm">
+      <w:hyperlink w:history="1" r:id="rIdk57aovfrcnr3wnzswlsxr">
         <w:r>
           <w:rPr>
             <w:rStyle w:val="Hyperlink"/>
@@ -1033,7 +1033,7 @@
       <w:r>
         <w:t xml:space="preserve"> — modifié — </w:t>
       </w:r>
-      <w:hyperlink w:history="1" r:id="rIdggbii9cxqlyx9zqkcxkr5">
+      <w:hyperlink w:history="1" r:id="rIdvu1sns-dtjz_khpmkzvxl">
         <w:r>
           <w:rPr>
             <w:rStyle w:val="Hyperlink"/>
@@ -1062,7 +1062,7 @@
       <w:r>
         <w:t xml:space="preserve"> — modifié — </w:t>
       </w:r>
-      <w:hyperlink w:history="1" r:id="rIdmngs7nzso8jmbmnu2_pdj">
+      <w:hyperlink w:history="1" r:id="rId-tozk5w8jp1gc6onwcurm">
         <w:r>
           <w:rPr>
             <w:rStyle w:val="Hyperlink"/>
@@ -1091,7 +1091,7 @@
       <w:r>
         <w:t xml:space="preserve"> — modifié — </w:t>
       </w:r>
-      <w:hyperlink w:history="1" r:id="rIdnrnlazfl8knqyul43oxd9">
+      <w:hyperlink w:history="1" r:id="rIdf7_w-7a9q7_kbmiw3w84d">
         <w:r>
           <w:rPr>
             <w:rStyle w:val="Hyperlink"/>
@@ -1128,7 +1128,7 @@
       <w:r>
         <w:t xml:space="preserve"> — modifié — </w:t>
       </w:r>
-      <w:hyperlink w:history="1" r:id="rIdi5fbm7wkmxvel8n57p5x1">
+      <w:hyperlink w:history="1" r:id="rIdwcalk0xctohpti_i05goz">
         <w:r>
           <w:rPr>
             <w:rStyle w:val="Hyperlink"/>
@@ -1157,7 +1157,7 @@
       <w:r>
         <w:t xml:space="preserve"> — créé — </w:t>
       </w:r>
-      <w:hyperlink w:history="1" r:id="rIdgb_vpudzf6lkqjkqwftb4">
+      <w:hyperlink w:history="1" r:id="rIda8wor1fnwry5nxgp-y8ac">
         <w:r>
           <w:rPr>
             <w:rStyle w:val="Hyperlink"/>
@@ -1186,7 +1186,7 @@
       <w:r>
         <w:t xml:space="preserve"> — modifié — </w:t>
       </w:r>
-      <w:hyperlink w:history="1" r:id="rId9lntthsbpjb6o7ic1lxsc">
+      <w:hyperlink w:history="1" r:id="rId8tjgzojatbm2tlwcwoux7">
         <w:r>
           <w:rPr>
             <w:rStyle w:val="Hyperlink"/>
@@ -1215,7 +1215,7 @@
       <w:r>
         <w:t xml:space="preserve"> — modifié — </w:t>
       </w:r>
-      <w:hyperlink w:history="1" r:id="rIdz_hskygku7jldmwz15-of">
+      <w:hyperlink w:history="1" r:id="rIdnmqi5ucsjxj-zp0qvyfz7">
         <w:r>
           <w:rPr>
             <w:rStyle w:val="Hyperlink"/>
@@ -1244,7 +1244,7 @@
       <w:r>
         <w:t xml:space="preserve"> — modifié — </w:t>
       </w:r>
-      <w:hyperlink w:history="1" r:id="rId4oyamvbcgc2c_n6ixlsyu">
+      <w:hyperlink w:history="1" r:id="rIdb0g5scm1_mh8s14es4w6p">
         <w:r>
           <w:rPr>
             <w:rStyle w:val="Hyperlink"/>
@@ -1281,7 +1281,7 @@
       <w:r>
         <w:t xml:space="preserve"> — modifié — </w:t>
       </w:r>
-      <w:hyperlink w:history="1" r:id="rIdoyhfx3imrtvuihoy8n0nm">
+      <w:hyperlink w:history="1" r:id="rIdpg8ufoevlnm_srxg_ocng">
         <w:r>
           <w:rPr>
             <w:rStyle w:val="Hyperlink"/>
@@ -1318,7 +1318,7 @@
       <w:r>
         <w:t xml:space="preserve"> — modifié — </w:t>
       </w:r>
-      <w:hyperlink w:history="1" r:id="rIdv3vuygqhyg8de23hkupqj">
+      <w:hyperlink w:history="1" r:id="rIdznyxfpvx5qfttnzjmpaxw">
         <w:r>
           <w:rPr>
             <w:rStyle w:val="Hyperlink"/>
@@ -1347,7 +1347,7 @@
       <w:r>
         <w:t xml:space="preserve"> — modifié — </w:t>
       </w:r>
-      <w:hyperlink w:history="1" r:id="rIdlvldxcji_bnwrxlltwm_6">
+      <w:hyperlink w:history="1" r:id="rIdh73u8zaa21yd67q493cwk">
         <w:r>
           <w:rPr>
             <w:rStyle w:val="Hyperlink"/>
@@ -1376,7 +1376,7 @@
       <w:r>
         <w:t xml:space="preserve"> — modifié — </w:t>
       </w:r>
-      <w:hyperlink w:history="1" r:id="rIdzbrh_dg5-pjbv3cnmqsxb">
+      <w:hyperlink w:history="1" r:id="rId8qd_eksd3n-m-a-acgoad">
         <w:r>
           <w:rPr>
             <w:rStyle w:val="Hyperlink"/>
@@ -1405,7 +1405,7 @@
       <w:r>
         <w:t xml:space="preserve"> — modifié — </w:t>
       </w:r>
-      <w:hyperlink w:history="1" r:id="rIdj-9uundoo3sebnzeuqumy">
+      <w:hyperlink w:history="1" r:id="rIdqjqaaw5zkylkq4auuy2xe">
         <w:r>
           <w:rPr>
             <w:rStyle w:val="Hyperlink"/>
@@ -1434,7 +1434,7 @@
       <w:r>
         <w:t xml:space="preserve"> — modifié — </w:t>
       </w:r>
-      <w:hyperlink w:history="1" r:id="rIdgmdqe2v4cvdyxrhawgikq">
+      <w:hyperlink w:history="1" r:id="rId9-qbormyfnm54zwe3pekv">
         <w:r>
           <w:rPr>
             <w:rStyle w:val="Hyperlink"/>

--- a/docs/developpement/phases/word/PHASE_30_FIDELITE_A_LA_CAISSE_CODE_PROMO_ET_POINTS_DANS_LE_TICKET_SCELLE.docx
+++ b/docs/developpement/phases/word/PHASE_30_FIDELITE_A_LA_CAISSE_CODE_PROMO_ET_POINTS_DANS_LE_TICKET_SCELLE.docx
@@ -20,7 +20,7 @@
       <w:r>
         <w:t xml:space="preserve">FlaiX Expert · dossier de développement · généré le 2026-10-19 depuis le dépôt </w:t>
       </w:r>
-      <w:hyperlink w:history="1" r:id="rIdps0orlqwvbjosw92q-gyr">
+      <w:hyperlink w:history="1" r:id="rIdaf7r8ikbeu2gsyyh7ubjl">
         <w:r>
           <w:rPr>
             <w:rStyle w:val="Hyperlink"/>
@@ -680,7 +680,7 @@
           <w:numId w:val="2"/>
         </w:numPr>
       </w:pPr>
-      <w:hyperlink w:history="1" r:id="rIdl4rgamybytyncbjedj6ws">
+      <w:hyperlink w:history="1" r:id="rIdtiiqs-fg8xxal3-uayxf6">
         <w:r>
           <w:rPr>
             <w:rStyle w:val="Hyperlink"/>
@@ -700,7 +700,7 @@
           <w:numId w:val="2"/>
         </w:numPr>
       </w:pPr>
-      <w:hyperlink w:history="1" r:id="rIdz58ajhdai3spd_jyzpztk">
+      <w:hyperlink w:history="1" r:id="rId7alsz_keenmhtibcmyng9">
         <w:r>
           <w:rPr>
             <w:rStyle w:val="Hyperlink"/>
@@ -748,7 +748,7 @@
       <w:r>
         <w:t xml:space="preserve"> — créé — </w:t>
       </w:r>
-      <w:hyperlink w:history="1" r:id="rId2uvdyxqhjxt0hxpur-fln">
+      <w:hyperlink w:history="1" r:id="rId36yrmtwrvlh-dgmm2mnyy">
         <w:r>
           <w:rPr>
             <w:rStyle w:val="Hyperlink"/>
@@ -785,7 +785,7 @@
       <w:r>
         <w:t xml:space="preserve"> — créé — </w:t>
       </w:r>
-      <w:hyperlink w:history="1" r:id="rIdofabuyoytvl56jnjfv3ak">
+      <w:hyperlink w:history="1" r:id="rIdv8xdxhrut5cplatiwhxz5">
         <w:r>
           <w:rPr>
             <w:rStyle w:val="Hyperlink"/>
@@ -814,7 +814,7 @@
       <w:r>
         <w:t xml:space="preserve"> — créé — </w:t>
       </w:r>
-      <w:hyperlink w:history="1" r:id="rId8idwsylzddgrijusubcy0">
+      <w:hyperlink w:history="1" r:id="rId6uqlivodsrv_p7aa5o3mf">
         <w:r>
           <w:rPr>
             <w:rStyle w:val="Hyperlink"/>
@@ -851,7 +851,7 @@
       <w:r>
         <w:t xml:space="preserve"> — modifié — </w:t>
       </w:r>
-      <w:hyperlink w:history="1" r:id="rIdtrst-_e7v2tavnvm10yx5">
+      <w:hyperlink w:history="1" r:id="rIdn_jlwdlsmyouftprjieij">
         <w:r>
           <w:rPr>
             <w:rStyle w:val="Hyperlink"/>
@@ -880,7 +880,7 @@
       <w:r>
         <w:t xml:space="preserve"> — modifié — </w:t>
       </w:r>
-      <w:hyperlink w:history="1" r:id="rIdtq8cte-jtbd71muv4weji">
+      <w:hyperlink w:history="1" r:id="rIdg-7dbyrwgcy1vr62y5qlg">
         <w:r>
           <w:rPr>
             <w:rStyle w:val="Hyperlink"/>
@@ -909,7 +909,7 @@
       <w:r>
         <w:t xml:space="preserve"> — modifié — </w:t>
       </w:r>
-      <w:hyperlink w:history="1" r:id="rIdxemu3vzi-af-bkmqrccuo">
+      <w:hyperlink w:history="1" r:id="rIdi7rpdrhgiikpeah2a1bmd">
         <w:r>
           <w:rPr>
             <w:rStyle w:val="Hyperlink"/>
@@ -938,7 +938,7 @@
       <w:r>
         <w:t xml:space="preserve"> — modifié — </w:t>
       </w:r>
-      <w:hyperlink w:history="1" r:id="rIdtnahfi6m-g85thxfbviut">
+      <w:hyperlink w:history="1" r:id="rIdfclfsiwm6z_ogut_94mc6">
         <w:r>
           <w:rPr>
             <w:rStyle w:val="Hyperlink"/>
@@ -975,7 +975,7 @@
       <w:r>
         <w:t xml:space="preserve"> — modifié — </w:t>
       </w:r>
-      <w:hyperlink w:history="1" r:id="rIdseboq2ed-3rfssggp5xue">
+      <w:hyperlink w:history="1" r:id="rIdkpzsgt3sfxttuxg-ndgg7">
         <w:r>
           <w:rPr>
             <w:rStyle w:val="Hyperlink"/>
@@ -1004,7 +1004,7 @@
       <w:r>
         <w:t xml:space="preserve"> — créé — </w:t>
       </w:r>
-      <w:hyperlink w:history="1" r:id="rIdk57aovfrcnr3wnzswlsxr">
+      <w:hyperlink w:history="1" r:id="rIdo84sothemyjf__mfsiqkl">
         <w:r>
           <w:rPr>
             <w:rStyle w:val="Hyperlink"/>
@@ -1033,7 +1033,7 @@
       <w:r>
         <w:t xml:space="preserve"> — modifié — </w:t>
       </w:r>
-      <w:hyperlink w:history="1" r:id="rIdvu1sns-dtjz_khpmkzvxl">
+      <w:hyperlink w:history="1" r:id="rIdzzxk9hgyp0vbf1n9gvv1i">
         <w:r>
           <w:rPr>
             <w:rStyle w:val="Hyperlink"/>
@@ -1062,7 +1062,7 @@
       <w:r>
         <w:t xml:space="preserve"> — modifié — </w:t>
       </w:r>
-      <w:hyperlink w:history="1" r:id="rId-tozk5w8jp1gc6onwcurm">
+      <w:hyperlink w:history="1" r:id="rIdbipmckmillb17vbnpppjg">
         <w:r>
           <w:rPr>
             <w:rStyle w:val="Hyperlink"/>
@@ -1091,7 +1091,7 @@
       <w:r>
         <w:t xml:space="preserve"> — modifié — </w:t>
       </w:r>
-      <w:hyperlink w:history="1" r:id="rIdf7_w-7a9q7_kbmiw3w84d">
+      <w:hyperlink w:history="1" r:id="rIdcmqhvdqsuyekbwn5xklnw">
         <w:r>
           <w:rPr>
             <w:rStyle w:val="Hyperlink"/>
@@ -1128,7 +1128,7 @@
       <w:r>
         <w:t xml:space="preserve"> — modifié — </w:t>
       </w:r>
-      <w:hyperlink w:history="1" r:id="rIdwcalk0xctohpti_i05goz">
+      <w:hyperlink w:history="1" r:id="rIdd1c5mnahufq3jz_3tzrkj">
         <w:r>
           <w:rPr>
             <w:rStyle w:val="Hyperlink"/>
@@ -1157,7 +1157,7 @@
       <w:r>
         <w:t xml:space="preserve"> — créé — </w:t>
       </w:r>
-      <w:hyperlink w:history="1" r:id="rIda8wor1fnwry5nxgp-y8ac">
+      <w:hyperlink w:history="1" r:id="rIdtpuuumugqhgdhxas9r400">
         <w:r>
           <w:rPr>
             <w:rStyle w:val="Hyperlink"/>
@@ -1186,7 +1186,7 @@
       <w:r>
         <w:t xml:space="preserve"> — modifié — </w:t>
       </w:r>
-      <w:hyperlink w:history="1" r:id="rId8tjgzojatbm2tlwcwoux7">
+      <w:hyperlink w:history="1" r:id="rId_ht5bvtkcscys1x1w8a28">
         <w:r>
           <w:rPr>
             <w:rStyle w:val="Hyperlink"/>
@@ -1215,7 +1215,7 @@
       <w:r>
         <w:t xml:space="preserve"> — modifié — </w:t>
       </w:r>
-      <w:hyperlink w:history="1" r:id="rIdnmqi5ucsjxj-zp0qvyfz7">
+      <w:hyperlink w:history="1" r:id="rIdociyfkkdsudkh9vtn1r3j">
         <w:r>
           <w:rPr>
             <w:rStyle w:val="Hyperlink"/>
@@ -1244,7 +1244,7 @@
       <w:r>
         <w:t xml:space="preserve"> — modifié — </w:t>
       </w:r>
-      <w:hyperlink w:history="1" r:id="rIdb0g5scm1_mh8s14es4w6p">
+      <w:hyperlink w:history="1" r:id="rIdnfgcyie_xh4l2w2oiiteo">
         <w:r>
           <w:rPr>
             <w:rStyle w:val="Hyperlink"/>
@@ -1281,7 +1281,7 @@
       <w:r>
         <w:t xml:space="preserve"> — modifié — </w:t>
       </w:r>
-      <w:hyperlink w:history="1" r:id="rIdpg8ufoevlnm_srxg_ocng">
+      <w:hyperlink w:history="1" r:id="rId8mh3rsccxgqiapo9emxlp">
         <w:r>
           <w:rPr>
             <w:rStyle w:val="Hyperlink"/>
@@ -1318,7 +1318,7 @@
       <w:r>
         <w:t xml:space="preserve"> — modifié — </w:t>
       </w:r>
-      <w:hyperlink w:history="1" r:id="rIdznyxfpvx5qfttnzjmpaxw">
+      <w:hyperlink w:history="1" r:id="rIdr8culyillgculfvckcoh-">
         <w:r>
           <w:rPr>
             <w:rStyle w:val="Hyperlink"/>
@@ -1347,7 +1347,7 @@
       <w:r>
         <w:t xml:space="preserve"> — modifié — </w:t>
       </w:r>
-      <w:hyperlink w:history="1" r:id="rIdh73u8zaa21yd67q493cwk">
+      <w:hyperlink w:history="1" r:id="rIdhlkzyrlirpjy62obxfc6r">
         <w:r>
           <w:rPr>
             <w:rStyle w:val="Hyperlink"/>
@@ -1376,7 +1376,7 @@
       <w:r>
         <w:t xml:space="preserve"> — modifié — </w:t>
       </w:r>
-      <w:hyperlink w:history="1" r:id="rId8qd_eksd3n-m-a-acgoad">
+      <w:hyperlink w:history="1" r:id="rIdvylyitaqfdit11tid_plo">
         <w:r>
           <w:rPr>
             <w:rStyle w:val="Hyperlink"/>
@@ -1405,7 +1405,7 @@
       <w:r>
         <w:t xml:space="preserve"> — modifié — </w:t>
       </w:r>
-      <w:hyperlink w:history="1" r:id="rIdqjqaaw5zkylkq4auuy2xe">
+      <w:hyperlink w:history="1" r:id="rIdghufhpgnaul-hwesflkwx">
         <w:r>
           <w:rPr>
             <w:rStyle w:val="Hyperlink"/>
@@ -1434,7 +1434,7 @@
       <w:r>
         <w:t xml:space="preserve"> — modifié — </w:t>
       </w:r>
-      <w:hyperlink w:history="1" r:id="rId9-qbormyfnm54zwe3pekv">
+      <w:hyperlink w:history="1" r:id="rIdju7-uc7hbpfizfnwavyst">
         <w:r>
           <w:rPr>
             <w:rStyle w:val="Hyperlink"/>

--- a/docs/developpement/phases/word/PHASE_30_FIDELITE_A_LA_CAISSE_CODE_PROMO_ET_POINTS_DANS_LE_TICKET_SCELLE.docx
+++ b/docs/developpement/phases/word/PHASE_30_FIDELITE_A_LA_CAISSE_CODE_PROMO_ET_POINTS_DANS_LE_TICKET_SCELLE.docx
@@ -20,7 +20,7 @@
       <w:r>
         <w:t xml:space="preserve">FlaiX Expert · dossier de développement · généré le 2026-10-19 depuis le dépôt </w:t>
       </w:r>
-      <w:hyperlink w:history="1" r:id="rIdaf7r8ikbeu2gsyyh7ubjl">
+      <w:hyperlink w:history="1" r:id="rIdszhhvlzi1kkpwjb1thtlk">
         <w:r>
           <w:rPr>
             <w:rStyle w:val="Hyperlink"/>
@@ -680,7 +680,7 @@
           <w:numId w:val="2"/>
         </w:numPr>
       </w:pPr>
-      <w:hyperlink w:history="1" r:id="rIdtiiqs-fg8xxal3-uayxf6">
+      <w:hyperlink w:history="1" r:id="rIdmvrscsrxl4x9u5kegtjct">
         <w:r>
           <w:rPr>
             <w:rStyle w:val="Hyperlink"/>
@@ -700,7 +700,7 @@
           <w:numId w:val="2"/>
         </w:numPr>
       </w:pPr>
-      <w:hyperlink w:history="1" r:id="rId7alsz_keenmhtibcmyng9">
+      <w:hyperlink w:history="1" r:id="rIdbknzuttlkrkncglda_i86">
         <w:r>
           <w:rPr>
             <w:rStyle w:val="Hyperlink"/>
@@ -748,7 +748,7 @@
       <w:r>
         <w:t xml:space="preserve"> — créé — </w:t>
       </w:r>
-      <w:hyperlink w:history="1" r:id="rId36yrmtwrvlh-dgmm2mnyy">
+      <w:hyperlink w:history="1" r:id="rIdltovpzmaghfgsiqhfzztp">
         <w:r>
           <w:rPr>
             <w:rStyle w:val="Hyperlink"/>
@@ -785,7 +785,7 @@
       <w:r>
         <w:t xml:space="preserve"> — créé — </w:t>
       </w:r>
-      <w:hyperlink w:history="1" r:id="rIdv8xdxhrut5cplatiwhxz5">
+      <w:hyperlink w:history="1" r:id="rIdrbs4zsdexanhz2h6k_veq">
         <w:r>
           <w:rPr>
             <w:rStyle w:val="Hyperlink"/>
@@ -814,7 +814,7 @@
       <w:r>
         <w:t xml:space="preserve"> — créé — </w:t>
       </w:r>
-      <w:hyperlink w:history="1" r:id="rId6uqlivodsrv_p7aa5o3mf">
+      <w:hyperlink w:history="1" r:id="rIdxw8pc-ideedwovn731bhu">
         <w:r>
           <w:rPr>
             <w:rStyle w:val="Hyperlink"/>
@@ -851,7 +851,7 @@
       <w:r>
         <w:t xml:space="preserve"> — modifié — </w:t>
       </w:r>
-      <w:hyperlink w:history="1" r:id="rIdn_jlwdlsmyouftprjieij">
+      <w:hyperlink w:history="1" r:id="rIdea61quhktyhowbh6zwxe7">
         <w:r>
           <w:rPr>
             <w:rStyle w:val="Hyperlink"/>
@@ -880,7 +880,7 @@
       <w:r>
         <w:t xml:space="preserve"> — modifié — </w:t>
       </w:r>
-      <w:hyperlink w:history="1" r:id="rIdg-7dbyrwgcy1vr62y5qlg">
+      <w:hyperlink w:history="1" r:id="rIdzoo_u1maal9u1ik_qzgef">
         <w:r>
           <w:rPr>
             <w:rStyle w:val="Hyperlink"/>
@@ -909,7 +909,7 @@
       <w:r>
         <w:t xml:space="preserve"> — modifié — </w:t>
       </w:r>
-      <w:hyperlink w:history="1" r:id="rIdi7rpdrhgiikpeah2a1bmd">
+      <w:hyperlink w:history="1" r:id="rIdssfsmvm1zls4hixhcoocn">
         <w:r>
           <w:rPr>
             <w:rStyle w:val="Hyperlink"/>
@@ -938,7 +938,7 @@
       <w:r>
         <w:t xml:space="preserve"> — modifié — </w:t>
       </w:r>
-      <w:hyperlink w:history="1" r:id="rIdfclfsiwm6z_ogut_94mc6">
+      <w:hyperlink w:history="1" r:id="rIdvjljxm8opwnw7h8h2kh8r">
         <w:r>
           <w:rPr>
             <w:rStyle w:val="Hyperlink"/>
@@ -975,7 +975,7 @@
       <w:r>
         <w:t xml:space="preserve"> — modifié — </w:t>
       </w:r>
-      <w:hyperlink w:history="1" r:id="rIdkpzsgt3sfxttuxg-ndgg7">
+      <w:hyperlink w:history="1" r:id="rId-zlc2fc6mw6hqkbxwufug">
         <w:r>
           <w:rPr>
             <w:rStyle w:val="Hyperlink"/>
@@ -1004,7 +1004,7 @@
       <w:r>
         <w:t xml:space="preserve"> — créé — </w:t>
       </w:r>
-      <w:hyperlink w:history="1" r:id="rIdo84sothemyjf__mfsiqkl">
+      <w:hyperlink w:history="1" r:id="rIdv3rnsw-b554ochqxw7svg">
         <w:r>
           <w:rPr>
             <w:rStyle w:val="Hyperlink"/>
@@ -1033,7 +1033,7 @@
       <w:r>
         <w:t xml:space="preserve"> — modifié — </w:t>
       </w:r>
-      <w:hyperlink w:history="1" r:id="rIdzzxk9hgyp0vbf1n9gvv1i">
+      <w:hyperlink w:history="1" r:id="rIdcoptwlbql0uvxrjtp2ora">
         <w:r>
           <w:rPr>
             <w:rStyle w:val="Hyperlink"/>
@@ -1062,7 +1062,7 @@
       <w:r>
         <w:t xml:space="preserve"> — modifié — </w:t>
       </w:r>
-      <w:hyperlink w:history="1" r:id="rIdbipmckmillb17vbnpppjg">
+      <w:hyperlink w:history="1" r:id="rIdja9vszqvik2swuc4xdqp0">
         <w:r>
           <w:rPr>
             <w:rStyle w:val="Hyperlink"/>
@@ -1091,7 +1091,7 @@
       <w:r>
         <w:t xml:space="preserve"> — modifié — </w:t>
       </w:r>
-      <w:hyperlink w:history="1" r:id="rIdcmqhvdqsuyekbwn5xklnw">
+      <w:hyperlink w:history="1" r:id="rIdgmiqrhic80jvl1s1kguyu">
         <w:r>
           <w:rPr>
             <w:rStyle w:val="Hyperlink"/>
@@ -1128,7 +1128,7 @@
       <w:r>
         <w:t xml:space="preserve"> — modifié — </w:t>
       </w:r>
-      <w:hyperlink w:history="1" r:id="rIdd1c5mnahufq3jz_3tzrkj">
+      <w:hyperlink w:history="1" r:id="rIdolchqwioafqfpkcncr9vf">
         <w:r>
           <w:rPr>
             <w:rStyle w:val="Hyperlink"/>
@@ -1157,7 +1157,7 @@
       <w:r>
         <w:t xml:space="preserve"> — créé — </w:t>
       </w:r>
-      <w:hyperlink w:history="1" r:id="rIdtpuuumugqhgdhxas9r400">
+      <w:hyperlink w:history="1" r:id="rIduqhk3bukmlclcxhziqm38">
         <w:r>
           <w:rPr>
             <w:rStyle w:val="Hyperlink"/>
@@ -1186,7 +1186,7 @@
       <w:r>
         <w:t xml:space="preserve"> — modifié — </w:t>
       </w:r>
-      <w:hyperlink w:history="1" r:id="rId_ht5bvtkcscys1x1w8a28">
+      <w:hyperlink w:history="1" r:id="rIdjdork5whgdeugezzu6-jz">
         <w:r>
           <w:rPr>
             <w:rStyle w:val="Hyperlink"/>
@@ -1215,7 +1215,7 @@
       <w:r>
         <w:t xml:space="preserve"> — modifié — </w:t>
       </w:r>
-      <w:hyperlink w:history="1" r:id="rIdociyfkkdsudkh9vtn1r3j">
+      <w:hyperlink w:history="1" r:id="rIdcyl8cwcqn3rd6vs6nooef">
         <w:r>
           <w:rPr>
             <w:rStyle w:val="Hyperlink"/>
@@ -1244,7 +1244,7 @@
       <w:r>
         <w:t xml:space="preserve"> — modifié — </w:t>
       </w:r>
-      <w:hyperlink w:history="1" r:id="rIdnfgcyie_xh4l2w2oiiteo">
+      <w:hyperlink w:history="1" r:id="rIdkkrodno8zxiwz8lqnkmk7">
         <w:r>
           <w:rPr>
             <w:rStyle w:val="Hyperlink"/>
@@ -1281,7 +1281,7 @@
       <w:r>
         <w:t xml:space="preserve"> — modifié — </w:t>
       </w:r>
-      <w:hyperlink w:history="1" r:id="rId8mh3rsccxgqiapo9emxlp">
+      <w:hyperlink w:history="1" r:id="rIdawboi4hkkmqhhvrhqcoba">
         <w:r>
           <w:rPr>
             <w:rStyle w:val="Hyperlink"/>
@@ -1318,7 +1318,7 @@
       <w:r>
         <w:t xml:space="preserve"> — modifié — </w:t>
       </w:r>
-      <w:hyperlink w:history="1" r:id="rIdr8culyillgculfvckcoh-">
+      <w:hyperlink w:history="1" r:id="rId1vzawvkfgmrnqzaywddjr">
         <w:r>
           <w:rPr>
             <w:rStyle w:val="Hyperlink"/>
@@ -1347,7 +1347,7 @@
       <w:r>
         <w:t xml:space="preserve"> — modifié — </w:t>
       </w:r>
-      <w:hyperlink w:history="1" r:id="rIdhlkzyrlirpjy62obxfc6r">
+      <w:hyperlink w:history="1" r:id="rIdve1bkgcy61fwm62dg3jj1">
         <w:r>
           <w:rPr>
             <w:rStyle w:val="Hyperlink"/>
@@ -1376,7 +1376,7 @@
       <w:r>
         <w:t xml:space="preserve"> — modifié — </w:t>
       </w:r>
-      <w:hyperlink w:history="1" r:id="rIdvylyitaqfdit11tid_plo">
+      <w:hyperlink w:history="1" r:id="rIdyia3vmyz8pgz0ckkrclan">
         <w:r>
           <w:rPr>
             <w:rStyle w:val="Hyperlink"/>
@@ -1405,7 +1405,7 @@
       <w:r>
         <w:t xml:space="preserve"> — modifié — </w:t>
       </w:r>
-      <w:hyperlink w:history="1" r:id="rIdghufhpgnaul-hwesflkwx">
+      <w:hyperlink w:history="1" r:id="rIdboogb3a-be_kb5-y57ij5">
         <w:r>
           <w:rPr>
             <w:rStyle w:val="Hyperlink"/>
@@ -1434,7 +1434,7 @@
       <w:r>
         <w:t xml:space="preserve"> — modifié — </w:t>
       </w:r>
-      <w:hyperlink w:history="1" r:id="rIdju7-uc7hbpfizfnwavyst">
+      <w:hyperlink w:history="1" r:id="rIdycx1nnctaeil7f7s7zcug">
         <w:r>
           <w:rPr>
             <w:rStyle w:val="Hyperlink"/>

--- a/docs/developpement/phases/word/PHASE_30_FIDELITE_A_LA_CAISSE_CODE_PROMO_ET_POINTS_DANS_LE_TICKET_SCELLE.docx
+++ b/docs/developpement/phases/word/PHASE_30_FIDELITE_A_LA_CAISSE_CODE_PROMO_ET_POINTS_DANS_LE_TICKET_SCELLE.docx
@@ -20,7 +20,7 @@
       <w:r>
         <w:t xml:space="preserve">FlaiX Expert · dossier de développement · généré le 2026-10-19 depuis le dépôt </w:t>
       </w:r>
-      <w:hyperlink w:history="1" r:id="rIdszhhvlzi1kkpwjb1thtlk">
+      <w:hyperlink w:history="1" r:id="rIdfwrpprjbog_zigh9ounjs">
         <w:r>
           <w:rPr>
             <w:rStyle w:val="Hyperlink"/>
@@ -680,7 +680,7 @@
           <w:numId w:val="2"/>
         </w:numPr>
       </w:pPr>
-      <w:hyperlink w:history="1" r:id="rIdmvrscsrxl4x9u5kegtjct">
+      <w:hyperlink w:history="1" r:id="rId9tm8ydjmqqhxlsfxrnd0c">
         <w:r>
           <w:rPr>
             <w:rStyle w:val="Hyperlink"/>
@@ -700,7 +700,7 @@
           <w:numId w:val="2"/>
         </w:numPr>
       </w:pPr>
-      <w:hyperlink w:history="1" r:id="rIdbknzuttlkrkncglda_i86">
+      <w:hyperlink w:history="1" r:id="rIdcvfoabpt8urwh38b0imgb">
         <w:r>
           <w:rPr>
             <w:rStyle w:val="Hyperlink"/>
@@ -748,7 +748,7 @@
       <w:r>
         <w:t xml:space="preserve"> — créé — </w:t>
       </w:r>
-      <w:hyperlink w:history="1" r:id="rIdltovpzmaghfgsiqhfzztp">
+      <w:hyperlink w:history="1" r:id="rIdzel2jvtxqa8tfvsjw2i_h">
         <w:r>
           <w:rPr>
             <w:rStyle w:val="Hyperlink"/>
@@ -785,7 +785,7 @@
       <w:r>
         <w:t xml:space="preserve"> — créé — </w:t>
       </w:r>
-      <w:hyperlink w:history="1" r:id="rIdrbs4zsdexanhz2h6k_veq">
+      <w:hyperlink w:history="1" r:id="rIdwanzi9cvmqddap4zn65t3">
         <w:r>
           <w:rPr>
             <w:rStyle w:val="Hyperlink"/>
@@ -814,7 +814,7 @@
       <w:r>
         <w:t xml:space="preserve"> — créé — </w:t>
       </w:r>
-      <w:hyperlink w:history="1" r:id="rIdxw8pc-ideedwovn731bhu">
+      <w:hyperlink w:history="1" r:id="rIdzsqflmugbakknaxbhfjzq">
         <w:r>
           <w:rPr>
             <w:rStyle w:val="Hyperlink"/>
@@ -851,7 +851,7 @@
       <w:r>
         <w:t xml:space="preserve"> — modifié — </w:t>
       </w:r>
-      <w:hyperlink w:history="1" r:id="rIdea61quhktyhowbh6zwxe7">
+      <w:hyperlink w:history="1" r:id="rIdvq3f_ssuuzpr8zimoy84v">
         <w:r>
           <w:rPr>
             <w:rStyle w:val="Hyperlink"/>
@@ -880,7 +880,7 @@
       <w:r>
         <w:t xml:space="preserve"> — modifié — </w:t>
       </w:r>
-      <w:hyperlink w:history="1" r:id="rIdzoo_u1maal9u1ik_qzgef">
+      <w:hyperlink w:history="1" r:id="rIdmiab9clqwomcf1k-h5ec8">
         <w:r>
           <w:rPr>
             <w:rStyle w:val="Hyperlink"/>
@@ -909,7 +909,7 @@
       <w:r>
         <w:t xml:space="preserve"> — modifié — </w:t>
       </w:r>
-      <w:hyperlink w:history="1" r:id="rIdssfsmvm1zls4hixhcoocn">
+      <w:hyperlink w:history="1" r:id="rIdjfneolulovl2n3so3_o5s">
         <w:r>
           <w:rPr>
             <w:rStyle w:val="Hyperlink"/>
@@ -938,7 +938,7 @@
       <w:r>
         <w:t xml:space="preserve"> — modifié — </w:t>
       </w:r>
-      <w:hyperlink w:history="1" r:id="rIdvjljxm8opwnw7h8h2kh8r">
+      <w:hyperlink w:history="1" r:id="rIdetolwlk6rh5rhvlbmsd16">
         <w:r>
           <w:rPr>
             <w:rStyle w:val="Hyperlink"/>
@@ -975,7 +975,7 @@
       <w:r>
         <w:t xml:space="preserve"> — modifié — </w:t>
       </w:r>
-      <w:hyperlink w:history="1" r:id="rId-zlc2fc6mw6hqkbxwufug">
+      <w:hyperlink w:history="1" r:id="rIdvx-mzjqib18wp7njzghcc">
         <w:r>
           <w:rPr>
             <w:rStyle w:val="Hyperlink"/>
@@ -1004,7 +1004,7 @@
       <w:r>
         <w:t xml:space="preserve"> — créé — </w:t>
       </w:r>
-      <w:hyperlink w:history="1" r:id="rIdv3rnsw-b554ochqxw7svg">
+      <w:hyperlink w:history="1" r:id="rIdwrnsyihm3jhke15jvioc5">
         <w:r>
           <w:rPr>
             <w:rStyle w:val="Hyperlink"/>
@@ -1033,7 +1033,7 @@
       <w:r>
         <w:t xml:space="preserve"> — modifié — </w:t>
       </w:r>
-      <w:hyperlink w:history="1" r:id="rIdcoptwlbql0uvxrjtp2ora">
+      <w:hyperlink w:history="1" r:id="rId78nofi9d1enltii3dlnzc">
         <w:r>
           <w:rPr>
             <w:rStyle w:val="Hyperlink"/>
@@ -1062,7 +1062,7 @@
       <w:r>
         <w:t xml:space="preserve"> — modifié — </w:t>
       </w:r>
-      <w:hyperlink w:history="1" r:id="rIdja9vszqvik2swuc4xdqp0">
+      <w:hyperlink w:history="1" r:id="rIdllgadwl5uxcni4hp9ytx3">
         <w:r>
           <w:rPr>
             <w:rStyle w:val="Hyperlink"/>
@@ -1091,7 +1091,7 @@
       <w:r>
         <w:t xml:space="preserve"> — modifié — </w:t>
       </w:r>
-      <w:hyperlink w:history="1" r:id="rIdgmiqrhic80jvl1s1kguyu">
+      <w:hyperlink w:history="1" r:id="rIdk-fv4wb6xlcdjzmcq8zjk">
         <w:r>
           <w:rPr>
             <w:rStyle w:val="Hyperlink"/>
@@ -1128,7 +1128,7 @@
       <w:r>
         <w:t xml:space="preserve"> — modifié — </w:t>
       </w:r>
-      <w:hyperlink w:history="1" r:id="rIdolchqwioafqfpkcncr9vf">
+      <w:hyperlink w:history="1" r:id="rIdl5zy355buxnmmdcfey429">
         <w:r>
           <w:rPr>
             <w:rStyle w:val="Hyperlink"/>
@@ -1157,7 +1157,7 @@
       <w:r>
         <w:t xml:space="preserve"> — créé — </w:t>
       </w:r>
-      <w:hyperlink w:history="1" r:id="rIduqhk3bukmlclcxhziqm38">
+      <w:hyperlink w:history="1" r:id="rIdddatysha00fl0d--su_vu">
         <w:r>
           <w:rPr>
             <w:rStyle w:val="Hyperlink"/>
@@ -1186,7 +1186,7 @@
       <w:r>
         <w:t xml:space="preserve"> — modifié — </w:t>
       </w:r>
-      <w:hyperlink w:history="1" r:id="rIdjdork5whgdeugezzu6-jz">
+      <w:hyperlink w:history="1" r:id="rId0-3fjurb8gfzg0hwfsajc">
         <w:r>
           <w:rPr>
             <w:rStyle w:val="Hyperlink"/>
@@ -1215,7 +1215,7 @@
       <w:r>
         <w:t xml:space="preserve"> — modifié — </w:t>
       </w:r>
-      <w:hyperlink w:history="1" r:id="rIdcyl8cwcqn3rd6vs6nooef">
+      <w:hyperlink w:history="1" r:id="rIdsb2rhj155daw1t1a9su5x">
         <w:r>
           <w:rPr>
             <w:rStyle w:val="Hyperlink"/>
@@ -1244,7 +1244,7 @@
       <w:r>
         <w:t xml:space="preserve"> — modifié — </w:t>
       </w:r>
-      <w:hyperlink w:history="1" r:id="rIdkkrodno8zxiwz8lqnkmk7">
+      <w:hyperlink w:history="1" r:id="rIdp-klgcwntxs48a7v5cqq7">
         <w:r>
           <w:rPr>
             <w:rStyle w:val="Hyperlink"/>
@@ -1281,7 +1281,7 @@
       <w:r>
         <w:t xml:space="preserve"> — modifié — </w:t>
       </w:r>
-      <w:hyperlink w:history="1" r:id="rIdawboi4hkkmqhhvrhqcoba">
+      <w:hyperlink w:history="1" r:id="rId521xbht9dblxo-pej-7tl">
         <w:r>
           <w:rPr>
             <w:rStyle w:val="Hyperlink"/>
@@ -1318,7 +1318,7 @@
       <w:r>
         <w:t xml:space="preserve"> — modifié — </w:t>
       </w:r>
-      <w:hyperlink w:history="1" r:id="rId1vzawvkfgmrnqzaywddjr">
+      <w:hyperlink w:history="1" r:id="rIdbvtx5fnbsrnrakkzjt9xe">
         <w:r>
           <w:rPr>
             <w:rStyle w:val="Hyperlink"/>
@@ -1347,7 +1347,7 @@
       <w:r>
         <w:t xml:space="preserve"> — modifié — </w:t>
       </w:r>
-      <w:hyperlink w:history="1" r:id="rIdve1bkgcy61fwm62dg3jj1">
+      <w:hyperlink w:history="1" r:id="rIdzl7hpgt1naqgepokvucku">
         <w:r>
           <w:rPr>
             <w:rStyle w:val="Hyperlink"/>
@@ -1376,7 +1376,7 @@
       <w:r>
         <w:t xml:space="preserve"> — modifié — </w:t>
       </w:r>
-      <w:hyperlink w:history="1" r:id="rIdyia3vmyz8pgz0ckkrclan">
+      <w:hyperlink w:history="1" r:id="rIdw35ujgoiil8h95emui0wd">
         <w:r>
           <w:rPr>
             <w:rStyle w:val="Hyperlink"/>
@@ -1405,7 +1405,7 @@
       <w:r>
         <w:t xml:space="preserve"> — modifié — </w:t>
       </w:r>
-      <w:hyperlink w:history="1" r:id="rIdboogb3a-be_kb5-y57ij5">
+      <w:hyperlink w:history="1" r:id="rIdvr1robhwfctx0l-mi8kvb">
         <w:r>
           <w:rPr>
             <w:rStyle w:val="Hyperlink"/>
@@ -1434,7 +1434,7 @@
       <w:r>
         <w:t xml:space="preserve"> — modifié — </w:t>
       </w:r>
-      <w:hyperlink w:history="1" r:id="rIdycx1nnctaeil7f7s7zcug">
+      <w:hyperlink w:history="1" r:id="rIdsriz47hebgp0cjubkan-e">
         <w:r>
           <w:rPr>
             <w:rStyle w:val="Hyperlink"/>

--- a/docs/developpement/phases/word/PHASE_30_FIDELITE_A_LA_CAISSE_CODE_PROMO_ET_POINTS_DANS_LE_TICKET_SCELLE.docx
+++ b/docs/developpement/phases/word/PHASE_30_FIDELITE_A_LA_CAISSE_CODE_PROMO_ET_POINTS_DANS_LE_TICKET_SCELLE.docx
@@ -18,9 +18,9 @@
         <w:shd w:fill="F6F3FF" w:color="auto" w:val="clear"/>
       </w:pPr>
       <w:r>
-        <w:t xml:space="preserve">FlaiX Expert · dossier de développement · généré le 2026-10-19 depuis le dépôt </w:t>
-      </w:r>
-      <w:hyperlink w:history="1" r:id="rIdfwrpprjbog_zigh9ounjs">
+        <w:t xml:space="preserve">FlaiX Expert · dossier de développement · généré le 2026-10-21 depuis le dépôt </w:t>
+      </w:r>
+      <w:hyperlink w:history="1" r:id="rIdinak9eo79ckzmwdu6s3_f">
         <w:r>
           <w:rPr>
             <w:rStyle w:val="Hyperlink"/>
@@ -680,7 +680,7 @@
           <w:numId w:val="2"/>
         </w:numPr>
       </w:pPr>
-      <w:hyperlink w:history="1" r:id="rId9tm8ydjmqqhxlsfxrnd0c">
+      <w:hyperlink w:history="1" r:id="rIdbxoycjan5xq4kgolsn8av">
         <w:r>
           <w:rPr>
             <w:rStyle w:val="Hyperlink"/>
@@ -700,7 +700,7 @@
           <w:numId w:val="2"/>
         </w:numPr>
       </w:pPr>
-      <w:hyperlink w:history="1" r:id="rIdcvfoabpt8urwh38b0imgb">
+      <w:hyperlink w:history="1" r:id="rIdtasslzco2jshc3m4leu1s">
         <w:r>
           <w:rPr>
             <w:rStyle w:val="Hyperlink"/>
@@ -748,7 +748,7 @@
       <w:r>
         <w:t xml:space="preserve"> — créé — </w:t>
       </w:r>
-      <w:hyperlink w:history="1" r:id="rIdzel2jvtxqa8tfvsjw2i_h">
+      <w:hyperlink w:history="1" r:id="rIdxiwutvyhsw2peob8zktq-">
         <w:r>
           <w:rPr>
             <w:rStyle w:val="Hyperlink"/>
@@ -785,7 +785,7 @@
       <w:r>
         <w:t xml:space="preserve"> — créé — </w:t>
       </w:r>
-      <w:hyperlink w:history="1" r:id="rIdwanzi9cvmqddap4zn65t3">
+      <w:hyperlink w:history="1" r:id="rIda5g92ofqled2nvskctwyg">
         <w:r>
           <w:rPr>
             <w:rStyle w:val="Hyperlink"/>
@@ -814,7 +814,7 @@
       <w:r>
         <w:t xml:space="preserve"> — créé — </w:t>
       </w:r>
-      <w:hyperlink w:history="1" r:id="rIdzsqflmugbakknaxbhfjzq">
+      <w:hyperlink w:history="1" r:id="rId3qzol4wxxp3lmzrfnrbph">
         <w:r>
           <w:rPr>
             <w:rStyle w:val="Hyperlink"/>
@@ -851,7 +851,7 @@
       <w:r>
         <w:t xml:space="preserve"> — modifié — </w:t>
       </w:r>
-      <w:hyperlink w:history="1" r:id="rIdvq3f_ssuuzpr8zimoy84v">
+      <w:hyperlink w:history="1" r:id="rIdxzff2tyj68v_p19zrabk0">
         <w:r>
           <w:rPr>
             <w:rStyle w:val="Hyperlink"/>
@@ -880,7 +880,7 @@
       <w:r>
         <w:t xml:space="preserve"> — modifié — </w:t>
       </w:r>
-      <w:hyperlink w:history="1" r:id="rIdmiab9clqwomcf1k-h5ec8">
+      <w:hyperlink w:history="1" r:id="rIdcoeq_7js3sl8xmy9k9nfc">
         <w:r>
           <w:rPr>
             <w:rStyle w:val="Hyperlink"/>
@@ -909,7 +909,7 @@
       <w:r>
         <w:t xml:space="preserve"> — modifié — </w:t>
       </w:r>
-      <w:hyperlink w:history="1" r:id="rIdjfneolulovl2n3so3_o5s">
+      <w:hyperlink w:history="1" r:id="rId-36pyhismmmqaqjvuoqcy">
         <w:r>
           <w:rPr>
             <w:rStyle w:val="Hyperlink"/>
@@ -938,7 +938,7 @@
       <w:r>
         <w:t xml:space="preserve"> — modifié — </w:t>
       </w:r>
-      <w:hyperlink w:history="1" r:id="rIdetolwlk6rh5rhvlbmsd16">
+      <w:hyperlink w:history="1" r:id="rId7ckychgrc4h_6d3kkxdmm">
         <w:r>
           <w:rPr>
             <w:rStyle w:val="Hyperlink"/>
@@ -975,7 +975,7 @@
       <w:r>
         <w:t xml:space="preserve"> — modifié — </w:t>
       </w:r>
-      <w:hyperlink w:history="1" r:id="rIdvx-mzjqib18wp7njzghcc">
+      <w:hyperlink w:history="1" r:id="rIdf4qvubjqyjxnfe-bdkrjm">
         <w:r>
           <w:rPr>
             <w:rStyle w:val="Hyperlink"/>
@@ -1004,7 +1004,7 @@
       <w:r>
         <w:t xml:space="preserve"> — créé — </w:t>
       </w:r>
-      <w:hyperlink w:history="1" r:id="rIdwrnsyihm3jhke15jvioc5">
+      <w:hyperlink w:history="1" r:id="rIdegbifrj8in9whf5yhdfg1">
         <w:r>
           <w:rPr>
             <w:rStyle w:val="Hyperlink"/>
@@ -1033,7 +1033,7 @@
       <w:r>
         <w:t xml:space="preserve"> — modifié — </w:t>
       </w:r>
-      <w:hyperlink w:history="1" r:id="rId78nofi9d1enltii3dlnzc">
+      <w:hyperlink w:history="1" r:id="rIdjwhefprkecb7rrngihc8q">
         <w:r>
           <w:rPr>
             <w:rStyle w:val="Hyperlink"/>
@@ -1062,7 +1062,7 @@
       <w:r>
         <w:t xml:space="preserve"> — modifié — </w:t>
       </w:r>
-      <w:hyperlink w:history="1" r:id="rIdllgadwl5uxcni4hp9ytx3">
+      <w:hyperlink w:history="1" r:id="rIdwsbbx27zkrf9hxdtkpbbg">
         <w:r>
           <w:rPr>
             <w:rStyle w:val="Hyperlink"/>
@@ -1091,7 +1091,7 @@
       <w:r>
         <w:t xml:space="preserve"> — modifié — </w:t>
       </w:r>
-      <w:hyperlink w:history="1" r:id="rIdk-fv4wb6xlcdjzmcq8zjk">
+      <w:hyperlink w:history="1" r:id="rIdr8qlxmhcuq5spuxrpkuuh">
         <w:r>
           <w:rPr>
             <w:rStyle w:val="Hyperlink"/>
@@ -1128,7 +1128,7 @@
       <w:r>
         <w:t xml:space="preserve"> — modifié — </w:t>
       </w:r>
-      <w:hyperlink w:history="1" r:id="rIdl5zy355buxnmmdcfey429">
+      <w:hyperlink w:history="1" r:id="rIdzce2aepic3q5bmpfae5na">
         <w:r>
           <w:rPr>
             <w:rStyle w:val="Hyperlink"/>
@@ -1157,7 +1157,7 @@
       <w:r>
         <w:t xml:space="preserve"> — créé — </w:t>
       </w:r>
-      <w:hyperlink w:history="1" r:id="rIdddatysha00fl0d--su_vu">
+      <w:hyperlink w:history="1" r:id="rId7pbauuf__p98c2-wnyvuy">
         <w:r>
           <w:rPr>
             <w:rStyle w:val="Hyperlink"/>
@@ -1186,7 +1186,7 @@
       <w:r>
         <w:t xml:space="preserve"> — modifié — </w:t>
       </w:r>
-      <w:hyperlink w:history="1" r:id="rId0-3fjurb8gfzg0hwfsajc">
+      <w:hyperlink w:history="1" r:id="rIdlfaz0mdioni53rvroeumc">
         <w:r>
           <w:rPr>
             <w:rStyle w:val="Hyperlink"/>
@@ -1215,7 +1215,7 @@
       <w:r>
         <w:t xml:space="preserve"> — modifié — </w:t>
       </w:r>
-      <w:hyperlink w:history="1" r:id="rIdsb2rhj155daw1t1a9su5x">
+      <w:hyperlink w:history="1" r:id="rId58sof1uotoosxsyvq9o21">
         <w:r>
           <w:rPr>
             <w:rStyle w:val="Hyperlink"/>
@@ -1244,7 +1244,7 @@
       <w:r>
         <w:t xml:space="preserve"> — modifié — </w:t>
       </w:r>
-      <w:hyperlink w:history="1" r:id="rIdp-klgcwntxs48a7v5cqq7">
+      <w:hyperlink w:history="1" r:id="rIddn4lrxuklqq7cxwbce9b_">
         <w:r>
           <w:rPr>
             <w:rStyle w:val="Hyperlink"/>
@@ -1281,7 +1281,7 @@
       <w:r>
         <w:t xml:space="preserve"> — modifié — </w:t>
       </w:r>
-      <w:hyperlink w:history="1" r:id="rId521xbht9dblxo-pej-7tl">
+      <w:hyperlink w:history="1" r:id="rId2uvjwelz3ut_mqu6vov_q">
         <w:r>
           <w:rPr>
             <w:rStyle w:val="Hyperlink"/>
@@ -1318,7 +1318,7 @@
       <w:r>
         <w:t xml:space="preserve"> — modifié — </w:t>
       </w:r>
-      <w:hyperlink w:history="1" r:id="rIdbvtx5fnbsrnrakkzjt9xe">
+      <w:hyperlink w:history="1" r:id="rIdbmutcceglgterp_nhgajk">
         <w:r>
           <w:rPr>
             <w:rStyle w:val="Hyperlink"/>
@@ -1347,7 +1347,7 @@
       <w:r>
         <w:t xml:space="preserve"> — modifié — </w:t>
       </w:r>
-      <w:hyperlink w:history="1" r:id="rIdzl7hpgt1naqgepokvucku">
+      <w:hyperlink w:history="1" r:id="rIdzl1xju3ds_cpbnenfetmx">
         <w:r>
           <w:rPr>
             <w:rStyle w:val="Hyperlink"/>
@@ -1376,7 +1376,7 @@
       <w:r>
         <w:t xml:space="preserve"> — modifié — </w:t>
       </w:r>
-      <w:hyperlink w:history="1" r:id="rIdw35ujgoiil8h95emui0wd">
+      <w:hyperlink w:history="1" r:id="rIdokfxdbkup8ye4qbxdddnr">
         <w:r>
           <w:rPr>
             <w:rStyle w:val="Hyperlink"/>
@@ -1405,7 +1405,7 @@
       <w:r>
         <w:t xml:space="preserve"> — modifié — </w:t>
       </w:r>
-      <w:hyperlink w:history="1" r:id="rIdvr1robhwfctx0l-mi8kvb">
+      <w:hyperlink w:history="1" r:id="rId0flakldij2bpim9yjdgt9">
         <w:r>
           <w:rPr>
             <w:rStyle w:val="Hyperlink"/>
@@ -1434,7 +1434,7 @@
       <w:r>
         <w:t xml:space="preserve"> — modifié — </w:t>
       </w:r>
-      <w:hyperlink w:history="1" r:id="rIdsriz47hebgp0cjubkan-e">
+      <w:hyperlink w:history="1" r:id="rIda_drq7vithowgp1a7evbr">
         <w:r>
           <w:rPr>
             <w:rStyle w:val="Hyperlink"/>

--- a/docs/developpement/phases/word/PHASE_30_FIDELITE_A_LA_CAISSE_CODE_PROMO_ET_POINTS_DANS_LE_TICKET_SCELLE.docx
+++ b/docs/developpement/phases/word/PHASE_30_FIDELITE_A_LA_CAISSE_CODE_PROMO_ET_POINTS_DANS_LE_TICKET_SCELLE.docx
@@ -20,7 +20,7 @@
       <w:r>
         <w:t xml:space="preserve">FlaiX Expert · dossier de développement · généré le 2026-10-21 depuis le dépôt </w:t>
       </w:r>
-      <w:hyperlink w:history="1" r:id="rIdinak9eo79ckzmwdu6s3_f">
+      <w:hyperlink w:history="1" r:id="rIdbgwnxi_olak_az5bp6wqr">
         <w:r>
           <w:rPr>
             <w:rStyle w:val="Hyperlink"/>
@@ -680,7 +680,7 @@
           <w:numId w:val="2"/>
         </w:numPr>
       </w:pPr>
-      <w:hyperlink w:history="1" r:id="rIdbxoycjan5xq4kgolsn8av">
+      <w:hyperlink w:history="1" r:id="rIdjik6qsi4hgr712lgkohan">
         <w:r>
           <w:rPr>
             <w:rStyle w:val="Hyperlink"/>
@@ -700,7 +700,7 @@
           <w:numId w:val="2"/>
         </w:numPr>
       </w:pPr>
-      <w:hyperlink w:history="1" r:id="rIdtasslzco2jshc3m4leu1s">
+      <w:hyperlink w:history="1" r:id="rIdxsmsb773qefwkhlixc7xb">
         <w:r>
           <w:rPr>
             <w:rStyle w:val="Hyperlink"/>
@@ -748,7 +748,7 @@
       <w:r>
         <w:t xml:space="preserve"> — créé — </w:t>
       </w:r>
-      <w:hyperlink w:history="1" r:id="rIdxiwutvyhsw2peob8zktq-">
+      <w:hyperlink w:history="1" r:id="rIdy9meb46l7uz7w-f_1nhhd">
         <w:r>
           <w:rPr>
             <w:rStyle w:val="Hyperlink"/>
@@ -785,7 +785,7 @@
       <w:r>
         <w:t xml:space="preserve"> — créé — </w:t>
       </w:r>
-      <w:hyperlink w:history="1" r:id="rIda5g92ofqled2nvskctwyg">
+      <w:hyperlink w:history="1" r:id="rIdqta5xkhrswi5fnp-emdse">
         <w:r>
           <w:rPr>
             <w:rStyle w:val="Hyperlink"/>
@@ -814,7 +814,7 @@
       <w:r>
         <w:t xml:space="preserve"> — créé — </w:t>
       </w:r>
-      <w:hyperlink w:history="1" r:id="rId3qzol4wxxp3lmzrfnrbph">
+      <w:hyperlink w:history="1" r:id="rIdehnohdusiwmawqzmoyyml">
         <w:r>
           <w:rPr>
             <w:rStyle w:val="Hyperlink"/>
@@ -851,7 +851,7 @@
       <w:r>
         <w:t xml:space="preserve"> — modifié — </w:t>
       </w:r>
-      <w:hyperlink w:history="1" r:id="rIdxzff2tyj68v_p19zrabk0">
+      <w:hyperlink w:history="1" r:id="rIdxxzjhfd74zlehzg5fixzv">
         <w:r>
           <w:rPr>
             <w:rStyle w:val="Hyperlink"/>
@@ -880,7 +880,7 @@
       <w:r>
         <w:t xml:space="preserve"> — modifié — </w:t>
       </w:r>
-      <w:hyperlink w:history="1" r:id="rIdcoeq_7js3sl8xmy9k9nfc">
+      <w:hyperlink w:history="1" r:id="rIdv0hnfv68gxnw5qdkfl2xk">
         <w:r>
           <w:rPr>
             <w:rStyle w:val="Hyperlink"/>
@@ -909,7 +909,7 @@
       <w:r>
         <w:t xml:space="preserve"> — modifié — </w:t>
       </w:r>
-      <w:hyperlink w:history="1" r:id="rId-36pyhismmmqaqjvuoqcy">
+      <w:hyperlink w:history="1" r:id="rIdsxphzpmbwbpmdyg7_e-we">
         <w:r>
           <w:rPr>
             <w:rStyle w:val="Hyperlink"/>
@@ -938,7 +938,7 @@
       <w:r>
         <w:t xml:space="preserve"> — modifié — </w:t>
       </w:r>
-      <w:hyperlink w:history="1" r:id="rId7ckychgrc4h_6d3kkxdmm">
+      <w:hyperlink w:history="1" r:id="rIduedp-vcsa8g7kuy0azwpz">
         <w:r>
           <w:rPr>
             <w:rStyle w:val="Hyperlink"/>
@@ -975,7 +975,7 @@
       <w:r>
         <w:t xml:space="preserve"> — modifié — </w:t>
       </w:r>
-      <w:hyperlink w:history="1" r:id="rIdf4qvubjqyjxnfe-bdkrjm">
+      <w:hyperlink w:history="1" r:id="rIdxix6ouxz7wl2l77czletv">
         <w:r>
           <w:rPr>
             <w:rStyle w:val="Hyperlink"/>
@@ -1004,7 +1004,7 @@
       <w:r>
         <w:t xml:space="preserve"> — créé — </w:t>
       </w:r>
-      <w:hyperlink w:history="1" r:id="rIdegbifrj8in9whf5yhdfg1">
+      <w:hyperlink w:history="1" r:id="rIduv73p5ngay_97kqa8g9ri">
         <w:r>
           <w:rPr>
             <w:rStyle w:val="Hyperlink"/>
@@ -1033,7 +1033,7 @@
       <w:r>
         <w:t xml:space="preserve"> — modifié — </w:t>
       </w:r>
-      <w:hyperlink w:history="1" r:id="rIdjwhefprkecb7rrngihc8q">
+      <w:hyperlink w:history="1" r:id="rIdfzwhtli_u9vny2d0lt7c1">
         <w:r>
           <w:rPr>
             <w:rStyle w:val="Hyperlink"/>
@@ -1062,7 +1062,7 @@
       <w:r>
         <w:t xml:space="preserve"> — modifié — </w:t>
       </w:r>
-      <w:hyperlink w:history="1" r:id="rIdwsbbx27zkrf9hxdtkpbbg">
+      <w:hyperlink w:history="1" r:id="rId2ganfftcbotwn5ntg8hzs">
         <w:r>
           <w:rPr>
             <w:rStyle w:val="Hyperlink"/>
@@ -1091,7 +1091,7 @@
       <w:r>
         <w:t xml:space="preserve"> — modifié — </w:t>
       </w:r>
-      <w:hyperlink w:history="1" r:id="rIdr8qlxmhcuq5spuxrpkuuh">
+      <w:hyperlink w:history="1" r:id="rIdp2cdezmydyubirmxx8xew">
         <w:r>
           <w:rPr>
             <w:rStyle w:val="Hyperlink"/>
@@ -1128,7 +1128,7 @@
       <w:r>
         <w:t xml:space="preserve"> — modifié — </w:t>
       </w:r>
-      <w:hyperlink w:history="1" r:id="rIdzce2aepic3q5bmpfae5na">
+      <w:hyperlink w:history="1" r:id="rIdp8akz47cbondbf2vkn8uh">
         <w:r>
           <w:rPr>
             <w:rStyle w:val="Hyperlink"/>
@@ -1157,7 +1157,7 @@
       <w:r>
         <w:t xml:space="preserve"> — créé — </w:t>
       </w:r>
-      <w:hyperlink w:history="1" r:id="rId7pbauuf__p98c2-wnyvuy">
+      <w:hyperlink w:history="1" r:id="rIdlvlwr7wfthavamdb05b7g">
         <w:r>
           <w:rPr>
             <w:rStyle w:val="Hyperlink"/>
@@ -1186,7 +1186,7 @@
       <w:r>
         <w:t xml:space="preserve"> — modifié — </w:t>
       </w:r>
-      <w:hyperlink w:history="1" r:id="rIdlfaz0mdioni53rvroeumc">
+      <w:hyperlink w:history="1" r:id="rIdnz6t-qdmlz8df3h2fmohc">
         <w:r>
           <w:rPr>
             <w:rStyle w:val="Hyperlink"/>
@@ -1215,7 +1215,7 @@
       <w:r>
         <w:t xml:space="preserve"> — modifié — </w:t>
       </w:r>
-      <w:hyperlink w:history="1" r:id="rId58sof1uotoosxsyvq9o21">
+      <w:hyperlink w:history="1" r:id="rIdxosumciunwrktkrvska5f">
         <w:r>
           <w:rPr>
             <w:rStyle w:val="Hyperlink"/>
@@ -1244,7 +1244,7 @@
       <w:r>
         <w:t xml:space="preserve"> — modifié — </w:t>
       </w:r>
-      <w:hyperlink w:history="1" r:id="rIddn4lrxuklqq7cxwbce9b_">
+      <w:hyperlink w:history="1" r:id="rIdqfavqa7x1e33bdsytgqgn">
         <w:r>
           <w:rPr>
             <w:rStyle w:val="Hyperlink"/>
@@ -1281,7 +1281,7 @@
       <w:r>
         <w:t xml:space="preserve"> — modifié — </w:t>
       </w:r>
-      <w:hyperlink w:history="1" r:id="rId2uvjwelz3ut_mqu6vov_q">
+      <w:hyperlink w:history="1" r:id="rIdowil6xuj0zyscoidj-o2e">
         <w:r>
           <w:rPr>
             <w:rStyle w:val="Hyperlink"/>
@@ -1318,7 +1318,7 @@
       <w:r>
         <w:t xml:space="preserve"> — modifié — </w:t>
       </w:r>
-      <w:hyperlink w:history="1" r:id="rIdbmutcceglgterp_nhgajk">
+      <w:hyperlink w:history="1" r:id="rIdwy53k9tb3e-68qctqft44">
         <w:r>
           <w:rPr>
             <w:rStyle w:val="Hyperlink"/>
@@ -1347,7 +1347,7 @@
       <w:r>
         <w:t xml:space="preserve"> — modifié — </w:t>
       </w:r>
-      <w:hyperlink w:history="1" r:id="rIdzl1xju3ds_cpbnenfetmx">
+      <w:hyperlink w:history="1" r:id="rIdoticzuzmj-bhld7qlkfgu">
         <w:r>
           <w:rPr>
             <w:rStyle w:val="Hyperlink"/>
@@ -1376,7 +1376,7 @@
       <w:r>
         <w:t xml:space="preserve"> — modifié — </w:t>
       </w:r>
-      <w:hyperlink w:history="1" r:id="rIdokfxdbkup8ye4qbxdddnr">
+      <w:hyperlink w:history="1" r:id="rId7y-dt95z4gechd870m_-m">
         <w:r>
           <w:rPr>
             <w:rStyle w:val="Hyperlink"/>
@@ -1405,7 +1405,7 @@
       <w:r>
         <w:t xml:space="preserve"> — modifié — </w:t>
       </w:r>
-      <w:hyperlink w:history="1" r:id="rId0flakldij2bpim9yjdgt9">
+      <w:hyperlink w:history="1" r:id="rIdmyv2hykyo1adnxm4l06ga">
         <w:r>
           <w:rPr>
             <w:rStyle w:val="Hyperlink"/>
@@ -1434,7 +1434,7 @@
       <w:r>
         <w:t xml:space="preserve"> — modifié — </w:t>
       </w:r>
-      <w:hyperlink w:history="1" r:id="rIda_drq7vithowgp1a7evbr">
+      <w:hyperlink w:history="1" r:id="rIdjcuwqdcdzvy7wq7jpzwii">
         <w:r>
           <w:rPr>
             <w:rStyle w:val="Hyperlink"/>

--- a/docs/developpement/phases/word/PHASE_30_FIDELITE_A_LA_CAISSE_CODE_PROMO_ET_POINTS_DANS_LE_TICKET_SCELLE.docx
+++ b/docs/developpement/phases/word/PHASE_30_FIDELITE_A_LA_CAISSE_CODE_PROMO_ET_POINTS_DANS_LE_TICKET_SCELLE.docx
@@ -18,9 +18,9 @@
         <w:shd w:fill="F6F3FF" w:color="auto" w:val="clear"/>
       </w:pPr>
       <w:r>
-        <w:t xml:space="preserve">FlaiX Expert · dossier de développement · généré le 2026-10-21 depuis le dépôt </w:t>
-      </w:r>
-      <w:hyperlink w:history="1" r:id="rIdbgwnxi_olak_az5bp6wqr">
+        <w:t xml:space="preserve">FlaiX Expert · dossier de développement · généré le 2026-10-23 depuis le dépôt </w:t>
+      </w:r>
+      <w:hyperlink w:history="1" r:id="rId7oiu7tz9qytltfs5vk9fy">
         <w:r>
           <w:rPr>
             <w:rStyle w:val="Hyperlink"/>
@@ -680,7 +680,7 @@
           <w:numId w:val="2"/>
         </w:numPr>
       </w:pPr>
-      <w:hyperlink w:history="1" r:id="rIdjik6qsi4hgr712lgkohan">
+      <w:hyperlink w:history="1" r:id="rIdr4me2rjbhdgyyhws1a5lb">
         <w:r>
           <w:rPr>
             <w:rStyle w:val="Hyperlink"/>
@@ -700,7 +700,7 @@
           <w:numId w:val="2"/>
         </w:numPr>
       </w:pPr>
-      <w:hyperlink w:history="1" r:id="rIdxsmsb773qefwkhlixc7xb">
+      <w:hyperlink w:history="1" r:id="rId67d7qnark2856ytgvk4em">
         <w:r>
           <w:rPr>
             <w:rStyle w:val="Hyperlink"/>
@@ -748,7 +748,7 @@
       <w:r>
         <w:t xml:space="preserve"> — créé — </w:t>
       </w:r>
-      <w:hyperlink w:history="1" r:id="rIdy9meb46l7uz7w-f_1nhhd">
+      <w:hyperlink w:history="1" r:id="rIdghsf2vzuezgzk8hkr7a_z">
         <w:r>
           <w:rPr>
             <w:rStyle w:val="Hyperlink"/>
@@ -785,7 +785,7 @@
       <w:r>
         <w:t xml:space="preserve"> — créé — </w:t>
       </w:r>
-      <w:hyperlink w:history="1" r:id="rIdqta5xkhrswi5fnp-emdse">
+      <w:hyperlink w:history="1" r:id="rIdfqxe936frserpk4afgbt9">
         <w:r>
           <w:rPr>
             <w:rStyle w:val="Hyperlink"/>
@@ -814,7 +814,7 @@
       <w:r>
         <w:t xml:space="preserve"> — créé — </w:t>
       </w:r>
-      <w:hyperlink w:history="1" r:id="rIdehnohdusiwmawqzmoyyml">
+      <w:hyperlink w:history="1" r:id="rIdmayemsbjo6h13wewnl_qq">
         <w:r>
           <w:rPr>
             <w:rStyle w:val="Hyperlink"/>
@@ -851,7 +851,7 @@
       <w:r>
         <w:t xml:space="preserve"> — modifié — </w:t>
       </w:r>
-      <w:hyperlink w:history="1" r:id="rIdxxzjhfd74zlehzg5fixzv">
+      <w:hyperlink w:history="1" r:id="rIdjz0aa2-k7aiw4gwjlsfwu">
         <w:r>
           <w:rPr>
             <w:rStyle w:val="Hyperlink"/>
@@ -880,7 +880,7 @@
       <w:r>
         <w:t xml:space="preserve"> — modifié — </w:t>
       </w:r>
-      <w:hyperlink w:history="1" r:id="rIdv0hnfv68gxnw5qdkfl2xk">
+      <w:hyperlink w:history="1" r:id="rIdc5al9en_yyk6e33-todnr">
         <w:r>
           <w:rPr>
             <w:rStyle w:val="Hyperlink"/>
@@ -909,7 +909,7 @@
       <w:r>
         <w:t xml:space="preserve"> — modifié — </w:t>
       </w:r>
-      <w:hyperlink w:history="1" r:id="rIdsxphzpmbwbpmdyg7_e-we">
+      <w:hyperlink w:history="1" r:id="rIdaxkqn3isxgeusbnrytlzk">
         <w:r>
           <w:rPr>
             <w:rStyle w:val="Hyperlink"/>
@@ -938,7 +938,7 @@
       <w:r>
         <w:t xml:space="preserve"> — modifié — </w:t>
       </w:r>
-      <w:hyperlink w:history="1" r:id="rIduedp-vcsa8g7kuy0azwpz">
+      <w:hyperlink w:history="1" r:id="rIdq7-0utus9lkcnyeqenhhj">
         <w:r>
           <w:rPr>
             <w:rStyle w:val="Hyperlink"/>
@@ -975,7 +975,7 @@
       <w:r>
         <w:t xml:space="preserve"> — modifié — </w:t>
       </w:r>
-      <w:hyperlink w:history="1" r:id="rIdxix6ouxz7wl2l77czletv">
+      <w:hyperlink w:history="1" r:id="rIdpt9bzkrp8kosntftnwh6b">
         <w:r>
           <w:rPr>
             <w:rStyle w:val="Hyperlink"/>
@@ -1004,7 +1004,7 @@
       <w:r>
         <w:t xml:space="preserve"> — créé — </w:t>
       </w:r>
-      <w:hyperlink w:history="1" r:id="rIduv73p5ngay_97kqa8g9ri">
+      <w:hyperlink w:history="1" r:id="rId8vs_ucapdcguge6zevgnp">
         <w:r>
           <w:rPr>
             <w:rStyle w:val="Hyperlink"/>
@@ -1033,7 +1033,7 @@
       <w:r>
         <w:t xml:space="preserve"> — modifié — </w:t>
       </w:r>
-      <w:hyperlink w:history="1" r:id="rIdfzwhtli_u9vny2d0lt7c1">
+      <w:hyperlink w:history="1" r:id="rIdcfvew7kbrogjzq6dwj8oj">
         <w:r>
           <w:rPr>
             <w:rStyle w:val="Hyperlink"/>
@@ -1062,7 +1062,7 @@
       <w:r>
         <w:t xml:space="preserve"> — modifié — </w:t>
       </w:r>
-      <w:hyperlink w:history="1" r:id="rId2ganfftcbotwn5ntg8hzs">
+      <w:hyperlink w:history="1" r:id="rIdvezsvcaslylivhhaunjm_">
         <w:r>
           <w:rPr>
             <w:rStyle w:val="Hyperlink"/>
@@ -1091,7 +1091,7 @@
       <w:r>
         <w:t xml:space="preserve"> — modifié — </w:t>
       </w:r>
-      <w:hyperlink w:history="1" r:id="rIdp2cdezmydyubirmxx8xew">
+      <w:hyperlink w:history="1" r:id="rIdt1b2uxtkd2pucwbxlnznp">
         <w:r>
           <w:rPr>
             <w:rStyle w:val="Hyperlink"/>
@@ -1128,7 +1128,7 @@
       <w:r>
         <w:t xml:space="preserve"> — modifié — </w:t>
       </w:r>
-      <w:hyperlink w:history="1" r:id="rIdp8akz47cbondbf2vkn8uh">
+      <w:hyperlink w:history="1" r:id="rIdmishgx3qn0artfbhnreip">
         <w:r>
           <w:rPr>
             <w:rStyle w:val="Hyperlink"/>
@@ -1157,7 +1157,7 @@
       <w:r>
         <w:t xml:space="preserve"> — créé — </w:t>
       </w:r>
-      <w:hyperlink w:history="1" r:id="rIdlvlwr7wfthavamdb05b7g">
+      <w:hyperlink w:history="1" r:id="rIdzs8kogjxiceksgm1a8muj">
         <w:r>
           <w:rPr>
             <w:rStyle w:val="Hyperlink"/>
@@ -1186,7 +1186,7 @@
       <w:r>
         <w:t xml:space="preserve"> — modifié — </w:t>
       </w:r>
-      <w:hyperlink w:history="1" r:id="rIdnz6t-qdmlz8df3h2fmohc">
+      <w:hyperlink w:history="1" r:id="rIdesaaksgm640o43irihzxb">
         <w:r>
           <w:rPr>
             <w:rStyle w:val="Hyperlink"/>
@@ -1215,7 +1215,7 @@
       <w:r>
         <w:t xml:space="preserve"> — modifié — </w:t>
       </w:r>
-      <w:hyperlink w:history="1" r:id="rIdxosumciunwrktkrvska5f">
+      <w:hyperlink w:history="1" r:id="rIdvqdxwvhxliktsgporip4f">
         <w:r>
           <w:rPr>
             <w:rStyle w:val="Hyperlink"/>
@@ -1244,7 +1244,7 @@
       <w:r>
         <w:t xml:space="preserve"> — modifié — </w:t>
       </w:r>
-      <w:hyperlink w:history="1" r:id="rIdqfavqa7x1e33bdsytgqgn">
+      <w:hyperlink w:history="1" r:id="rIduqufy1d4ko_vlhttvmblv">
         <w:r>
           <w:rPr>
             <w:rStyle w:val="Hyperlink"/>
@@ -1281,7 +1281,7 @@
       <w:r>
         <w:t xml:space="preserve"> — modifié — </w:t>
       </w:r>
-      <w:hyperlink w:history="1" r:id="rIdowil6xuj0zyscoidj-o2e">
+      <w:hyperlink w:history="1" r:id="rIdncghg9hi2ysnv7x30mhnt">
         <w:r>
           <w:rPr>
             <w:rStyle w:val="Hyperlink"/>
@@ -1318,7 +1318,7 @@
       <w:r>
         <w:t xml:space="preserve"> — modifié — </w:t>
       </w:r>
-      <w:hyperlink w:history="1" r:id="rIdwy53k9tb3e-68qctqft44">
+      <w:hyperlink w:history="1" r:id="rIdlujmnxxz2l14o5rqqrnpp">
         <w:r>
           <w:rPr>
             <w:rStyle w:val="Hyperlink"/>
@@ -1347,7 +1347,7 @@
       <w:r>
         <w:t xml:space="preserve"> — modifié — </w:t>
       </w:r>
-      <w:hyperlink w:history="1" r:id="rIdoticzuzmj-bhld7qlkfgu">
+      <w:hyperlink w:history="1" r:id="rIdizzf6vflimxqwl43lecve">
         <w:r>
           <w:rPr>
             <w:rStyle w:val="Hyperlink"/>
@@ -1376,7 +1376,7 @@
       <w:r>
         <w:t xml:space="preserve"> — modifié — </w:t>
       </w:r>
-      <w:hyperlink w:history="1" r:id="rId7y-dt95z4gechd870m_-m">
+      <w:hyperlink w:history="1" r:id="rIdsfl_b789dyl4btf_kqq57">
         <w:r>
           <w:rPr>
             <w:rStyle w:val="Hyperlink"/>
@@ -1405,7 +1405,7 @@
       <w:r>
         <w:t xml:space="preserve"> — modifié — </w:t>
       </w:r>
-      <w:hyperlink w:history="1" r:id="rIdmyv2hykyo1adnxm4l06ga">
+      <w:hyperlink w:history="1" r:id="rIdbqv2ozomuoqre0szdrf2c">
         <w:r>
           <w:rPr>
             <w:rStyle w:val="Hyperlink"/>
@@ -1434,7 +1434,7 @@
       <w:r>
         <w:t xml:space="preserve"> — modifié — </w:t>
       </w:r>
-      <w:hyperlink w:history="1" r:id="rIdjcuwqdcdzvy7wq7jpzwii">
+      <w:hyperlink w:history="1" r:id="rIdtpsvtfaporuqzdfmf0v5a">
         <w:r>
           <w:rPr>
             <w:rStyle w:val="Hyperlink"/>

--- a/docs/developpement/phases/word/PHASE_30_FIDELITE_A_LA_CAISSE_CODE_PROMO_ET_POINTS_DANS_LE_TICKET_SCELLE.docx
+++ b/docs/developpement/phases/word/PHASE_30_FIDELITE_A_LA_CAISSE_CODE_PROMO_ET_POINTS_DANS_LE_TICKET_SCELLE.docx
@@ -18,9 +18,9 @@
         <w:shd w:fill="F6F3FF" w:color="auto" w:val="clear"/>
       </w:pPr>
       <w:r>
-        <w:t xml:space="preserve">FlaiX Expert · dossier de développement · généré le 2026-10-23 depuis le dépôt </w:t>
-      </w:r>
-      <w:hyperlink w:history="1" r:id="rId7oiu7tz9qytltfs5vk9fy">
+        <w:t xml:space="preserve">FlaiX Expert · dossier de développement · généré le 2026-10-24 depuis le dépôt </w:t>
+      </w:r>
+      <w:hyperlink w:history="1" r:id="rId-peohbtshef6kbej-dypm">
         <w:r>
           <w:rPr>
             <w:rStyle w:val="Hyperlink"/>
@@ -680,7 +680,7 @@
           <w:numId w:val="2"/>
         </w:numPr>
       </w:pPr>
-      <w:hyperlink w:history="1" r:id="rIdr4me2rjbhdgyyhws1a5lb">
+      <w:hyperlink w:history="1" r:id="rIddxhg0sefe2ffthjmv6yvu">
         <w:r>
           <w:rPr>
             <w:rStyle w:val="Hyperlink"/>
@@ -700,7 +700,7 @@
           <w:numId w:val="2"/>
         </w:numPr>
       </w:pPr>
-      <w:hyperlink w:history="1" r:id="rId67d7qnark2856ytgvk4em">
+      <w:hyperlink w:history="1" r:id="rIdzu0hf00bhcvqyn1ashktx">
         <w:r>
           <w:rPr>
             <w:rStyle w:val="Hyperlink"/>
@@ -748,7 +748,7 @@
       <w:r>
         <w:t xml:space="preserve"> — créé — </w:t>
       </w:r>
-      <w:hyperlink w:history="1" r:id="rIdghsf2vzuezgzk8hkr7a_z">
+      <w:hyperlink w:history="1" r:id="rIdfrfmrx8bp6ij7mpvgsfes">
         <w:r>
           <w:rPr>
             <w:rStyle w:val="Hyperlink"/>
@@ -785,7 +785,7 @@
       <w:r>
         <w:t xml:space="preserve"> — créé — </w:t>
       </w:r>
-      <w:hyperlink w:history="1" r:id="rIdfqxe936frserpk4afgbt9">
+      <w:hyperlink w:history="1" r:id="rIdbgz1hmq718u3na1zvfavt">
         <w:r>
           <w:rPr>
             <w:rStyle w:val="Hyperlink"/>
@@ -814,7 +814,7 @@
       <w:r>
         <w:t xml:space="preserve"> — créé — </w:t>
       </w:r>
-      <w:hyperlink w:history="1" r:id="rIdmayemsbjo6h13wewnl_qq">
+      <w:hyperlink w:history="1" r:id="rIdt2ok2bxpwu5vzpfsljjnf">
         <w:r>
           <w:rPr>
             <w:rStyle w:val="Hyperlink"/>
@@ -851,7 +851,7 @@
       <w:r>
         <w:t xml:space="preserve"> — modifié — </w:t>
       </w:r>
-      <w:hyperlink w:history="1" r:id="rIdjz0aa2-k7aiw4gwjlsfwu">
+      <w:hyperlink w:history="1" r:id="rId0wb1sieyj29qkyzx7yceg">
         <w:r>
           <w:rPr>
             <w:rStyle w:val="Hyperlink"/>
@@ -880,7 +880,7 @@
       <w:r>
         <w:t xml:space="preserve"> — modifié — </w:t>
       </w:r>
-      <w:hyperlink w:history="1" r:id="rIdc5al9en_yyk6e33-todnr">
+      <w:hyperlink w:history="1" r:id="rIdvzsl7ye40hziwreywuveq">
         <w:r>
           <w:rPr>
             <w:rStyle w:val="Hyperlink"/>
@@ -909,7 +909,7 @@
       <w:r>
         <w:t xml:space="preserve"> — modifié — </w:t>
       </w:r>
-      <w:hyperlink w:history="1" r:id="rIdaxkqn3isxgeusbnrytlzk">
+      <w:hyperlink w:history="1" r:id="rIdilsoa6luakjdpicgygrwr">
         <w:r>
           <w:rPr>
             <w:rStyle w:val="Hyperlink"/>
@@ -938,7 +938,7 @@
       <w:r>
         <w:t xml:space="preserve"> — modifié — </w:t>
       </w:r>
-      <w:hyperlink w:history="1" r:id="rIdq7-0utus9lkcnyeqenhhj">
+      <w:hyperlink w:history="1" r:id="rId_fhnbtrycvwdw3zriorjl">
         <w:r>
           <w:rPr>
             <w:rStyle w:val="Hyperlink"/>
@@ -975,7 +975,7 @@
       <w:r>
         <w:t xml:space="preserve"> — modifié — </w:t>
       </w:r>
-      <w:hyperlink w:history="1" r:id="rIdpt9bzkrp8kosntftnwh6b">
+      <w:hyperlink w:history="1" r:id="rIdvsxqrpalr4wbl5fuixm-g">
         <w:r>
           <w:rPr>
             <w:rStyle w:val="Hyperlink"/>
@@ -1004,7 +1004,7 @@
       <w:r>
         <w:t xml:space="preserve"> — créé — </w:t>
       </w:r>
-      <w:hyperlink w:history="1" r:id="rId8vs_ucapdcguge6zevgnp">
+      <w:hyperlink w:history="1" r:id="rIdine6vk2amjq97gfv8uydm">
         <w:r>
           <w:rPr>
             <w:rStyle w:val="Hyperlink"/>
@@ -1033,7 +1033,7 @@
       <w:r>
         <w:t xml:space="preserve"> — modifié — </w:t>
       </w:r>
-      <w:hyperlink w:history="1" r:id="rIdcfvew7kbrogjzq6dwj8oj">
+      <w:hyperlink w:history="1" r:id="rId3f7r9mp9kpa86v07__wz9">
         <w:r>
           <w:rPr>
             <w:rStyle w:val="Hyperlink"/>
@@ -1062,7 +1062,7 @@
       <w:r>
         <w:t xml:space="preserve"> — modifié — </w:t>
       </w:r>
-      <w:hyperlink w:history="1" r:id="rIdvezsvcaslylivhhaunjm_">
+      <w:hyperlink w:history="1" r:id="rId2btd4hxdazg80eb4o_id-">
         <w:r>
           <w:rPr>
             <w:rStyle w:val="Hyperlink"/>
@@ -1091,7 +1091,7 @@
       <w:r>
         <w:t xml:space="preserve"> — modifié — </w:t>
       </w:r>
-      <w:hyperlink w:history="1" r:id="rIdt1b2uxtkd2pucwbxlnznp">
+      <w:hyperlink w:history="1" r:id="rIdvsqd7bpgfkqc2j-1cbuca">
         <w:r>
           <w:rPr>
             <w:rStyle w:val="Hyperlink"/>
@@ -1128,7 +1128,7 @@
       <w:r>
         <w:t xml:space="preserve"> — modifié — </w:t>
       </w:r>
-      <w:hyperlink w:history="1" r:id="rIdmishgx3qn0artfbhnreip">
+      <w:hyperlink w:history="1" r:id="rIdh16aqxvbq3xmxwhcgqmis">
         <w:r>
           <w:rPr>
             <w:rStyle w:val="Hyperlink"/>
@@ -1157,7 +1157,7 @@
       <w:r>
         <w:t xml:space="preserve"> — créé — </w:t>
       </w:r>
-      <w:hyperlink w:history="1" r:id="rIdzs8kogjxiceksgm1a8muj">
+      <w:hyperlink w:history="1" r:id="rIdiw76e1bqghwq_-xb0hwy7">
         <w:r>
           <w:rPr>
             <w:rStyle w:val="Hyperlink"/>
@@ -1186,7 +1186,7 @@
       <w:r>
         <w:t xml:space="preserve"> — modifié — </w:t>
       </w:r>
-      <w:hyperlink w:history="1" r:id="rIdesaaksgm640o43irihzxb">
+      <w:hyperlink w:history="1" r:id="rIdpwh4xbtigdd3qlhijfqeh">
         <w:r>
           <w:rPr>
             <w:rStyle w:val="Hyperlink"/>
@@ -1215,7 +1215,7 @@
       <w:r>
         <w:t xml:space="preserve"> — modifié — </w:t>
       </w:r>
-      <w:hyperlink w:history="1" r:id="rIdvqdxwvhxliktsgporip4f">
+      <w:hyperlink w:history="1" r:id="rIdbajse1wmx2uzd5hpcdblr">
         <w:r>
           <w:rPr>
             <w:rStyle w:val="Hyperlink"/>
@@ -1244,7 +1244,7 @@
       <w:r>
         <w:t xml:space="preserve"> — modifié — </w:t>
       </w:r>
-      <w:hyperlink w:history="1" r:id="rIduqufy1d4ko_vlhttvmblv">
+      <w:hyperlink w:history="1" r:id="rIddhonaud2jx1qymps6k9kz">
         <w:r>
           <w:rPr>
             <w:rStyle w:val="Hyperlink"/>
@@ -1281,7 +1281,7 @@
       <w:r>
         <w:t xml:space="preserve"> — modifié — </w:t>
       </w:r>
-      <w:hyperlink w:history="1" r:id="rIdncghg9hi2ysnv7x30mhnt">
+      <w:hyperlink w:history="1" r:id="rIdkpvbspnb7230bl4tpa0i0">
         <w:r>
           <w:rPr>
             <w:rStyle w:val="Hyperlink"/>
@@ -1318,7 +1318,7 @@
       <w:r>
         <w:t xml:space="preserve"> — modifié — </w:t>
       </w:r>
-      <w:hyperlink w:history="1" r:id="rIdlujmnxxz2l14o5rqqrnpp">
+      <w:hyperlink w:history="1" r:id="rIdc1qpcqubh9krnxmohn7qk">
         <w:r>
           <w:rPr>
             <w:rStyle w:val="Hyperlink"/>
@@ -1347,7 +1347,7 @@
       <w:r>
         <w:t xml:space="preserve"> — modifié — </w:t>
       </w:r>
-      <w:hyperlink w:history="1" r:id="rIdizzf6vflimxqwl43lecve">
+      <w:hyperlink w:history="1" r:id="rIdszeeq-ebtidmisoscg1vx">
         <w:r>
           <w:rPr>
             <w:rStyle w:val="Hyperlink"/>
@@ -1376,7 +1376,7 @@
       <w:r>
         <w:t xml:space="preserve"> — modifié — </w:t>
       </w:r>
-      <w:hyperlink w:history="1" r:id="rIdsfl_b789dyl4btf_kqq57">
+      <w:hyperlink w:history="1" r:id="rIdfvuf6vm7n1utxi0mmvtuq">
         <w:r>
           <w:rPr>
             <w:rStyle w:val="Hyperlink"/>
@@ -1405,7 +1405,7 @@
       <w:r>
         <w:t xml:space="preserve"> — modifié — </w:t>
       </w:r>
-      <w:hyperlink w:history="1" r:id="rIdbqv2ozomuoqre0szdrf2c">
+      <w:hyperlink w:history="1" r:id="rIdafucc7fxxecbt5iomu18w">
         <w:r>
           <w:rPr>
             <w:rStyle w:val="Hyperlink"/>
@@ -1434,7 +1434,7 @@
       <w:r>
         <w:t xml:space="preserve"> — modifié — </w:t>
       </w:r>
-      <w:hyperlink w:history="1" r:id="rIdtpsvtfaporuqzdfmf0v5a">
+      <w:hyperlink w:history="1" r:id="rIdh25odq6mn0hcmw9my80zb">
         <w:r>
           <w:rPr>
             <w:rStyle w:val="Hyperlink"/>

--- a/docs/developpement/phases/word/PHASE_30_FIDELITE_A_LA_CAISSE_CODE_PROMO_ET_POINTS_DANS_LE_TICKET_SCELLE.docx
+++ b/docs/developpement/phases/word/PHASE_30_FIDELITE_A_LA_CAISSE_CODE_PROMO_ET_POINTS_DANS_LE_TICKET_SCELLE.docx
@@ -18,9 +18,9 @@
         <w:shd w:fill="F6F3FF" w:color="auto" w:val="clear"/>
       </w:pPr>
       <w:r>
-        <w:t xml:space="preserve">FlaiX Expert · dossier de développement · généré le 2026-10-24 depuis le dépôt </w:t>
-      </w:r>
-      <w:hyperlink w:history="1" r:id="rId-peohbtshef6kbej-dypm">
+        <w:t xml:space="preserve">FlaiX Expert · dossier de développement · généré le 2026-10-25 depuis le dépôt </w:t>
+      </w:r>
+      <w:hyperlink w:history="1" r:id="rIdpcggq-sxv-zhx8o2n_uzw">
         <w:r>
           <w:rPr>
             <w:rStyle w:val="Hyperlink"/>
@@ -680,7 +680,7 @@
           <w:numId w:val="2"/>
         </w:numPr>
       </w:pPr>
-      <w:hyperlink w:history="1" r:id="rIddxhg0sefe2ffthjmv6yvu">
+      <w:hyperlink w:history="1" r:id="rIdnkrkc1qbop6913bnfvyaq">
         <w:r>
           <w:rPr>
             <w:rStyle w:val="Hyperlink"/>
@@ -700,7 +700,7 @@
           <w:numId w:val="2"/>
         </w:numPr>
       </w:pPr>
-      <w:hyperlink w:history="1" r:id="rIdzu0hf00bhcvqyn1ashktx">
+      <w:hyperlink w:history="1" r:id="rId7dd7vxocvzsa6d5ovjdcc">
         <w:r>
           <w:rPr>
             <w:rStyle w:val="Hyperlink"/>
@@ -748,7 +748,7 @@
       <w:r>
         <w:t xml:space="preserve"> — créé — </w:t>
       </w:r>
-      <w:hyperlink w:history="1" r:id="rIdfrfmrx8bp6ij7mpvgsfes">
+      <w:hyperlink w:history="1" r:id="rIdpzosfkt191n1isvf1bw0g">
         <w:r>
           <w:rPr>
             <w:rStyle w:val="Hyperlink"/>
@@ -785,7 +785,7 @@
       <w:r>
         <w:t xml:space="preserve"> — créé — </w:t>
       </w:r>
-      <w:hyperlink w:history="1" r:id="rIdbgz1hmq718u3na1zvfavt">
+      <w:hyperlink w:history="1" r:id="rIdxob3a4jvbe3cp-7ecjhid">
         <w:r>
           <w:rPr>
             <w:rStyle w:val="Hyperlink"/>
@@ -814,7 +814,7 @@
       <w:r>
         <w:t xml:space="preserve"> — créé — </w:t>
       </w:r>
-      <w:hyperlink w:history="1" r:id="rIdt2ok2bxpwu5vzpfsljjnf">
+      <w:hyperlink w:history="1" r:id="rIduxp3-bpxhrbidqrtpqomr">
         <w:r>
           <w:rPr>
             <w:rStyle w:val="Hyperlink"/>
@@ -851,7 +851,7 @@
       <w:r>
         <w:t xml:space="preserve"> — modifié — </w:t>
       </w:r>
-      <w:hyperlink w:history="1" r:id="rId0wb1sieyj29qkyzx7yceg">
+      <w:hyperlink w:history="1" r:id="rIdojos8m0ju6jbs1cembb5p">
         <w:r>
           <w:rPr>
             <w:rStyle w:val="Hyperlink"/>
@@ -880,7 +880,7 @@
       <w:r>
         <w:t xml:space="preserve"> — modifié — </w:t>
       </w:r>
-      <w:hyperlink w:history="1" r:id="rIdvzsl7ye40hziwreywuveq">
+      <w:hyperlink w:history="1" r:id="rId5568jhtjpzntu6e2ap76e">
         <w:r>
           <w:rPr>
             <w:rStyle w:val="Hyperlink"/>
@@ -909,7 +909,7 @@
       <w:r>
         <w:t xml:space="preserve"> — modifié — </w:t>
       </w:r>
-      <w:hyperlink w:history="1" r:id="rIdilsoa6luakjdpicgygrwr">
+      <w:hyperlink w:history="1" r:id="rIdpyjzclpcl2is6mso3ner1">
         <w:r>
           <w:rPr>
             <w:rStyle w:val="Hyperlink"/>
@@ -938,7 +938,7 @@
       <w:r>
         <w:t xml:space="preserve"> — modifié — </w:t>
       </w:r>
-      <w:hyperlink w:history="1" r:id="rId_fhnbtrycvwdw3zriorjl">
+      <w:hyperlink w:history="1" r:id="rIdqwutm4w-kpodpmruu4bae">
         <w:r>
           <w:rPr>
             <w:rStyle w:val="Hyperlink"/>
@@ -975,7 +975,7 @@
       <w:r>
         <w:t xml:space="preserve"> — modifié — </w:t>
       </w:r>
-      <w:hyperlink w:history="1" r:id="rIdvsxqrpalr4wbl5fuixm-g">
+      <w:hyperlink w:history="1" r:id="rIdwc6lutjsf3xbk83giribd">
         <w:r>
           <w:rPr>
             <w:rStyle w:val="Hyperlink"/>
@@ -1004,7 +1004,7 @@
       <w:r>
         <w:t xml:space="preserve"> — créé — </w:t>
       </w:r>
-      <w:hyperlink w:history="1" r:id="rIdine6vk2amjq97gfv8uydm">
+      <w:hyperlink w:history="1" r:id="rIdcqnjx3vhp1xco9sd9lmoj">
         <w:r>
           <w:rPr>
             <w:rStyle w:val="Hyperlink"/>
@@ -1033,7 +1033,7 @@
       <w:r>
         <w:t xml:space="preserve"> — modifié — </w:t>
       </w:r>
-      <w:hyperlink w:history="1" r:id="rId3f7r9mp9kpa86v07__wz9">
+      <w:hyperlink w:history="1" r:id="rIdbvh2jjndpuyuf-8ogmd3r">
         <w:r>
           <w:rPr>
             <w:rStyle w:val="Hyperlink"/>
@@ -1062,7 +1062,7 @@
       <w:r>
         <w:t xml:space="preserve"> — modifié — </w:t>
       </w:r>
-      <w:hyperlink w:history="1" r:id="rId2btd4hxdazg80eb4o_id-">
+      <w:hyperlink w:history="1" r:id="rIdhu7jt9upt2xezxzchqgvg">
         <w:r>
           <w:rPr>
             <w:rStyle w:val="Hyperlink"/>
@@ -1091,7 +1091,7 @@
       <w:r>
         <w:t xml:space="preserve"> — modifié — </w:t>
       </w:r>
-      <w:hyperlink w:history="1" r:id="rIdvsqd7bpgfkqc2j-1cbuca">
+      <w:hyperlink w:history="1" r:id="rIda4ruygbqhr7undrhkqzs7">
         <w:r>
           <w:rPr>
             <w:rStyle w:val="Hyperlink"/>
@@ -1128,7 +1128,7 @@
       <w:r>
         <w:t xml:space="preserve"> — modifié — </w:t>
       </w:r>
-      <w:hyperlink w:history="1" r:id="rIdh16aqxvbq3xmxwhcgqmis">
+      <w:hyperlink w:history="1" r:id="rIdcozk4gj2ydlk5qnrrm2hw">
         <w:r>
           <w:rPr>
             <w:rStyle w:val="Hyperlink"/>
@@ -1157,7 +1157,7 @@
       <w:r>
         <w:t xml:space="preserve"> — créé — </w:t>
       </w:r>
-      <w:hyperlink w:history="1" r:id="rIdiw76e1bqghwq_-xb0hwy7">
+      <w:hyperlink w:history="1" r:id="rIdkmgozptqj97gppvsqfagw">
         <w:r>
           <w:rPr>
             <w:rStyle w:val="Hyperlink"/>
@@ -1186,7 +1186,7 @@
       <w:r>
         <w:t xml:space="preserve"> — modifié — </w:t>
       </w:r>
-      <w:hyperlink w:history="1" r:id="rIdpwh4xbtigdd3qlhijfqeh">
+      <w:hyperlink w:history="1" r:id="rIdvqwxuiut-4rfedyzvplwb">
         <w:r>
           <w:rPr>
             <w:rStyle w:val="Hyperlink"/>
@@ -1215,7 +1215,7 @@
       <w:r>
         <w:t xml:space="preserve"> — modifié — </w:t>
       </w:r>
-      <w:hyperlink w:history="1" r:id="rIdbajse1wmx2uzd5hpcdblr">
+      <w:hyperlink w:history="1" r:id="rIdr1f08dupyztiuvfmp3g3f">
         <w:r>
           <w:rPr>
             <w:rStyle w:val="Hyperlink"/>
@@ -1244,7 +1244,7 @@
       <w:r>
         <w:t xml:space="preserve"> — modifié — </w:t>
       </w:r>
-      <w:hyperlink w:history="1" r:id="rIddhonaud2jx1qymps6k9kz">
+      <w:hyperlink w:history="1" r:id="rIdl5m-tdt-wmchlcma7kgu-">
         <w:r>
           <w:rPr>
             <w:rStyle w:val="Hyperlink"/>
@@ -1281,7 +1281,7 @@
       <w:r>
         <w:t xml:space="preserve"> — modifié — </w:t>
       </w:r>
-      <w:hyperlink w:history="1" r:id="rIdkpvbspnb7230bl4tpa0i0">
+      <w:hyperlink w:history="1" r:id="rIdf1gfkx8vbvmv4nhqwiccr">
         <w:r>
           <w:rPr>
             <w:rStyle w:val="Hyperlink"/>
@@ -1318,7 +1318,7 @@
       <w:r>
         <w:t xml:space="preserve"> — modifié — </w:t>
       </w:r>
-      <w:hyperlink w:history="1" r:id="rIdc1qpcqubh9krnxmohn7qk">
+      <w:hyperlink w:history="1" r:id="rIdapzkaj0jh-rwl1quzrbhu">
         <w:r>
           <w:rPr>
             <w:rStyle w:val="Hyperlink"/>
@@ -1347,7 +1347,7 @@
       <w:r>
         <w:t xml:space="preserve"> — modifié — </w:t>
       </w:r>
-      <w:hyperlink w:history="1" r:id="rIdszeeq-ebtidmisoscg1vx">
+      <w:hyperlink w:history="1" r:id="rIdbeaei74t1astfwyiaabfx">
         <w:r>
           <w:rPr>
             <w:rStyle w:val="Hyperlink"/>
@@ -1376,7 +1376,7 @@
       <w:r>
         <w:t xml:space="preserve"> — modifié — </w:t>
       </w:r>
-      <w:hyperlink w:history="1" r:id="rIdfvuf6vm7n1utxi0mmvtuq">
+      <w:hyperlink w:history="1" r:id="rIdy9rpcmj8srn_moq_auxip">
         <w:r>
           <w:rPr>
             <w:rStyle w:val="Hyperlink"/>
@@ -1405,7 +1405,7 @@
       <w:r>
         <w:t xml:space="preserve"> — modifié — </w:t>
       </w:r>
-      <w:hyperlink w:history="1" r:id="rIdafucc7fxxecbt5iomu18w">
+      <w:hyperlink w:history="1" r:id="rIdh0ze-ig5uc_jym4scq2jn">
         <w:r>
           <w:rPr>
             <w:rStyle w:val="Hyperlink"/>
@@ -1434,7 +1434,7 @@
       <w:r>
         <w:t xml:space="preserve"> — modifié — </w:t>
       </w:r>
-      <w:hyperlink w:history="1" r:id="rIdh25odq6mn0hcmw9my80zb">
+      <w:hyperlink w:history="1" r:id="rId1ofj66857yxkz64rf9lse">
         <w:r>
           <w:rPr>
             <w:rStyle w:val="Hyperlink"/>

--- a/docs/developpement/phases/word/PHASE_30_FIDELITE_A_LA_CAISSE_CODE_PROMO_ET_POINTS_DANS_LE_TICKET_SCELLE.docx
+++ b/docs/developpement/phases/word/PHASE_30_FIDELITE_A_LA_CAISSE_CODE_PROMO_ET_POINTS_DANS_LE_TICKET_SCELLE.docx
@@ -20,7 +20,7 @@
       <w:r>
         <w:t xml:space="preserve">FlaiX Expert · dossier de développement · généré le 2026-10-25 depuis le dépôt </w:t>
       </w:r>
-      <w:hyperlink w:history="1" r:id="rIdpcggq-sxv-zhx8o2n_uzw">
+      <w:hyperlink w:history="1" r:id="rIdbqk0qaemie5n-gskdgfan">
         <w:r>
           <w:rPr>
             <w:rStyle w:val="Hyperlink"/>
@@ -680,7 +680,7 @@
           <w:numId w:val="2"/>
         </w:numPr>
       </w:pPr>
-      <w:hyperlink w:history="1" r:id="rIdnkrkc1qbop6913bnfvyaq">
+      <w:hyperlink w:history="1" r:id="rIdlc5pbvctzqxbqotdfxctj">
         <w:r>
           <w:rPr>
             <w:rStyle w:val="Hyperlink"/>
@@ -700,7 +700,7 @@
           <w:numId w:val="2"/>
         </w:numPr>
       </w:pPr>
-      <w:hyperlink w:history="1" r:id="rId7dd7vxocvzsa6d5ovjdcc">
+      <w:hyperlink w:history="1" r:id="rId0q_jtl05tv6arqxk5txms">
         <w:r>
           <w:rPr>
             <w:rStyle w:val="Hyperlink"/>
@@ -748,7 +748,7 @@
       <w:r>
         <w:t xml:space="preserve"> — créé — </w:t>
       </w:r>
-      <w:hyperlink w:history="1" r:id="rIdpzosfkt191n1isvf1bw0g">
+      <w:hyperlink w:history="1" r:id="rId2jg9c-agvvgolbtn_j_kl">
         <w:r>
           <w:rPr>
             <w:rStyle w:val="Hyperlink"/>
@@ -785,7 +785,7 @@
       <w:r>
         <w:t xml:space="preserve"> — créé — </w:t>
       </w:r>
-      <w:hyperlink w:history="1" r:id="rIdxob3a4jvbe3cp-7ecjhid">
+      <w:hyperlink w:history="1" r:id="rId-pknaefoayyqeo4wyxseg">
         <w:r>
           <w:rPr>
             <w:rStyle w:val="Hyperlink"/>
@@ -814,7 +814,7 @@
       <w:r>
         <w:t xml:space="preserve"> — créé — </w:t>
       </w:r>
-      <w:hyperlink w:history="1" r:id="rIduxp3-bpxhrbidqrtpqomr">
+      <w:hyperlink w:history="1" r:id="rIdhopwxisqbubnspczsuno0">
         <w:r>
           <w:rPr>
             <w:rStyle w:val="Hyperlink"/>
@@ -851,7 +851,7 @@
       <w:r>
         <w:t xml:space="preserve"> — modifié — </w:t>
       </w:r>
-      <w:hyperlink w:history="1" r:id="rIdojos8m0ju6jbs1cembb5p">
+      <w:hyperlink w:history="1" r:id="rId-sis7192cdi90phkkhyos">
         <w:r>
           <w:rPr>
             <w:rStyle w:val="Hyperlink"/>
@@ -880,7 +880,7 @@
       <w:r>
         <w:t xml:space="preserve"> — modifié — </w:t>
       </w:r>
-      <w:hyperlink w:history="1" r:id="rId5568jhtjpzntu6e2ap76e">
+      <w:hyperlink w:history="1" r:id="rIdh-mjn8ljsrb8blxays2yn">
         <w:r>
           <w:rPr>
             <w:rStyle w:val="Hyperlink"/>
@@ -909,7 +909,7 @@
       <w:r>
         <w:t xml:space="preserve"> — modifié — </w:t>
       </w:r>
-      <w:hyperlink w:history="1" r:id="rIdpyjzclpcl2is6mso3ner1">
+      <w:hyperlink w:history="1" r:id="rIdadq9i92230z5go5wiegj6">
         <w:r>
           <w:rPr>
             <w:rStyle w:val="Hyperlink"/>
@@ -938,7 +938,7 @@
       <w:r>
         <w:t xml:space="preserve"> — modifié — </w:t>
       </w:r>
-      <w:hyperlink w:history="1" r:id="rIdqwutm4w-kpodpmruu4bae">
+      <w:hyperlink w:history="1" r:id="rId59olhwo23-a8m8u49iprj">
         <w:r>
           <w:rPr>
             <w:rStyle w:val="Hyperlink"/>
@@ -975,7 +975,7 @@
       <w:r>
         <w:t xml:space="preserve"> — modifié — </w:t>
       </w:r>
-      <w:hyperlink w:history="1" r:id="rIdwc6lutjsf3xbk83giribd">
+      <w:hyperlink w:history="1" r:id="rIdxgefmcihflziuwqfou9yv">
         <w:r>
           <w:rPr>
             <w:rStyle w:val="Hyperlink"/>
@@ -1004,7 +1004,7 @@
       <w:r>
         <w:t xml:space="preserve"> — créé — </w:t>
       </w:r>
-      <w:hyperlink w:history="1" r:id="rIdcqnjx3vhp1xco9sd9lmoj">
+      <w:hyperlink w:history="1" r:id="rIdbacpkt1mwwejqio75qlvj">
         <w:r>
           <w:rPr>
             <w:rStyle w:val="Hyperlink"/>
@@ -1033,7 +1033,7 @@
       <w:r>
         <w:t xml:space="preserve"> — modifié — </w:t>
       </w:r>
-      <w:hyperlink w:history="1" r:id="rIdbvh2jjndpuyuf-8ogmd3r">
+      <w:hyperlink w:history="1" r:id="rIdyxmym1iapunmwdurmsabd">
         <w:r>
           <w:rPr>
             <w:rStyle w:val="Hyperlink"/>
@@ -1062,7 +1062,7 @@
       <w:r>
         <w:t xml:space="preserve"> — modifié — </w:t>
       </w:r>
-      <w:hyperlink w:history="1" r:id="rIdhu7jt9upt2xezxzchqgvg">
+      <w:hyperlink w:history="1" r:id="rIdcps2l5d94no95achg1ciu">
         <w:r>
           <w:rPr>
             <w:rStyle w:val="Hyperlink"/>
@@ -1091,7 +1091,7 @@
       <w:r>
         <w:t xml:space="preserve"> — modifié — </w:t>
       </w:r>
-      <w:hyperlink w:history="1" r:id="rIda4ruygbqhr7undrhkqzs7">
+      <w:hyperlink w:history="1" r:id="rIdxkgqafiwkgre37ykbfzzg">
         <w:r>
           <w:rPr>
             <w:rStyle w:val="Hyperlink"/>
@@ -1128,7 +1128,7 @@
       <w:r>
         <w:t xml:space="preserve"> — modifié — </w:t>
       </w:r>
-      <w:hyperlink w:history="1" r:id="rIdcozk4gj2ydlk5qnrrm2hw">
+      <w:hyperlink w:history="1" r:id="rIdc0jdxh__2hcijbacnlqwq">
         <w:r>
           <w:rPr>
             <w:rStyle w:val="Hyperlink"/>
@@ -1157,7 +1157,7 @@
       <w:r>
         <w:t xml:space="preserve"> — créé — </w:t>
       </w:r>
-      <w:hyperlink w:history="1" r:id="rIdkmgozptqj97gppvsqfagw">
+      <w:hyperlink w:history="1" r:id="rIdg0jqbvf56lextmz2hqkok">
         <w:r>
           <w:rPr>
             <w:rStyle w:val="Hyperlink"/>
@@ -1186,7 +1186,7 @@
       <w:r>
         <w:t xml:space="preserve"> — modifié — </w:t>
       </w:r>
-      <w:hyperlink w:history="1" r:id="rIdvqwxuiut-4rfedyzvplwb">
+      <w:hyperlink w:history="1" r:id="rIdxpjt-jmewsz4xvpma5v3y">
         <w:r>
           <w:rPr>
             <w:rStyle w:val="Hyperlink"/>
@@ -1215,7 +1215,7 @@
       <w:r>
         <w:t xml:space="preserve"> — modifié — </w:t>
       </w:r>
-      <w:hyperlink w:history="1" r:id="rIdr1f08dupyztiuvfmp3g3f">
+      <w:hyperlink w:history="1" r:id="rIdy4nkifr9lsvcmgmyfhinw">
         <w:r>
           <w:rPr>
             <w:rStyle w:val="Hyperlink"/>
@@ -1244,7 +1244,7 @@
       <w:r>
         <w:t xml:space="preserve"> — modifié — </w:t>
       </w:r>
-      <w:hyperlink w:history="1" r:id="rIdl5m-tdt-wmchlcma7kgu-">
+      <w:hyperlink w:history="1" r:id="rIdfyv8wdr-real7wrk6iieu">
         <w:r>
           <w:rPr>
             <w:rStyle w:val="Hyperlink"/>
@@ -1281,7 +1281,7 @@
       <w:r>
         <w:t xml:space="preserve"> — modifié — </w:t>
       </w:r>
-      <w:hyperlink w:history="1" r:id="rIdf1gfkx8vbvmv4nhqwiccr">
+      <w:hyperlink w:history="1" r:id="rIdvybn1ny-b-_lrbti1iuep">
         <w:r>
           <w:rPr>
             <w:rStyle w:val="Hyperlink"/>
@@ -1318,7 +1318,7 @@
       <w:r>
         <w:t xml:space="preserve"> — modifié — </w:t>
       </w:r>
-      <w:hyperlink w:history="1" r:id="rIdapzkaj0jh-rwl1quzrbhu">
+      <w:hyperlink w:history="1" r:id="rIdzxpeor4q_tdgt9rkhubeg">
         <w:r>
           <w:rPr>
             <w:rStyle w:val="Hyperlink"/>
@@ -1347,7 +1347,7 @@
       <w:r>
         <w:t xml:space="preserve"> — modifié — </w:t>
       </w:r>
-      <w:hyperlink w:history="1" r:id="rIdbeaei74t1astfwyiaabfx">
+      <w:hyperlink w:history="1" r:id="rIdcwmqunuaohnq5u66sednp">
         <w:r>
           <w:rPr>
             <w:rStyle w:val="Hyperlink"/>
@@ -1376,7 +1376,7 @@
       <w:r>
         <w:t xml:space="preserve"> — modifié — </w:t>
       </w:r>
-      <w:hyperlink w:history="1" r:id="rIdy9rpcmj8srn_moq_auxip">
+      <w:hyperlink w:history="1" r:id="rIdivcw-ttc_alrt2n4mtdj4">
         <w:r>
           <w:rPr>
             <w:rStyle w:val="Hyperlink"/>
@@ -1405,7 +1405,7 @@
       <w:r>
         <w:t xml:space="preserve"> — modifié — </w:t>
       </w:r>
-      <w:hyperlink w:history="1" r:id="rIdh0ze-ig5uc_jym4scq2jn">
+      <w:hyperlink w:history="1" r:id="rIdqs2nfr-ew68emjplxuzuz">
         <w:r>
           <w:rPr>
             <w:rStyle w:val="Hyperlink"/>
@@ -1434,7 +1434,7 @@
       <w:r>
         <w:t xml:space="preserve"> — modifié — </w:t>
       </w:r>
-      <w:hyperlink w:history="1" r:id="rId1ofj66857yxkz64rf9lse">
+      <w:hyperlink w:history="1" r:id="rIdgjpxgirurqx2kidrjo1pt">
         <w:r>
           <w:rPr>
             <w:rStyle w:val="Hyperlink"/>

--- a/docs/developpement/phases/word/PHASE_30_FIDELITE_A_LA_CAISSE_CODE_PROMO_ET_POINTS_DANS_LE_TICKET_SCELLE.docx
+++ b/docs/developpement/phases/word/PHASE_30_FIDELITE_A_LA_CAISSE_CODE_PROMO_ET_POINTS_DANS_LE_TICKET_SCELLE.docx
@@ -20,7 +20,7 @@
       <w:r>
         <w:t xml:space="preserve">FlaiX Expert · dossier de développement · généré le 2026-10-25 depuis le dépôt </w:t>
       </w:r>
-      <w:hyperlink w:history="1" r:id="rIdbqk0qaemie5n-gskdgfan">
+      <w:hyperlink w:history="1" r:id="rIdwopjxdqavuffc-paqtxj3">
         <w:r>
           <w:rPr>
             <w:rStyle w:val="Hyperlink"/>
@@ -680,7 +680,7 @@
           <w:numId w:val="2"/>
         </w:numPr>
       </w:pPr>
-      <w:hyperlink w:history="1" r:id="rIdlc5pbvctzqxbqotdfxctj">
+      <w:hyperlink w:history="1" r:id="rId1syed8l5epxuwauwcd50j">
         <w:r>
           <w:rPr>
             <w:rStyle w:val="Hyperlink"/>
@@ -700,7 +700,7 @@
           <w:numId w:val="2"/>
         </w:numPr>
       </w:pPr>
-      <w:hyperlink w:history="1" r:id="rId0q_jtl05tv6arqxk5txms">
+      <w:hyperlink w:history="1" r:id="rIdfkt1lwx_tbjiwavxqi5t_">
         <w:r>
           <w:rPr>
             <w:rStyle w:val="Hyperlink"/>
@@ -748,7 +748,7 @@
       <w:r>
         <w:t xml:space="preserve"> — créé — </w:t>
       </w:r>
-      <w:hyperlink w:history="1" r:id="rId2jg9c-agvvgolbtn_j_kl">
+      <w:hyperlink w:history="1" r:id="rId7cw0usdlm8-78e7ywfkjl">
         <w:r>
           <w:rPr>
             <w:rStyle w:val="Hyperlink"/>
@@ -785,7 +785,7 @@
       <w:r>
         <w:t xml:space="preserve"> — créé — </w:t>
       </w:r>
-      <w:hyperlink w:history="1" r:id="rId-pknaefoayyqeo4wyxseg">
+      <w:hyperlink w:history="1" r:id="rIdygdqxqdhsv19jtwctxft8">
         <w:r>
           <w:rPr>
             <w:rStyle w:val="Hyperlink"/>
@@ -814,7 +814,7 @@
       <w:r>
         <w:t xml:space="preserve"> — créé — </w:t>
       </w:r>
-      <w:hyperlink w:history="1" r:id="rIdhopwxisqbubnspczsuno0">
+      <w:hyperlink w:history="1" r:id="rIdgmnu_k2xrobowqwgggtic">
         <w:r>
           <w:rPr>
             <w:rStyle w:val="Hyperlink"/>
@@ -851,7 +851,7 @@
       <w:r>
         <w:t xml:space="preserve"> — modifié — </w:t>
       </w:r>
-      <w:hyperlink w:history="1" r:id="rId-sis7192cdi90phkkhyos">
+      <w:hyperlink w:history="1" r:id="rIdow5nwrpe28bdbbs4a97nf">
         <w:r>
           <w:rPr>
             <w:rStyle w:val="Hyperlink"/>
@@ -880,7 +880,7 @@
       <w:r>
         <w:t xml:space="preserve"> — modifié — </w:t>
       </w:r>
-      <w:hyperlink w:history="1" r:id="rIdh-mjn8ljsrb8blxays2yn">
+      <w:hyperlink w:history="1" r:id="rIda8pyqyttvtsjnvdmf01kx">
         <w:r>
           <w:rPr>
             <w:rStyle w:val="Hyperlink"/>
@@ -909,7 +909,7 @@
       <w:r>
         <w:t xml:space="preserve"> — modifié — </w:t>
       </w:r>
-      <w:hyperlink w:history="1" r:id="rIdadq9i92230z5go5wiegj6">
+      <w:hyperlink w:history="1" r:id="rIdu2axy5y00o81ndqkpgicj">
         <w:r>
           <w:rPr>
             <w:rStyle w:val="Hyperlink"/>
@@ -938,7 +938,7 @@
       <w:r>
         <w:t xml:space="preserve"> — modifié — </w:t>
       </w:r>
-      <w:hyperlink w:history="1" r:id="rId59olhwo23-a8m8u49iprj">
+      <w:hyperlink w:history="1" r:id="rId4d2zxvf6ul993i1gdrniu">
         <w:r>
           <w:rPr>
             <w:rStyle w:val="Hyperlink"/>
@@ -975,7 +975,7 @@
       <w:r>
         <w:t xml:space="preserve"> — modifié — </w:t>
       </w:r>
-      <w:hyperlink w:history="1" r:id="rIdxgefmcihflziuwqfou9yv">
+      <w:hyperlink w:history="1" r:id="rIdua6uqoywm8l4gfrcjodnb">
         <w:r>
           <w:rPr>
             <w:rStyle w:val="Hyperlink"/>
@@ -1004,7 +1004,7 @@
       <w:r>
         <w:t xml:space="preserve"> — créé — </w:t>
       </w:r>
-      <w:hyperlink w:history="1" r:id="rIdbacpkt1mwwejqio75qlvj">
+      <w:hyperlink w:history="1" r:id="rId8qsbrdpzxrqhgshkdgo1p">
         <w:r>
           <w:rPr>
             <w:rStyle w:val="Hyperlink"/>
@@ -1033,7 +1033,7 @@
       <w:r>
         <w:t xml:space="preserve"> — modifié — </w:t>
       </w:r>
-      <w:hyperlink w:history="1" r:id="rIdyxmym1iapunmwdurmsabd">
+      <w:hyperlink w:history="1" r:id="rIdqyw9_px5ztjxz0z_bza1q">
         <w:r>
           <w:rPr>
             <w:rStyle w:val="Hyperlink"/>
@@ -1062,7 +1062,7 @@
       <w:r>
         <w:t xml:space="preserve"> — modifié — </w:t>
       </w:r>
-      <w:hyperlink w:history="1" r:id="rIdcps2l5d94no95achg1ciu">
+      <w:hyperlink w:history="1" r:id="rIdoezfxypsefzk-vnga7re7">
         <w:r>
           <w:rPr>
             <w:rStyle w:val="Hyperlink"/>
@@ -1091,7 +1091,7 @@
       <w:r>
         <w:t xml:space="preserve"> — modifié — </w:t>
       </w:r>
-      <w:hyperlink w:history="1" r:id="rIdxkgqafiwkgre37ykbfzzg">
+      <w:hyperlink w:history="1" r:id="rIdx6zwxl_le6omievn4vyxs">
         <w:r>
           <w:rPr>
             <w:rStyle w:val="Hyperlink"/>
@@ -1128,7 +1128,7 @@
       <w:r>
         <w:t xml:space="preserve"> — modifié — </w:t>
       </w:r>
-      <w:hyperlink w:history="1" r:id="rIdc0jdxh__2hcijbacnlqwq">
+      <w:hyperlink w:history="1" r:id="rIdlosioqxcsnwcmc80cczv5">
         <w:r>
           <w:rPr>
             <w:rStyle w:val="Hyperlink"/>
@@ -1157,7 +1157,7 @@
       <w:r>
         <w:t xml:space="preserve"> — créé — </w:t>
       </w:r>
-      <w:hyperlink w:history="1" r:id="rIdg0jqbvf56lextmz2hqkok">
+      <w:hyperlink w:history="1" r:id="rIdr5cn9hdnysfwrt0w48rkt">
         <w:r>
           <w:rPr>
             <w:rStyle w:val="Hyperlink"/>
@@ -1186,7 +1186,7 @@
       <w:r>
         <w:t xml:space="preserve"> — modifié — </w:t>
       </w:r>
-      <w:hyperlink w:history="1" r:id="rIdxpjt-jmewsz4xvpma5v3y">
+      <w:hyperlink w:history="1" r:id="rIdcqx8t-v66x9r3rtdcsl4t">
         <w:r>
           <w:rPr>
             <w:rStyle w:val="Hyperlink"/>
@@ -1215,7 +1215,7 @@
       <w:r>
         <w:t xml:space="preserve"> — modifié — </w:t>
       </w:r>
-      <w:hyperlink w:history="1" r:id="rIdy4nkifr9lsvcmgmyfhinw">
+      <w:hyperlink w:history="1" r:id="rIdr6fqgqdb4hriifcwio1a9">
         <w:r>
           <w:rPr>
             <w:rStyle w:val="Hyperlink"/>
@@ -1244,7 +1244,7 @@
       <w:r>
         <w:t xml:space="preserve"> — modifié — </w:t>
       </w:r>
-      <w:hyperlink w:history="1" r:id="rIdfyv8wdr-real7wrk6iieu">
+      <w:hyperlink w:history="1" r:id="rIddhmirm8eedj8t7invng7s">
         <w:r>
           <w:rPr>
             <w:rStyle w:val="Hyperlink"/>
@@ -1281,7 +1281,7 @@
       <w:r>
         <w:t xml:space="preserve"> — modifié — </w:t>
       </w:r>
-      <w:hyperlink w:history="1" r:id="rIdvybn1ny-b-_lrbti1iuep">
+      <w:hyperlink w:history="1" r:id="rIdzg9mkpj6wtty-cmm-akpm">
         <w:r>
           <w:rPr>
             <w:rStyle w:val="Hyperlink"/>
@@ -1318,7 +1318,7 @@
       <w:r>
         <w:t xml:space="preserve"> — modifié — </w:t>
       </w:r>
-      <w:hyperlink w:history="1" r:id="rIdzxpeor4q_tdgt9rkhubeg">
+      <w:hyperlink w:history="1" r:id="rIdqeuus0ndyvyrf7n7wojrz">
         <w:r>
           <w:rPr>
             <w:rStyle w:val="Hyperlink"/>
@@ -1347,7 +1347,7 @@
       <w:r>
         <w:t xml:space="preserve"> — modifié — </w:t>
       </w:r>
-      <w:hyperlink w:history="1" r:id="rIdcwmqunuaohnq5u66sednp">
+      <w:hyperlink w:history="1" r:id="rIdihbrfyrzurcsduaa7p1y0">
         <w:r>
           <w:rPr>
             <w:rStyle w:val="Hyperlink"/>
@@ -1376,7 +1376,7 @@
       <w:r>
         <w:t xml:space="preserve"> — modifié — </w:t>
       </w:r>
-      <w:hyperlink w:history="1" r:id="rIdivcw-ttc_alrt2n4mtdj4">
+      <w:hyperlink w:history="1" r:id="rIdrf9jgvn7zanbz1igw_s0t">
         <w:r>
           <w:rPr>
             <w:rStyle w:val="Hyperlink"/>
@@ -1405,7 +1405,7 @@
       <w:r>
         <w:t xml:space="preserve"> — modifié — </w:t>
       </w:r>
-      <w:hyperlink w:history="1" r:id="rIdqs2nfr-ew68emjplxuzuz">
+      <w:hyperlink w:history="1" r:id="rIdhzlexopa1nxym8u97w8wv">
         <w:r>
           <w:rPr>
             <w:rStyle w:val="Hyperlink"/>
@@ -1434,7 +1434,7 @@
       <w:r>
         <w:t xml:space="preserve"> — modifié — </w:t>
       </w:r>
-      <w:hyperlink w:history="1" r:id="rIdgjpxgirurqx2kidrjo1pt">
+      <w:hyperlink w:history="1" r:id="rIdccfp707jsz-ylbu9d-_vd">
         <w:r>
           <w:rPr>
             <w:rStyle w:val="Hyperlink"/>
